--- a/public/legal/terms-of-service.docx
+++ b/public/legal/terms-of-service.docx
@@ -2,7 +2,33 @@
 <file path=word/document.xml><?xml version="1.0" encoding="utf-8"?>
 <w:document xmlns:w="http://schemas.openxmlformats.org/wordprocessingml/2006/main" xmlns:m="http://schemas.openxmlformats.org/officeDocument/2006/math" xmlns:r="http://schemas.openxmlformats.org/officeDocument/2006/relationships" xmlns:o="urn:schemas-microsoft-com:office:office" xmlns:v="urn:schemas-microsoft-com:vml" xmlns:w10="urn:schemas-microsoft-com:office:word" xmlns:a="http://schemas.openxmlformats.org/drawingml/2006/main" xmlns:pic="http://schemas.openxmlformats.org/drawingml/2006/picture" xmlns:wp="http://schemas.openxmlformats.org/drawingml/2006/wordprocessingDrawing">
   <w:body>
-    <w:bookmarkStart w:id="105" w:name="puretask-terms-of-service"/>
+    <w:sdt>
+      <w:sdtPr>
+        <w:docPartObj>
+          <w:docPartGallery w:val="Table of Contents"/>
+          <w:docPartUnique/>
+        </w:docPartObj>
+      </w:sdtPr>
+      <w:sdtContent>
+        <w:p>
+          <w:pPr>
+            <w:pStyle w:val="TOCHeading"/>
+          </w:pPr>
+          <w:r>
+            <w:t xml:space="preserve">Table of Contents</w:t>
+          </w:r>
+        </w:p>
+        <w:p>
+          <w:r>
+            <w:fldChar w:fldCharType="begin" w:dirty="true"/>
+            <w:instrText xml:space="preserve">TOC \o "1-2" \h \z \u</w:instrText>
+            <w:fldChar w:fldCharType="separate"/>
+            <w:fldChar w:fldCharType="end"/>
+          </w:r>
+        </w:p>
+      </w:sdtContent>
+    </w:sdt>
+    <w:bookmarkStart w:id="116" w:name="puretask-terms-of-service"/>
     <w:p>
       <w:pPr>
         <w:pStyle w:val="Heading1"/>
@@ -17,8 +43,8 @@
       </w:pPr>
       <w:r>
         <w:rPr>
-          <w:b/>
-          <w:bCs/>
+          <w:bCs/>
+          <w:b/>
         </w:rPr>
         <w:t xml:space="preserve">Effective Date:</w:t>
       </w:r>
@@ -26,15 +52,15 @@
         <w:t xml:space="preserve"> </w:t>
       </w:r>
       <w:r>
-        <w:t xml:space="preserve">May 17, 2026</w:t>
-      </w:r>
-      <w:r>
-        <w:t xml:space="preserve"> </w:t>
-      </w:r>
-      <w:r>
-        <w:rPr>
-          <w:b/>
-          <w:bCs/>
+        <w:t xml:space="preserve">[TO BE SET BEFORE LAUNCH]</w:t>
+      </w:r>
+      <w:r>
+        <w:t xml:space="preserve"> </w:t>
+      </w:r>
+      <w:r>
+        <w:rPr>
+          <w:bCs/>
+          <w:b/>
         </w:rPr>
         <w:t xml:space="preserve">Last Updated:</w:t>
       </w:r>
@@ -42,15 +68,15 @@
         <w:t xml:space="preserve"> </w:t>
       </w:r>
       <w:r>
-        <w:t xml:space="preserve">May 17, 2026</w:t>
-      </w:r>
-      <w:r>
-        <w:t xml:space="preserve"> </w:t>
-      </w:r>
-      <w:r>
-        <w:rPr>
-          <w:b/>
-          <w:bCs/>
+        <w:t xml:space="preserve">[TO BE SET BEFORE LAUNCH]</w:t>
+      </w:r>
+      <w:r>
+        <w:t xml:space="preserve"> </w:t>
+      </w:r>
+      <w:r>
+        <w:rPr>
+          <w:bCs/>
+          <w:b/>
         </w:rPr>
         <w:t xml:space="preserve">Version:</w:t>
       </w:r>
@@ -66,70 +92,157 @@
         <w:pStyle w:val="BodyText"/>
       </w:pPr>
       <w:r>
-        <w:t xml:space="preserve">These Terms of Service (“</w:t>
-      </w:r>
-      <w:r>
-        <w:rPr>
-          <w:b/>
-          <w:bCs/>
+        <w:t xml:space="preserve">These Terms of Service (</w:t>
+      </w:r>
+      <w:r>
+        <w:t xml:space="preserve">“</w:t>
+      </w:r>
+      <w:r>
+        <w:rPr>
+          <w:bCs/>
+          <w:b/>
         </w:rPr>
         <w:t xml:space="preserve">Terms</w:t>
       </w:r>
       <w:r>
-        <w:t xml:space="preserve">”) form a binding legal agreement between</w:t>
-      </w:r>
-      <w:r>
-        <w:t xml:space="preserve"> </w:t>
-      </w:r>
-      <w:r>
-        <w:rPr>
-          <w:b/>
-          <w:bCs/>
+        <w:t xml:space="preserve">”</w:t>
+      </w:r>
+      <w:r>
+        <w:t xml:space="preserve">) form a binding legal agreement between</w:t>
+      </w:r>
+      <w:r>
+        <w:t xml:space="preserve"> </w:t>
+      </w:r>
+      <w:r>
+        <w:rPr>
+          <w:bCs/>
+          <w:b/>
         </w:rPr>
         <w:t xml:space="preserve">PureTask LLC</w:t>
       </w:r>
       <w:r>
-        <w:t xml:space="preserve">, a California limited liability company (“</w:t>
-      </w:r>
-      <w:r>
-        <w:rPr>
-          <w:b/>
-          <w:bCs/>
+        <w:t xml:space="preserve">, a California limited liability company (</w:t>
+      </w:r>
+      <w:r>
+        <w:t xml:space="preserve">“</w:t>
+      </w:r>
+      <w:r>
+        <w:rPr>
+          <w:bCs/>
+          <w:b/>
         </w:rPr>
         <w:t xml:space="preserve">PureTask</w:t>
       </w:r>
       <w:r>
-        <w:t xml:space="preserve">,” “we,” “us,” or “our”), and you (“</w:t>
-      </w:r>
-      <w:r>
-        <w:rPr>
-          <w:b/>
-          <w:bCs/>
+        <w:t xml:space="preserve">,</w:t>
+      </w:r>
+      <w:r>
+        <w:t xml:space="preserve">”</w:t>
+      </w:r>
+      <w:r>
+        <w:t xml:space="preserve"> </w:t>
+      </w:r>
+      <w:r>
+        <w:t xml:space="preserve">“</w:t>
+      </w:r>
+      <w:r>
+        <w:t xml:space="preserve">we,</w:t>
+      </w:r>
+      <w:r>
+        <w:t xml:space="preserve">”</w:t>
+      </w:r>
+      <w:r>
+        <w:t xml:space="preserve"> </w:t>
+      </w:r>
+      <w:r>
+        <w:t xml:space="preserve">“</w:t>
+      </w:r>
+      <w:r>
+        <w:t xml:space="preserve">us,</w:t>
+      </w:r>
+      <w:r>
+        <w:t xml:space="preserve">”</w:t>
+      </w:r>
+      <w:r>
+        <w:t xml:space="preserve"> </w:t>
+      </w:r>
+      <w:r>
+        <w:t xml:space="preserve">or</w:t>
+      </w:r>
+      <w:r>
+        <w:t xml:space="preserve"> </w:t>
+      </w:r>
+      <w:r>
+        <w:t xml:space="preserve">“</w:t>
+      </w:r>
+      <w:r>
+        <w:t xml:space="preserve">our</w:t>
+      </w:r>
+      <w:r>
+        <w:t xml:space="preserve">”</w:t>
+      </w:r>
+      <w:r>
+        <w:t xml:space="preserve">), and you (</w:t>
+      </w:r>
+      <w:r>
+        <w:t xml:space="preserve">“</w:t>
+      </w:r>
+      <w:r>
+        <w:rPr>
+          <w:bCs/>
+          <w:b/>
         </w:rPr>
         <w:t xml:space="preserve">you</w:t>
       </w:r>
       <w:r>
-        <w:t xml:space="preserve">,” “</w:t>
-      </w:r>
-      <w:r>
-        <w:rPr>
-          <w:b/>
-          <w:bCs/>
+        <w:t xml:space="preserve">,</w:t>
+      </w:r>
+      <w:r>
+        <w:t xml:space="preserve">”</w:t>
+      </w:r>
+      <w:r>
+        <w:t xml:space="preserve"> </w:t>
+      </w:r>
+      <w:r>
+        <w:t xml:space="preserve">“</w:t>
+      </w:r>
+      <w:r>
+        <w:rPr>
+          <w:bCs/>
+          <w:b/>
         </w:rPr>
         <w:t xml:space="preserve">your</w:t>
       </w:r>
       <w:r>
-        <w:t xml:space="preserve">,” or “</w:t>
-      </w:r>
-      <w:r>
-        <w:rPr>
-          <w:b/>
-          <w:bCs/>
+        <w:t xml:space="preserve">,</w:t>
+      </w:r>
+      <w:r>
+        <w:t xml:space="preserve">”</w:t>
+      </w:r>
+      <w:r>
+        <w:t xml:space="preserve"> </w:t>
+      </w:r>
+      <w:r>
+        <w:t xml:space="preserve">or</w:t>
+      </w:r>
+      <w:r>
+        <w:t xml:space="preserve"> </w:t>
+      </w:r>
+      <w:r>
+        <w:t xml:space="preserve">“</w:t>
+      </w:r>
+      <w:r>
+        <w:rPr>
+          <w:bCs/>
+          <w:b/>
         </w:rPr>
         <w:t xml:space="preserve">User</w:t>
       </w:r>
       <w:r>
-        <w:t xml:space="preserve">”). They govern your access to and use of the PureTask website, mobile applications, and related services.</w:t>
+        <w:t xml:space="preserve">”</w:t>
+      </w:r>
+      <w:r>
+        <w:t xml:space="preserve">). They govern your access to and use of the PureTask website, mobile applications, and related services.</w:t>
       </w:r>
     </w:p>
     <w:p>
@@ -138,8 +251,8 @@
       </w:pPr>
       <w:r>
         <w:rPr>
-          <w:b/>
-          <w:bCs/>
+          <w:bCs/>
+          <w:b/>
         </w:rPr>
         <w:t xml:space="preserve">PLEASE READ THESE TERMS CAREFULLY.</w:t>
       </w:r>
@@ -154,8 +267,8 @@
       </w:r>
       <w:r>
         <w:rPr>
-          <w:b/>
-          <w:bCs/>
+          <w:bCs/>
+          <w:b/>
         </w:rPr>
         <w:t xml:space="preserve">binding arbitration provision</w:t>
       </w:r>
@@ -167,8 +280,8 @@
       </w:r>
       <w:r>
         <w:rPr>
-          <w:b/>
-          <w:bCs/>
+          <w:bCs/>
+          <w:b/>
         </w:rPr>
         <w:t xml:space="preserve">class-action waiver</w:t>
       </w:r>
@@ -180,8 +293,8 @@
       </w:r>
       <w:r>
         <w:rPr>
-          <w:b/>
-          <w:bCs/>
+          <w:bCs/>
+          <w:b/>
         </w:rPr>
         <w:t xml:space="preserve">jury-trial waiver</w:t>
       </w:r>
@@ -202,7 +315,7 @@
       <w:r>
         <w:t xml:space="preserve"> </w:t>
       </w:r>
-      <w:hyperlink r:id="rId9">
+      <w:hyperlink r:id="rId20">
         <w:r>
           <w:rPr>
             <w:rStyle w:val="Hyperlink"/>
@@ -216,7 +329,7 @@
       <w:r>
         <w:t xml:space="preserve"> </w:t>
       </w:r>
-      <w:hyperlink r:id="rId10">
+      <w:hyperlink r:id="rId21">
         <w:r>
           <w:rPr>
             <w:rStyle w:val="Hyperlink"/>
@@ -230,7 +343,7 @@
       <w:r>
         <w:t xml:space="preserve"> </w:t>
       </w:r>
-      <w:hyperlink r:id="rId11">
+      <w:hyperlink r:id="rId22">
         <w:r>
           <w:rPr>
             <w:rStyle w:val="Hyperlink"/>
@@ -244,7 +357,7 @@
       <w:r>
         <w:t xml:space="preserve"> </w:t>
       </w:r>
-      <w:hyperlink r:id="rId12">
+      <w:hyperlink r:id="rId23">
         <w:r>
           <w:rPr>
             <w:rStyle w:val="Hyperlink"/>
@@ -258,7 +371,7 @@
       <w:r>
         <w:t xml:space="preserve"> </w:t>
       </w:r>
-      <w:hyperlink r:id="rId13">
+      <w:hyperlink r:id="rId24">
         <w:r>
           <w:rPr>
             <w:rStyle w:val="Hyperlink"/>
@@ -275,7 +388,7 @@
       <w:r>
         <w:t xml:space="preserve"> </w:t>
       </w:r>
-      <w:hyperlink r:id="rId14">
+      <w:hyperlink r:id="rId25">
         <w:r>
           <w:rPr>
             <w:rStyle w:val="Hyperlink"/>
@@ -302,7 +415,7 @@
         </w:pict>
       </w:r>
     </w:p>
-    <w:bookmarkStart w:id="20" w:name="acceptance-and-electronic-signatures"/>
+    <w:bookmarkStart w:id="31" w:name="acceptance-and-electronic-signatures"/>
     <w:p>
       <w:pPr>
         <w:pStyle w:val="Heading2"/>
@@ -311,7 +424,7 @@
         <w:t xml:space="preserve">1. Acceptance and Electronic Signatures</w:t>
       </w:r>
     </w:p>
-    <w:bookmarkStart w:id="15" w:name="method-of-acceptance"/>
+    <w:bookmarkStart w:id="26" w:name="method-of-acceptance"/>
     <w:p>
       <w:pPr>
         <w:pStyle w:val="Heading3"/>
@@ -325,21 +438,33 @@
         <w:pStyle w:val="FirstParagraph"/>
       </w:pPr>
       <w:r>
-        <w:t xml:space="preserve">You accept these Terms by clicking “</w:t>
-      </w:r>
-      <w:r>
-        <w:rPr>
-          <w:b/>
-          <w:bCs/>
+        <w:t xml:space="preserve">You accept these Terms by clicking</w:t>
+      </w:r>
+      <w:r>
+        <w:t xml:space="preserve"> </w:t>
+      </w:r>
+      <w:r>
+        <w:t xml:space="preserve">“</w:t>
+      </w:r>
+      <w:r>
+        <w:rPr>
+          <w:bCs/>
+          <w:b/>
         </w:rPr>
         <w:t xml:space="preserve">I Accept</w:t>
       </w:r>
       <w:r>
-        <w:t xml:space="preserve">” (or substantially similar button) during signup. You cannot use the Platform without affirmative acceptance.</w:t>
-      </w:r>
-    </w:p>
-    <w:bookmarkEnd w:id="15"/>
-    <w:bookmarkStart w:id="16" w:name="electronic-signatures-e-sign-and-ueta"/>
+        <w:t xml:space="preserve">”</w:t>
+      </w:r>
+      <w:r>
+        <w:t xml:space="preserve"> </w:t>
+      </w:r>
+      <w:r>
+        <w:t xml:space="preserve">(or substantially similar button) during signup. You cannot use the Platform without affirmative acceptance.</w:t>
+      </w:r>
+    </w:p>
+    <w:bookmarkEnd w:id="26"/>
+    <w:bookmarkStart w:id="27" w:name="electronic-signatures-e-sign-and-ueta"/>
     <w:p>
       <w:pPr>
         <w:pStyle w:val="Heading3"/>
@@ -360,8 +485,8 @@
       </w:r>
       <w:r>
         <w:rPr>
-          <w:b/>
-          <w:bCs/>
+          <w:bCs/>
+          <w:b/>
         </w:rPr>
         <w:t xml:space="preserve">U.S. Electronic Signatures in Global and National Commerce Act (E-SIGN), 15 U.S.C. § 7001 et seq.</w:t>
       </w:r>
@@ -373,8 +498,8 @@
       </w:r>
       <w:r>
         <w:rPr>
-          <w:b/>
-          <w:bCs/>
+          <w:bCs/>
+          <w:b/>
         </w:rPr>
         <w:t xml:space="preserve">Uniform Electronic Transactions Act (UETA)</w:t>
       </w:r>
@@ -385,8 +510,8 @@
         <w:t xml:space="preserve">as adopted by California, Texas, and Florida, your electronic acceptance has the same legal effect as a handwritten signature.</w:t>
       </w:r>
     </w:p>
-    <w:bookmarkEnd w:id="16"/>
-    <w:bookmarkStart w:id="17" w:name="capacity"/>
+    <w:bookmarkEnd w:id="27"/>
+    <w:bookmarkStart w:id="28" w:name="capacity"/>
     <w:p>
       <w:pPr>
         <w:pStyle w:val="Heading3"/>
@@ -403,8 +528,8 @@
         <w:t xml:space="preserve">By accepting, you represent that you have legal capacity to bind yourself or the entity on whose behalf you act.</w:t>
       </w:r>
     </w:p>
-    <w:bookmarkEnd w:id="17"/>
-    <w:bookmarkStart w:id="18" w:name="electronic-records"/>
+    <w:bookmarkEnd w:id="28"/>
+    <w:bookmarkStart w:id="29" w:name="electronic-records"/>
     <w:p>
       <w:pPr>
         <w:pStyle w:val="Heading3"/>
@@ -425,8 +550,8 @@
       </w:r>
       <w:r>
         <w:rPr>
-          <w:b/>
-          <w:bCs/>
+          <w:bCs/>
+          <w:b/>
         </w:rPr>
         <w:t xml:space="preserve">otherpuretask@gmail.com</w:t>
       </w:r>
@@ -434,21 +559,30 @@
         <w:t xml:space="preserve"> </w:t>
       </w:r>
       <w:r>
-        <w:t xml:space="preserve">with the subject “</w:t>
-      </w:r>
-      <w:r>
-        <w:rPr>
-          <w:b/>
-          <w:bCs/>
+        <w:t xml:space="preserve">with the subject</w:t>
+      </w:r>
+      <w:r>
+        <w:t xml:space="preserve"> </w:t>
+      </w:r>
+      <w:r>
+        <w:t xml:space="preserve">“</w:t>
+      </w:r>
+      <w:r>
+        <w:rPr>
+          <w:bCs/>
+          <w:b/>
         </w:rPr>
         <w:t xml:space="preserve">Paper Notice Request</w:t>
       </w:r>
       <w:r>
-        <w:t xml:space="preserve">.”</w:t>
-      </w:r>
-    </w:p>
-    <w:bookmarkEnd w:id="18"/>
-    <w:bookmarkStart w:id="19" w:name="withdrawing-consent"/>
+        <w:t xml:space="preserve">.</w:t>
+      </w:r>
+      <w:r>
+        <w:t xml:space="preserve">”</w:t>
+      </w:r>
+    </w:p>
+    <w:bookmarkEnd w:id="29"/>
+    <w:bookmarkStart w:id="30" w:name="withdrawing-consent"/>
     <w:p>
       <w:pPr>
         <w:pStyle w:val="Heading3"/>
@@ -472,9 +606,9 @@
         </w:pict>
       </w:r>
     </w:p>
-    <w:bookmarkEnd w:id="19"/>
-    <w:bookmarkEnd w:id="20"/>
-    <w:bookmarkStart w:id="21" w:name="definitions"/>
+    <w:bookmarkEnd w:id="30"/>
+    <w:bookmarkEnd w:id="31"/>
+    <w:bookmarkStart w:id="32" w:name="definitions"/>
     <w:p>
       <w:pPr>
         <w:pStyle w:val="Heading2"/>
@@ -493,18 +627,32 @@
     </w:p>
     <w:p>
       <w:pPr>
-        <w:pStyle w:val="Compact"/>
         <w:numPr>
           <w:ilvl w:val="0"/>
           <w:numId w:val="1001"/>
         </w:numPr>
-      </w:pPr>
-      <w:r>
-        <w:rPr>
-          <w:b/>
-          <w:bCs/>
-        </w:rPr>
-        <w:t xml:space="preserve">“Booking”</w:t>
+        <w:pStyle w:val="Compact"/>
+      </w:pPr>
+      <w:r>
+        <w:rPr>
+          <w:bCs/>
+          <w:b/>
+        </w:rPr>
+        <w:t xml:space="preserve">“</w:t>
+      </w:r>
+      <w:r>
+        <w:rPr>
+          <w:bCs/>
+          <w:b/>
+        </w:rPr>
+        <w:t xml:space="preserve">Booking</w:t>
+      </w:r>
+      <w:r>
+        <w:rPr>
+          <w:bCs/>
+          <w:b/>
+        </w:rPr>
+        <w:t xml:space="preserve">”</w:t>
       </w:r>
       <w:r>
         <w:t xml:space="preserve"> </w:t>
@@ -515,18 +663,32 @@
     </w:p>
     <w:p>
       <w:pPr>
-        <w:pStyle w:val="Compact"/>
         <w:numPr>
           <w:ilvl w:val="0"/>
           <w:numId w:val="1001"/>
         </w:numPr>
-      </w:pPr>
-      <w:r>
-        <w:rPr>
-          <w:b/>
-          <w:bCs/>
-        </w:rPr>
-        <w:t xml:space="preserve">“Booking Facilitation Fee”</w:t>
+        <w:pStyle w:val="Compact"/>
+      </w:pPr>
+      <w:r>
+        <w:rPr>
+          <w:bCs/>
+          <w:b/>
+        </w:rPr>
+        <w:t xml:space="preserve">“</w:t>
+      </w:r>
+      <w:r>
+        <w:rPr>
+          <w:bCs/>
+          <w:b/>
+        </w:rPr>
+        <w:t xml:space="preserve">Booking Facilitation Fee</w:t>
+      </w:r>
+      <w:r>
+        <w:rPr>
+          <w:bCs/>
+          <w:b/>
+        </w:rPr>
+        <w:t xml:space="preserve">”</w:t>
       </w:r>
       <w:r>
         <w:t xml:space="preserve"> </w:t>
@@ -537,18 +699,32 @@
     </w:p>
     <w:p>
       <w:pPr>
-        <w:pStyle w:val="Compact"/>
         <w:numPr>
           <w:ilvl w:val="0"/>
           <w:numId w:val="1001"/>
         </w:numPr>
-      </w:pPr>
-      <w:r>
-        <w:rPr>
-          <w:b/>
-          <w:bCs/>
-        </w:rPr>
-        <w:t xml:space="preserve">“Client”</w:t>
+        <w:pStyle w:val="Compact"/>
+      </w:pPr>
+      <w:r>
+        <w:rPr>
+          <w:bCs/>
+          <w:b/>
+        </w:rPr>
+        <w:t xml:space="preserve">“</w:t>
+      </w:r>
+      <w:r>
+        <w:rPr>
+          <w:bCs/>
+          <w:b/>
+        </w:rPr>
+        <w:t xml:space="preserve">Client</w:t>
+      </w:r>
+      <w:r>
+        <w:rPr>
+          <w:bCs/>
+          <w:b/>
+        </w:rPr>
+        <w:t xml:space="preserve">”</w:t>
       </w:r>
       <w:r>
         <w:t xml:space="preserve"> </w:t>
@@ -559,18 +735,32 @@
     </w:p>
     <w:p>
       <w:pPr>
-        <w:pStyle w:val="Compact"/>
         <w:numPr>
           <w:ilvl w:val="0"/>
           <w:numId w:val="1001"/>
         </w:numPr>
-      </w:pPr>
-      <w:r>
-        <w:rPr>
-          <w:b/>
-          <w:bCs/>
-        </w:rPr>
-        <w:t xml:space="preserve">“Operating States”</w:t>
+        <w:pStyle w:val="Compact"/>
+      </w:pPr>
+      <w:r>
+        <w:rPr>
+          <w:bCs/>
+          <w:b/>
+        </w:rPr>
+        <w:t xml:space="preserve">“</w:t>
+      </w:r>
+      <w:r>
+        <w:rPr>
+          <w:bCs/>
+          <w:b/>
+        </w:rPr>
+        <w:t xml:space="preserve">Operating States</w:t>
+      </w:r>
+      <w:r>
+        <w:rPr>
+          <w:bCs/>
+          <w:b/>
+        </w:rPr>
+        <w:t xml:space="preserve">”</w:t>
       </w:r>
       <w:r>
         <w:t xml:space="preserve"> </w:t>
@@ -583,8 +773,8 @@
       </w:r>
       <w:r>
         <w:rPr>
-          <w:b/>
-          <w:bCs/>
+          <w:bCs/>
+          <w:b/>
         </w:rPr>
         <w:t xml:space="preserve">California, Texas, and Florida</w:t>
       </w:r>
@@ -594,18 +784,32 @@
     </w:p>
     <w:p>
       <w:pPr>
-        <w:pStyle w:val="Compact"/>
         <w:numPr>
           <w:ilvl w:val="0"/>
           <w:numId w:val="1001"/>
         </w:numPr>
-      </w:pPr>
-      <w:r>
-        <w:rPr>
-          <w:b/>
-          <w:bCs/>
-        </w:rPr>
-        <w:t xml:space="preserve">“Platform”</w:t>
+        <w:pStyle w:val="Compact"/>
+      </w:pPr>
+      <w:r>
+        <w:rPr>
+          <w:bCs/>
+          <w:b/>
+        </w:rPr>
+        <w:t xml:space="preserve">“</w:t>
+      </w:r>
+      <w:r>
+        <w:rPr>
+          <w:bCs/>
+          <w:b/>
+        </w:rPr>
+        <w:t xml:space="preserve">Platform</w:t>
+      </w:r>
+      <w:r>
+        <w:rPr>
+          <w:bCs/>
+          <w:b/>
+        </w:rPr>
+        <w:t xml:space="preserve">”</w:t>
       </w:r>
       <w:r>
         <w:t xml:space="preserve"> </w:t>
@@ -616,18 +820,32 @@
     </w:p>
     <w:p>
       <w:pPr>
-        <w:pStyle w:val="Compact"/>
         <w:numPr>
           <w:ilvl w:val="0"/>
           <w:numId w:val="1001"/>
         </w:numPr>
-      </w:pPr>
-      <w:r>
-        <w:rPr>
-          <w:b/>
-          <w:bCs/>
-        </w:rPr>
-        <w:t xml:space="preserve">“Platform Fee”</w:t>
+        <w:pStyle w:val="Compact"/>
+      </w:pPr>
+      <w:r>
+        <w:rPr>
+          <w:bCs/>
+          <w:b/>
+        </w:rPr>
+        <w:t xml:space="preserve">“</w:t>
+      </w:r>
+      <w:r>
+        <w:rPr>
+          <w:bCs/>
+          <w:b/>
+        </w:rPr>
+        <w:t xml:space="preserve">Platform Fee</w:t>
+      </w:r>
+      <w:r>
+        <w:rPr>
+          <w:bCs/>
+          <w:b/>
+        </w:rPr>
+        <w:t xml:space="preserve">”</w:t>
       </w:r>
       <w:r>
         <w:t xml:space="preserve"> </w:t>
@@ -638,18 +856,32 @@
     </w:p>
     <w:p>
       <w:pPr>
-        <w:pStyle w:val="Compact"/>
         <w:numPr>
           <w:ilvl w:val="0"/>
           <w:numId w:val="1001"/>
         </w:numPr>
-      </w:pPr>
-      <w:r>
-        <w:rPr>
-          <w:b/>
-          <w:bCs/>
-        </w:rPr>
-        <w:t xml:space="preserve">“Pro”</w:t>
+        <w:pStyle w:val="Compact"/>
+      </w:pPr>
+      <w:r>
+        <w:rPr>
+          <w:bCs/>
+          <w:b/>
+        </w:rPr>
+        <w:t xml:space="preserve">“</w:t>
+      </w:r>
+      <w:r>
+        <w:rPr>
+          <w:bCs/>
+          <w:b/>
+        </w:rPr>
+        <w:t xml:space="preserve">Pro</w:t>
+      </w:r>
+      <w:r>
+        <w:rPr>
+          <w:bCs/>
+          <w:b/>
+        </w:rPr>
+        <w:t xml:space="preserve">”</w:t>
       </w:r>
       <w:r>
         <w:t xml:space="preserve"> </w:t>
@@ -660,18 +892,32 @@
     </w:p>
     <w:p>
       <w:pPr>
-        <w:pStyle w:val="Compact"/>
         <w:numPr>
           <w:ilvl w:val="0"/>
           <w:numId w:val="1001"/>
         </w:numPr>
-      </w:pPr>
-      <w:r>
-        <w:rPr>
-          <w:b/>
-          <w:bCs/>
-        </w:rPr>
-        <w:t xml:space="preserve">“Pro Services”</w:t>
+        <w:pStyle w:val="Compact"/>
+      </w:pPr>
+      <w:r>
+        <w:rPr>
+          <w:bCs/>
+          <w:b/>
+        </w:rPr>
+        <w:t xml:space="preserve">“</w:t>
+      </w:r>
+      <w:r>
+        <w:rPr>
+          <w:bCs/>
+          <w:b/>
+        </w:rPr>
+        <w:t xml:space="preserve">Pro Services</w:t>
+      </w:r>
+      <w:r>
+        <w:rPr>
+          <w:bCs/>
+          <w:b/>
+        </w:rPr>
+        <w:t xml:space="preserve">”</w:t>
       </w:r>
       <w:r>
         <w:t xml:space="preserve"> </w:t>
@@ -682,18 +928,32 @@
     </w:p>
     <w:p>
       <w:pPr>
-        <w:pStyle w:val="Compact"/>
         <w:numPr>
           <w:ilvl w:val="0"/>
           <w:numId w:val="1001"/>
         </w:numPr>
-      </w:pPr>
-      <w:r>
-        <w:rPr>
-          <w:b/>
-          <w:bCs/>
-        </w:rPr>
-        <w:t xml:space="preserve">“Review Window”</w:t>
+        <w:pStyle w:val="Compact"/>
+      </w:pPr>
+      <w:r>
+        <w:rPr>
+          <w:bCs/>
+          <w:b/>
+        </w:rPr>
+        <w:t xml:space="preserve">“</w:t>
+      </w:r>
+      <w:r>
+        <w:rPr>
+          <w:bCs/>
+          <w:b/>
+        </w:rPr>
+        <w:t xml:space="preserve">Review Window</w:t>
+      </w:r>
+      <w:r>
+        <w:rPr>
+          <w:bCs/>
+          <w:b/>
+        </w:rPr>
+        <w:t xml:space="preserve">”</w:t>
       </w:r>
       <w:r>
         <w:t xml:space="preserve"> </w:t>
@@ -704,18 +964,32 @@
     </w:p>
     <w:p>
       <w:pPr>
-        <w:pStyle w:val="Compact"/>
         <w:numPr>
           <w:ilvl w:val="0"/>
           <w:numId w:val="1001"/>
         </w:numPr>
-      </w:pPr>
-      <w:r>
-        <w:rPr>
-          <w:b/>
-          <w:bCs/>
-        </w:rPr>
-        <w:t xml:space="preserve">“Service Area”</w:t>
+        <w:pStyle w:val="Compact"/>
+      </w:pPr>
+      <w:r>
+        <w:rPr>
+          <w:bCs/>
+          <w:b/>
+        </w:rPr>
+        <w:t xml:space="preserve">“</w:t>
+      </w:r>
+      <w:r>
+        <w:rPr>
+          <w:bCs/>
+          <w:b/>
+        </w:rPr>
+        <w:t xml:space="preserve">Service Area</w:t>
+      </w:r>
+      <w:r>
+        <w:rPr>
+          <w:bCs/>
+          <w:b/>
+        </w:rPr>
+        <w:t xml:space="preserve">”</w:t>
       </w:r>
       <w:r>
         <w:t xml:space="preserve"> </w:t>
@@ -726,18 +1000,32 @@
     </w:p>
     <w:p>
       <w:pPr>
-        <w:pStyle w:val="Compact"/>
         <w:numPr>
           <w:ilvl w:val="0"/>
           <w:numId w:val="1001"/>
         </w:numPr>
-      </w:pPr>
-      <w:r>
-        <w:rPr>
-          <w:b/>
-          <w:bCs/>
-        </w:rPr>
-        <w:t xml:space="preserve">“User”</w:t>
+        <w:pStyle w:val="Compact"/>
+      </w:pPr>
+      <w:r>
+        <w:rPr>
+          <w:bCs/>
+          <w:b/>
+        </w:rPr>
+        <w:t xml:space="preserve">“</w:t>
+      </w:r>
+      <w:r>
+        <w:rPr>
+          <w:bCs/>
+          <w:b/>
+        </w:rPr>
+        <w:t xml:space="preserve">User</w:t>
+      </w:r>
+      <w:r>
+        <w:rPr>
+          <w:bCs/>
+          <w:b/>
+        </w:rPr>
+        <w:t xml:space="preserve">”</w:t>
       </w:r>
       <w:r>
         <w:t xml:space="preserve"> </w:t>
@@ -748,18 +1036,32 @@
     </w:p>
     <w:p>
       <w:pPr>
-        <w:pStyle w:val="Compact"/>
         <w:numPr>
           <w:ilvl w:val="0"/>
           <w:numId w:val="1001"/>
         </w:numPr>
-      </w:pPr>
-      <w:r>
-        <w:rPr>
-          <w:b/>
-          <w:bCs/>
-        </w:rPr>
-        <w:t xml:space="preserve">“User Content”</w:t>
+        <w:pStyle w:val="Compact"/>
+      </w:pPr>
+      <w:r>
+        <w:rPr>
+          <w:bCs/>
+          <w:b/>
+        </w:rPr>
+        <w:t xml:space="preserve">“</w:t>
+      </w:r>
+      <w:r>
+        <w:rPr>
+          <w:bCs/>
+          <w:b/>
+        </w:rPr>
+        <w:t xml:space="preserve">User Content</w:t>
+      </w:r>
+      <w:r>
+        <w:rPr>
+          <w:bCs/>
+          <w:b/>
+        </w:rPr>
+        <w:t xml:space="preserve">”</w:t>
       </w:r>
       <w:r>
         <w:t xml:space="preserve"> </w:t>
@@ -775,8 +1077,8 @@
         </w:pict>
       </w:r>
     </w:p>
-    <w:bookmarkEnd w:id="21"/>
-    <w:bookmarkStart w:id="22" w:name="about-puretask"/>
+    <w:bookmarkEnd w:id="32"/>
+    <w:bookmarkStart w:id="33" w:name="about-puretask"/>
     <w:p>
       <w:pPr>
         <w:pStyle w:val="Heading2"/>
@@ -797,8 +1099,8 @@
       </w:r>
       <w:r>
         <w:rPr>
-          <w:b/>
-          <w:bCs/>
+          <w:bCs/>
+          <w:b/>
         </w:rPr>
         <w:t xml:space="preserve">technology platform</w:t>
       </w:r>
@@ -821,8 +1123,8 @@
       </w:r>
       <w:r>
         <w:rPr>
-          <w:b/>
-          <w:bCs/>
+          <w:bCs/>
+          <w:b/>
         </w:rPr>
         <w:t xml:space="preserve">PureTask is not a cleaning company.</w:t>
       </w:r>
@@ -871,8 +1173,8 @@
       </w:r>
       <w:r>
         <w:rPr>
-          <w:b/>
-          <w:bCs/>
+          <w:bCs/>
+          <w:b/>
         </w:rPr>
         <w:t xml:space="preserve">not</w:t>
       </w:r>
@@ -928,8 +1230,8 @@
       </w:r>
       <w:r>
         <w:rPr>
-          <w:b/>
-          <w:bCs/>
+          <w:bCs/>
+          <w:b/>
         </w:rPr>
         <w:t xml:space="preserve">directly between the Client and the Pro</w:t>
       </w:r>
@@ -941,10 +1243,38 @@
       </w:r>
       <w:r>
         <w:rPr>
-          <w:b/>
-          <w:bCs/>
-        </w:rPr>
-        <w:t xml:space="preserve">limited “agent of the payee”</w:t>
+          <w:bCs/>
+          <w:b/>
+        </w:rPr>
+        <w:t xml:space="preserve">limited</w:t>
+      </w:r>
+      <w:r>
+        <w:rPr>
+          <w:bCs/>
+          <w:b/>
+        </w:rPr>
+        <w:t xml:space="preserve"> </w:t>
+      </w:r>
+      <w:r>
+        <w:rPr>
+          <w:bCs/>
+          <w:b/>
+        </w:rPr>
+        <w:t xml:space="preserve">“</w:t>
+      </w:r>
+      <w:r>
+        <w:rPr>
+          <w:bCs/>
+          <w:b/>
+        </w:rPr>
+        <w:t xml:space="preserve">agent of the payee</w:t>
+      </w:r>
+      <w:r>
+        <w:rPr>
+          <w:bCs/>
+          <w:b/>
+        </w:rPr>
+        <w:t xml:space="preserve">”</w:t>
       </w:r>
       <w:r>
         <w:t xml:space="preserve"> </w:t>
@@ -960,8 +1290,8 @@
         </w:pict>
       </w:r>
     </w:p>
-    <w:bookmarkEnd w:id="22"/>
-    <w:bookmarkStart w:id="26" w:name="eligibility"/>
+    <w:bookmarkEnd w:id="33"/>
+    <w:bookmarkStart w:id="37" w:name="eligibility"/>
     <w:p>
       <w:pPr>
         <w:pStyle w:val="Heading2"/>
@@ -970,7 +1300,7 @@
         <w:t xml:space="preserve">4. Eligibility</w:t>
       </w:r>
     </w:p>
-    <w:bookmarkStart w:id="23" w:name="all-users"/>
+    <w:bookmarkStart w:id="34" w:name="all-users"/>
     <w:p>
       <w:pPr>
         <w:pStyle w:val="Heading3"/>
@@ -989,11 +1319,11 @@
     </w:p>
     <w:p>
       <w:pPr>
-        <w:pStyle w:val="Compact"/>
         <w:numPr>
           <w:ilvl w:val="0"/>
           <w:numId w:val="1002"/>
         </w:numPr>
+        <w:pStyle w:val="Compact"/>
       </w:pPr>
       <w:r>
         <w:t xml:space="preserve">Be at least</w:t>
@@ -1003,8 +1333,8 @@
       </w:r>
       <w:r>
         <w:rPr>
-          <w:b/>
-          <w:bCs/>
+          <w:bCs/>
+          <w:b/>
         </w:rPr>
         <w:t xml:space="preserve">18 years of age</w:t>
       </w:r>
@@ -1017,11 +1347,11 @@
     </w:p>
     <w:p>
       <w:pPr>
-        <w:pStyle w:val="Compact"/>
         <w:numPr>
           <w:ilvl w:val="0"/>
           <w:numId w:val="1002"/>
         </w:numPr>
+        <w:pStyle w:val="Compact"/>
       </w:pPr>
       <w:r>
         <w:t xml:space="preserve">Reside in or perform services within one of the Operating States.</w:t>
@@ -1029,11 +1359,11 @@
     </w:p>
     <w:p>
       <w:pPr>
-        <w:pStyle w:val="Compact"/>
         <w:numPr>
           <w:ilvl w:val="0"/>
           <w:numId w:val="1002"/>
         </w:numPr>
+        <w:pStyle w:val="Compact"/>
       </w:pPr>
       <w:r>
         <w:t xml:space="preserve">Not be barred from receiving the Services under applicable law, including U.S. export controls and economic sanctions administered by the</w:t>
@@ -1043,8 +1373,8 @@
       </w:r>
       <w:r>
         <w:rPr>
-          <w:b/>
-          <w:bCs/>
+          <w:bCs/>
+          <w:b/>
         </w:rPr>
         <w:t xml:space="preserve">U.S. Department of Treasury Office of Foreign Assets Control (OFAC)</w:t>
       </w:r>
@@ -1054,11 +1384,11 @@
     </w:p>
     <w:p>
       <w:pPr>
-        <w:pStyle w:val="Compact"/>
         <w:numPr>
           <w:ilvl w:val="0"/>
           <w:numId w:val="1002"/>
         </w:numPr>
+        <w:pStyle w:val="Compact"/>
       </w:pPr>
       <w:r>
         <w:t xml:space="preserve">Provide accurate, current, and complete registration information.</w:t>
@@ -1066,18 +1396,18 @@
     </w:p>
     <w:p>
       <w:pPr>
-        <w:pStyle w:val="Compact"/>
         <w:numPr>
           <w:ilvl w:val="0"/>
           <w:numId w:val="1002"/>
         </w:numPr>
+        <w:pStyle w:val="Compact"/>
       </w:pPr>
       <w:r>
         <w:t xml:space="preserve">If acting on behalf of a legal entity, have authority to bind that entity.</w:t>
       </w:r>
     </w:p>
-    <w:bookmarkEnd w:id="23"/>
-    <w:bookmarkStart w:id="24" w:name="pros-additional-requirements"/>
+    <w:bookmarkEnd w:id="34"/>
+    <w:bookmarkStart w:id="35" w:name="pros-additional-requirements"/>
     <w:p>
       <w:pPr>
         <w:pStyle w:val="Heading3"/>
@@ -1096,11 +1426,11 @@
     </w:p>
     <w:p>
       <w:pPr>
-        <w:pStyle w:val="Compact"/>
         <w:numPr>
           <w:ilvl w:val="0"/>
           <w:numId w:val="1003"/>
         </w:numPr>
+        <w:pStyle w:val="Compact"/>
       </w:pPr>
       <w:r>
         <w:t xml:space="preserve">Be legally authorized to work in the jurisdiction where services are performed.</w:t>
@@ -1108,11 +1438,11 @@
     </w:p>
     <w:p>
       <w:pPr>
-        <w:pStyle w:val="Compact"/>
         <w:numPr>
           <w:ilvl w:val="0"/>
           <w:numId w:val="1003"/>
         </w:numPr>
+        <w:pStyle w:val="Compact"/>
       </w:pPr>
       <w:r>
         <w:t xml:space="preserve">Hold</w:t>
@@ -1122,8 +1452,8 @@
       </w:r>
       <w:r>
         <w:rPr>
-          <w:b/>
-          <w:bCs/>
+          <w:bCs/>
+          <w:b/>
         </w:rPr>
         <w:t xml:space="preserve">at least one</w:t>
       </w:r>
@@ -1136,11 +1466,11 @@
     </w:p>
     <w:p>
       <w:pPr>
-        <w:pStyle w:val="Compact"/>
         <w:numPr>
           <w:ilvl w:val="1"/>
           <w:numId w:val="1004"/>
         </w:numPr>
+        <w:pStyle w:val="Compact"/>
       </w:pPr>
       <w:r>
         <w:t xml:space="preserve">A valid</w:t>
@@ -1150,8 +1480,8 @@
       </w:r>
       <w:r>
         <w:rPr>
-          <w:b/>
-          <w:bCs/>
+          <w:bCs/>
+          <w:b/>
         </w:rPr>
         <w:t xml:space="preserve">business license</w:t>
       </w:r>
@@ -1164,11 +1494,11 @@
     </w:p>
     <w:p>
       <w:pPr>
-        <w:pStyle w:val="Compact"/>
         <w:numPr>
           <w:ilvl w:val="1"/>
           <w:numId w:val="1004"/>
         </w:numPr>
+        <w:pStyle w:val="Compact"/>
       </w:pPr>
       <w:r>
         <w:t xml:space="preserve">A valid</w:t>
@@ -1178,8 +1508,8 @@
       </w:r>
       <w:r>
         <w:rPr>
-          <w:b/>
-          <w:bCs/>
+          <w:bCs/>
+          <w:b/>
         </w:rPr>
         <w:t xml:space="preserve">Employer Identification Number (EIN)</w:t>
       </w:r>
@@ -1192,11 +1522,11 @@
     </w:p>
     <w:p>
       <w:pPr>
-        <w:pStyle w:val="Compact"/>
         <w:numPr>
           <w:ilvl w:val="1"/>
           <w:numId w:val="1004"/>
         </w:numPr>
+        <w:pStyle w:val="Compact"/>
       </w:pPr>
       <w:r>
         <w:t xml:space="preserve">A valid</w:t>
@@ -1206,8 +1536,8 @@
       </w:r>
       <w:r>
         <w:rPr>
-          <w:b/>
-          <w:bCs/>
+          <w:bCs/>
+          <w:b/>
         </w:rPr>
         <w:t xml:space="preserve">Certificate of Insurance</w:t>
       </w:r>
@@ -1222,8 +1552,8 @@
       </w:r>
       <w:r>
         <w:rPr>
-          <w:b/>
-          <w:bCs/>
+          <w:bCs/>
+          <w:b/>
         </w:rPr>
         <w:t xml:space="preserve">$300,000 per occurrence</w:t>
       </w:r>
@@ -1238,8 +1568,8 @@
       </w:r>
       <w:r>
         <w:rPr>
-          <w:b/>
-          <w:bCs/>
+          <w:bCs/>
+          <w:b/>
         </w:rPr>
         <w:t xml:space="preserve">$1,000,000 aggregate</w:t>
       </w:r>
@@ -1249,11 +1579,11 @@
     </w:p>
     <w:p>
       <w:pPr>
-        <w:pStyle w:val="Compact"/>
         <w:numPr>
           <w:ilvl w:val="0"/>
           <w:numId w:val="1003"/>
         </w:numPr>
+        <w:pStyle w:val="Compact"/>
       </w:pPr>
       <w:r>
         <w:t xml:space="preserve">Complete identity, background, and trust-and-safety screening conducted by PureTask’s third-party vendors, pursuant to the separate</w:t>
@@ -1263,8 +1593,8 @@
       </w:r>
       <w:r>
         <w:rPr>
-          <w:b/>
-          <w:bCs/>
+          <w:bCs/>
+          <w:b/>
         </w:rPr>
         <w:t xml:space="preserve">Standalone FCRA Disclosure and Authorization</w:t>
       </w:r>
@@ -1274,11 +1604,11 @@
     </w:p>
     <w:p>
       <w:pPr>
-        <w:pStyle w:val="Compact"/>
         <w:numPr>
           <w:ilvl w:val="0"/>
           <w:numId w:val="1003"/>
         </w:numPr>
+        <w:pStyle w:val="Compact"/>
       </w:pPr>
       <w:r>
         <w:t xml:space="preserve">Consent to</w:t>
@@ -1288,8 +1618,8 @@
       </w:r>
       <w:r>
         <w:rPr>
-          <w:b/>
-          <w:bCs/>
+          <w:bCs/>
+          <w:b/>
         </w:rPr>
         <w:t xml:space="preserve">ongoing rechecks</w:t>
       </w:r>
@@ -1302,11 +1632,11 @@
     </w:p>
     <w:p>
       <w:pPr>
-        <w:pStyle w:val="Compact"/>
         <w:numPr>
           <w:ilvl w:val="0"/>
           <w:numId w:val="1003"/>
         </w:numPr>
+        <w:pStyle w:val="Compact"/>
       </w:pPr>
       <w:r>
         <w:t xml:space="preserve">Maintain valid identification, tax documentation (e.g., IRS Form W-9), and any licenses or certifications required by applicable law.</w:t>
@@ -1314,11 +1644,11 @@
     </w:p>
     <w:p>
       <w:pPr>
-        <w:pStyle w:val="Compact"/>
         <w:numPr>
           <w:ilvl w:val="0"/>
           <w:numId w:val="1003"/>
         </w:numPr>
+        <w:pStyle w:val="Compact"/>
       </w:pPr>
       <w:r>
         <w:t xml:space="preserve">Agree to the</w:t>
@@ -1328,8 +1658,8 @@
       </w:r>
       <w:r>
         <w:rPr>
-          <w:b/>
-          <w:bCs/>
+          <w:bCs/>
+          <w:b/>
         </w:rPr>
         <w:t xml:space="preserve">Pro Independent Contractor Agreement</w:t>
       </w:r>
@@ -1348,8 +1678,8 @@
         <w:t xml:space="preserve">PureTask may refuse, suspend, or terminate access for any lawful reason in its sole discretion.</w:t>
       </w:r>
     </w:p>
-    <w:bookmarkEnd w:id="24"/>
-    <w:bookmarkStart w:id="25" w:name="geographic-coverage-and-sanctions"/>
+    <w:bookmarkEnd w:id="35"/>
+    <w:bookmarkStart w:id="36" w:name="geographic-coverage-and-sanctions"/>
     <w:p>
       <w:pPr>
         <w:pStyle w:val="Heading3"/>
@@ -1373,9 +1703,9 @@
         </w:pict>
       </w:r>
     </w:p>
-    <w:bookmarkEnd w:id="25"/>
-    <w:bookmarkEnd w:id="26"/>
-    <w:bookmarkStart w:id="32" w:name="accounts-and-security"/>
+    <w:bookmarkEnd w:id="36"/>
+    <w:bookmarkEnd w:id="37"/>
+    <w:bookmarkStart w:id="43" w:name="accounts-and-security"/>
     <w:p>
       <w:pPr>
         <w:pStyle w:val="Heading2"/>
@@ -1384,7 +1714,7 @@
         <w:t xml:space="preserve">5. Accounts and Security</w:t>
       </w:r>
     </w:p>
-    <w:bookmarkStart w:id="27" w:name="credentials"/>
+    <w:bookmarkStart w:id="38" w:name="credentials"/>
     <w:p>
       <w:pPr>
         <w:pStyle w:val="Heading3"/>
@@ -1401,8 +1731,8 @@
         <w:t xml:space="preserve">You are responsible for maintaining the confidentiality of your login credentials and for all activities under your account.</w:t>
       </w:r>
     </w:p>
-    <w:bookmarkEnd w:id="27"/>
-    <w:bookmarkStart w:id="28" w:name="your-obligations"/>
+    <w:bookmarkEnd w:id="38"/>
+    <w:bookmarkStart w:id="39" w:name="your-obligations"/>
     <w:p>
       <w:pPr>
         <w:pStyle w:val="Heading3"/>
@@ -1423,8 +1753,8 @@
       </w:r>
       <w:r>
         <w:rPr>
-          <w:b/>
-          <w:bCs/>
+          <w:bCs/>
+          <w:b/>
         </w:rPr>
         <w:t xml:space="preserve">otherpuretask@gmail.com</w:t>
       </w:r>
@@ -1443,8 +1773,8 @@
         <w:t xml:space="preserve">PureTask is not liable for losses arising from your failure to safeguard your credentials.</w:t>
       </w:r>
     </w:p>
-    <w:bookmarkEnd w:id="28"/>
-    <w:bookmarkStart w:id="29" w:name="prohibited-account-activity"/>
+    <w:bookmarkEnd w:id="39"/>
+    <w:bookmarkStart w:id="40" w:name="prohibited-account-activity"/>
     <w:p>
       <w:pPr>
         <w:pStyle w:val="Heading3"/>
@@ -1461,8 +1791,8 @@
         <w:t xml:space="preserve">You may not (i) share your account, (ii) create multiple accounts, (iii) impersonate any person or entity, (iv) use the Platform on behalf of any banned or suspended User, or (v) access the Platform through automated means (bots, scrapers) without prior written consent.</w:t>
       </w:r>
     </w:p>
-    <w:bookmarkEnd w:id="29"/>
-    <w:bookmarkStart w:id="30" w:name="account-recovery"/>
+    <w:bookmarkEnd w:id="40"/>
+    <w:bookmarkStart w:id="41" w:name="account-recovery"/>
     <w:p>
       <w:pPr>
         <w:pStyle w:val="Heading3"/>
@@ -1483,8 +1813,8 @@
       </w:r>
       <w:r>
         <w:rPr>
-          <w:b/>
-          <w:bCs/>
+          <w:bCs/>
+          <w:b/>
         </w:rPr>
         <w:t xml:space="preserve">otherpuretask@gmail.com</w:t>
       </w:r>
@@ -1492,21 +1822,36 @@
         <w:t xml:space="preserve"> </w:t>
       </w:r>
       <w:r>
-        <w:t xml:space="preserve">with the subject “</w:t>
-      </w:r>
-      <w:r>
-        <w:rPr>
-          <w:b/>
-          <w:bCs/>
+        <w:t xml:space="preserve">with the subject</w:t>
+      </w:r>
+      <w:r>
+        <w:t xml:space="preserve"> </w:t>
+      </w:r>
+      <w:r>
+        <w:t xml:space="preserve">“</w:t>
+      </w:r>
+      <w:r>
+        <w:rPr>
+          <w:bCs/>
+          <w:b/>
         </w:rPr>
         <w:t xml:space="preserve">Account Recovery</w:t>
       </w:r>
       <w:r>
-        <w:t xml:space="preserve">.” PureTask will verify your identity before restoring access.</w:t>
-      </w:r>
-    </w:p>
-    <w:bookmarkEnd w:id="30"/>
-    <w:bookmarkStart w:id="31" w:name="third-party-login-ssooauth"/>
+        <w:t xml:space="preserve">.</w:t>
+      </w:r>
+      <w:r>
+        <w:t xml:space="preserve">”</w:t>
+      </w:r>
+      <w:r>
+        <w:t xml:space="preserve"> </w:t>
+      </w:r>
+      <w:r>
+        <w:t xml:space="preserve">PureTask will verify your identity before restoring access.</w:t>
+      </w:r>
+    </w:p>
+    <w:bookmarkEnd w:id="41"/>
+    <w:bookmarkStart w:id="42" w:name="third-party-login-ssooauth"/>
     <w:p>
       <w:pPr>
         <w:pStyle w:val="Heading3"/>
@@ -1530,9 +1875,9 @@
         </w:pict>
       </w:r>
     </w:p>
-    <w:bookmarkEnd w:id="31"/>
-    <w:bookmarkEnd w:id="32"/>
-    <w:bookmarkStart w:id="38" w:name="the-marketplace-model-and-pricing"/>
+    <w:bookmarkEnd w:id="42"/>
+    <w:bookmarkEnd w:id="43"/>
+    <w:bookmarkStart w:id="49" w:name="the-marketplace-model-and-pricing"/>
     <w:p>
       <w:pPr>
         <w:pStyle w:val="Heading2"/>
@@ -1541,7 +1886,7 @@
         <w:t xml:space="preserve">6. The Marketplace Model and Pricing</w:t>
       </w:r>
     </w:p>
-    <w:bookmarkStart w:id="33" w:name="marketplace-architecture"/>
+    <w:bookmarkStart w:id="44" w:name="marketplace-architecture"/>
     <w:p>
       <w:pPr>
         <w:pStyle w:val="Heading3"/>
@@ -1566,8 +1911,8 @@
         <w:t xml:space="preserve">Bookings are Client-initiated. Eligible Pros may accept or decline any Booking offer without penalty. PureTask does not direct any Pro to accept any particular job, require Pros to log in at any time, require any minimum number of jobs, or require availability beyond what the Pro voluntarily chooses.</w:t>
       </w:r>
     </w:p>
-    <w:bookmarkEnd w:id="33"/>
-    <w:bookmarkStart w:id="34" w:name="pricing-and-fees"/>
+    <w:bookmarkEnd w:id="44"/>
+    <w:bookmarkStart w:id="45" w:name="pricing-and-fees"/>
     <w:p>
       <w:pPr>
         <w:pStyle w:val="Heading3"/>
@@ -1588,8 +1933,8 @@
       </w:r>
       <w:r>
         <w:rPr>
-          <w:b/>
-          <w:bCs/>
+          <w:bCs/>
+          <w:b/>
         </w:rPr>
         <w:t xml:space="preserve">subject only to a published maximum-rate ceiling</w:t>
       </w:r>
@@ -1604,8 +1949,8 @@
       </w:r>
       <w:r>
         <w:rPr>
-          <w:b/>
-          <w:bCs/>
+          <w:bCs/>
+          <w:b/>
         </w:rPr>
         <w:t xml:space="preserve">PureTask does not set a minimum rate, wage floor, or surcharge for any individual Pro.</w:t>
       </w:r>
@@ -1628,8 +1973,8 @@
       </w:r>
       <w:r>
         <w:rPr>
-          <w:b/>
-          <w:bCs/>
+          <w:bCs/>
+          <w:b/>
         </w:rPr>
         <w:t xml:space="preserve">Booking Facilitation Fee</w:t>
       </w:r>
@@ -1650,8 +1995,8 @@
       </w:r>
       <w:r>
         <w:rPr>
-          <w:b/>
-          <w:bCs/>
+          <w:bCs/>
+          <w:b/>
         </w:rPr>
         <w:t xml:space="preserve">flat per-Booking Platform Fee</w:t>
       </w:r>
@@ -1672,8 +2017,8 @@
       </w:r>
       <w:r>
         <w:rPr>
-          <w:b/>
-          <w:bCs/>
+          <w:bCs/>
+          <w:b/>
         </w:rPr>
         <w:t xml:space="preserve">Pass-through fees</w:t>
       </w:r>
@@ -1696,8 +2041,8 @@
       </w:r>
       <w:r>
         <w:rPr>
-          <w:b/>
-          <w:bCs/>
+          <w:bCs/>
+          <w:b/>
         </w:rPr>
         <w:t xml:space="preserve">California Honest Pricing Law (Cal. Bus. &amp; Prof. Code § 17500.5)</w:t>
       </w:r>
@@ -1709,8 +2054,8 @@
       </w:r>
       <w:r>
         <w:rPr>
-          <w:b/>
-          <w:bCs/>
+          <w:bCs/>
+          <w:b/>
         </w:rPr>
         <w:t xml:space="preserve">Texas Deceptive Trade Practices Act (Tex. Bus. &amp; Com. Code Ch. 17)</w:t>
       </w:r>
@@ -1722,8 +2067,8 @@
       </w:r>
       <w:r>
         <w:rPr>
-          <w:b/>
-          <w:bCs/>
+          <w:bCs/>
+          <w:b/>
         </w:rPr>
         <w:t xml:space="preserve">Florida Deceptive and Unfair Trade Practices Act (Fla. Stat. Ch. 501)</w:t>
       </w:r>
@@ -1731,8 +2076,8 @@
         <w:t xml:space="preserve">.</w:t>
       </w:r>
     </w:p>
-    <w:bookmarkEnd w:id="34"/>
-    <w:bookmarkStart w:id="35" w:name="voluntary-trust-and-safety-features"/>
+    <w:bookmarkEnd w:id="45"/>
+    <w:bookmarkStart w:id="46" w:name="voluntary-trust-and-safety-features"/>
     <w:p>
       <w:pPr>
         <w:pStyle w:val="Heading3"/>
@@ -1753,8 +2098,8 @@
       </w:r>
       <w:r>
         <w:rPr>
-          <w:b/>
-          <w:bCs/>
+          <w:bCs/>
+          <w:b/>
         </w:rPr>
         <w:t xml:space="preserve">voluntary</w:t>
       </w:r>
@@ -1777,8 +2122,8 @@
       </w:r>
       <w:r>
         <w:rPr>
-          <w:b/>
-          <w:bCs/>
+          <w:bCs/>
+          <w:b/>
         </w:rPr>
         <w:t xml:space="preserve">not</w:t>
       </w:r>
@@ -1789,8 +2134,8 @@
         <w:t xml:space="preserve">dictate the method of cleaning, the duration of any job (beyond Client-agreed scope), or the sequence of tasks performed.</w:t>
       </w:r>
     </w:p>
-    <w:bookmarkEnd w:id="35"/>
-    <w:bookmarkStart w:id="36" w:name="reliability-indicators"/>
+    <w:bookmarkEnd w:id="46"/>
+    <w:bookmarkStart w:id="47" w:name="reliability-indicators"/>
     <w:p>
       <w:pPr>
         <w:pStyle w:val="Heading3"/>
@@ -1811,8 +2156,8 @@
       </w:r>
       <w:r>
         <w:rPr>
-          <w:b/>
-          <w:bCs/>
+          <w:bCs/>
+          <w:b/>
         </w:rPr>
         <w:t xml:space="preserve">does not</w:t>
       </w:r>
@@ -1823,8 +2168,8 @@
         <w:t xml:space="preserve">use Reliability Indicators to set Pro compensation, restrict Platform eligibility, determine payout terms, or penalize Pros for declining Bookings.</w:t>
       </w:r>
     </w:p>
-    <w:bookmarkEnd w:id="36"/>
-    <w:bookmarkStart w:id="37" w:name="the-review-window"/>
+    <w:bookmarkEnd w:id="47"/>
+    <w:bookmarkStart w:id="48" w:name="the-review-window"/>
     <w:p>
       <w:pPr>
         <w:pStyle w:val="Heading3"/>
@@ -1845,8 +2190,8 @@
       </w:r>
       <w:r>
         <w:rPr>
-          <w:b/>
-          <w:bCs/>
+          <w:bCs/>
+          <w:b/>
         </w:rPr>
         <w:t xml:space="preserve">24 hours</w:t>
       </w:r>
@@ -1864,9 +2209,9 @@
         </w:pict>
       </w:r>
     </w:p>
-    <w:bookmarkEnd w:id="37"/>
-    <w:bookmarkEnd w:id="38"/>
-    <w:bookmarkStart w:id="45" w:name="payment-funds-flow-and-tipping"/>
+    <w:bookmarkEnd w:id="48"/>
+    <w:bookmarkEnd w:id="49"/>
+    <w:bookmarkStart w:id="56" w:name="payment-funds-flow-and-tipping"/>
     <w:p>
       <w:pPr>
         <w:pStyle w:val="Heading2"/>
@@ -1875,7 +2220,7 @@
         <w:t xml:space="preserve">7. Payment, Funds Flow, and Tipping</w:t>
       </w:r>
     </w:p>
-    <w:bookmarkStart w:id="39" w:name="stripe-connect-express"/>
+    <w:bookmarkStart w:id="50" w:name="stripe-connect-express"/>
     <w:p>
       <w:pPr>
         <w:pStyle w:val="Heading3"/>
@@ -1890,8 +2235,8 @@
       </w:pPr>
       <w:r>
         <w:rPr>
-          <w:b/>
-          <w:bCs/>
+          <w:bCs/>
+          <w:b/>
         </w:rPr>
         <w:t xml:space="preserve">PureTask does not hold User funds and is not a bank, money transmitter, stored-value issuer, or escrow agent.</w:t>
       </w:r>
@@ -1906,8 +2251,8 @@
       </w:r>
       <w:r>
         <w:rPr>
-          <w:b/>
-          <w:bCs/>
+          <w:bCs/>
+          <w:b/>
         </w:rPr>
         <w:t xml:space="preserve">Stripe, Inc.</w:t>
       </w:r>
@@ -1920,11 +2265,11 @@
     </w:p>
     <w:p>
       <w:pPr>
-        <w:pStyle w:val="Compact"/>
         <w:numPr>
           <w:ilvl w:val="0"/>
           <w:numId w:val="1005"/>
         </w:numPr>
+        <w:pStyle w:val="Compact"/>
       </w:pPr>
       <w:r>
         <w:t xml:space="preserve">At Booking confirmation, the Client is charged via Stripe.</w:t>
@@ -1932,11 +2277,11 @@
     </w:p>
     <w:p>
       <w:pPr>
-        <w:pStyle w:val="Compact"/>
         <w:numPr>
           <w:ilvl w:val="0"/>
           <w:numId w:val="1005"/>
         </w:numPr>
+        <w:pStyle w:val="Compact"/>
       </w:pPr>
       <w:r>
         <w:t xml:space="preserve">Funds are held within Stripe’s infrastructure (not in any PureTask account).</w:t>
@@ -1944,11 +2289,11 @@
     </w:p>
     <w:p>
       <w:pPr>
-        <w:pStyle w:val="Compact"/>
         <w:numPr>
           <w:ilvl w:val="0"/>
           <w:numId w:val="1005"/>
         </w:numPr>
+        <w:pStyle w:val="Compact"/>
       </w:pPr>
       <w:r>
         <w:t xml:space="preserve">Upon job completion, the 24-hour Review Window begins.</w:t>
@@ -1956,11 +2301,11 @@
     </w:p>
     <w:p>
       <w:pPr>
-        <w:pStyle w:val="Compact"/>
         <w:numPr>
           <w:ilvl w:val="0"/>
           <w:numId w:val="1005"/>
         </w:numPr>
+        <w:pStyle w:val="Compact"/>
       </w:pPr>
       <w:r>
         <w:t xml:space="preserve">After the Review Window closes, Stripe releases the Pro’s share to the Pro’s connected Stripe Express account, less the Platform Fee and any pass-through fees.</w:t>
@@ -1968,18 +2313,18 @@
     </w:p>
     <w:p>
       <w:pPr>
-        <w:pStyle w:val="Compact"/>
         <w:numPr>
           <w:ilvl w:val="0"/>
           <w:numId w:val="1005"/>
         </w:numPr>
+        <w:pStyle w:val="Compact"/>
       </w:pPr>
       <w:r>
         <w:t xml:space="preserve">The Pro withdraws funds from their Stripe Express account to their bank.</w:t>
       </w:r>
     </w:p>
-    <w:bookmarkEnd w:id="39"/>
-    <w:bookmarkStart w:id="40" w:name="agent-of-the-payee"/>
+    <w:bookmarkEnd w:id="50"/>
+    <w:bookmarkStart w:id="51" w:name="agent-of-the-payee"/>
     <w:p>
       <w:pPr>
         <w:pStyle w:val="Heading3"/>
@@ -2000,21 +2345,39 @@
       </w:r>
       <w:r>
         <w:rPr>
-          <w:b/>
-          <w:bCs/>
+          <w:bCs/>
+          <w:b/>
         </w:rPr>
         <w:t xml:space="preserve">limited agent of the payee (the Pro)</w:t>
       </w:r>
       <w:r>
-        <w:t xml:space="preserve">. This is intended to qualify for the “agent of the payee” exemption under the</w:t>
-      </w:r>
-      <w:r>
-        <w:t xml:space="preserve"> </w:t>
-      </w:r>
-      <w:r>
-        <w:rPr>
-          <w:b/>
-          <w:bCs/>
+        <w:t xml:space="preserve">. This is intended to qualify for the</w:t>
+      </w:r>
+      <w:r>
+        <w:t xml:space="preserve"> </w:t>
+      </w:r>
+      <w:r>
+        <w:t xml:space="preserve">“</w:t>
+      </w:r>
+      <w:r>
+        <w:t xml:space="preserve">agent of the payee</w:t>
+      </w:r>
+      <w:r>
+        <w:t xml:space="preserve">”</w:t>
+      </w:r>
+      <w:r>
+        <w:t xml:space="preserve"> </w:t>
+      </w:r>
+      <w:r>
+        <w:t xml:space="preserve">exemption under the</w:t>
+      </w:r>
+      <w:r>
+        <w:t xml:space="preserve"> </w:t>
+      </w:r>
+      <w:r>
+        <w:rPr>
+          <w:bCs/>
+          <w:b/>
         </w:rPr>
         <w:t xml:space="preserve">California Money Transmission Act, Cal. Fin. Code § 2010(l)</w:t>
       </w:r>
@@ -2026,8 +2389,8 @@
       </w:r>
       <w:r>
         <w:rPr>
-          <w:b/>
-          <w:bCs/>
+          <w:bCs/>
+          <w:b/>
         </w:rPr>
         <w:t xml:space="preserve">Texas Finance Code § 151.302</w:t>
       </w:r>
@@ -2039,8 +2402,8 @@
       </w:r>
       <w:r>
         <w:rPr>
-          <w:b/>
-          <w:bCs/>
+          <w:bCs/>
+          <w:b/>
         </w:rPr>
         <w:t xml:space="preserve">Florida Statutes § 560.103(23)</w:t>
       </w:r>
@@ -2048,8 +2411,8 @@
         <w:t xml:space="preserve">.</w:t>
       </w:r>
     </w:p>
-    <w:bookmarkEnd w:id="40"/>
-    <w:bookmarkStart w:id="41" w:name="tipping"/>
+    <w:bookmarkEnd w:id="51"/>
+    <w:bookmarkStart w:id="52" w:name="tipping"/>
     <w:p>
       <w:pPr>
         <w:pStyle w:val="Heading3"/>
@@ -2070,8 +2433,8 @@
       </w:r>
       <w:r>
         <w:rPr>
-          <w:b/>
-          <w:bCs/>
+          <w:bCs/>
+          <w:b/>
         </w:rPr>
         <w:t xml:space="preserve">PureTask retains no portion</w:t>
       </w:r>
@@ -2082,8 +2445,8 @@
         <w:t xml:space="preserve">of any tip.</w:t>
       </w:r>
     </w:p>
-    <w:bookmarkEnd w:id="41"/>
-    <w:bookmarkStart w:id="42" w:name="disputes"/>
+    <w:bookmarkEnd w:id="52"/>
+    <w:bookmarkStart w:id="53" w:name="disputes"/>
     <w:p>
       <w:pPr>
         <w:pStyle w:val="Heading3"/>
@@ -2104,8 +2467,8 @@
       </w:r>
       <w:r>
         <w:rPr>
-          <w:b/>
-          <w:bCs/>
+          <w:bCs/>
+          <w:b/>
         </w:rPr>
         <w:t xml:space="preserve">not adjudicate</w:t>
       </w:r>
@@ -2116,8 +2479,8 @@
         <w:t xml:space="preserve">or guarantee outcomes. Outcomes may include partial refunds, re-do bookings, or no action, at PureTask’s reasonable discretion. Either party retains the right to pursue claims directly.</w:t>
       </w:r>
     </w:p>
-    <w:bookmarkEnd w:id="42"/>
-    <w:bookmarkStart w:id="43" w:name="chargebacks"/>
+    <w:bookmarkEnd w:id="53"/>
+    <w:bookmarkStart w:id="54" w:name="chargebacks"/>
     <w:p>
       <w:pPr>
         <w:pStyle w:val="Heading3"/>
@@ -2134,8 +2497,8 @@
         <w:t xml:space="preserve">If a Client initiates a chargeback, Stripe and PureTask may (i) provide documentation, (ii) freeze the disputed amount, (iii) offset future payouts to recover Pro-attributable amounts, and (iv) suspend accounts pending resolution.</w:t>
       </w:r>
     </w:p>
-    <w:bookmarkEnd w:id="43"/>
-    <w:bookmarkStart w:id="44" w:name="taxes"/>
+    <w:bookmarkEnd w:id="54"/>
+    <w:bookmarkStart w:id="55" w:name="taxes"/>
     <w:p>
       <w:pPr>
         <w:pStyle w:val="Heading3"/>
@@ -2156,8 +2519,8 @@
       </w:r>
       <w:r>
         <w:rPr>
-          <w:b/>
-          <w:bCs/>
+          <w:bCs/>
+          <w:b/>
         </w:rPr>
         <w:t xml:space="preserve">IRS Form 1099-K</w:t>
       </w:r>
@@ -2172,8 +2535,8 @@
       </w:r>
       <w:r>
         <w:rPr>
-          <w:b/>
-          <w:bCs/>
+          <w:bCs/>
+          <w:b/>
         </w:rPr>
         <w:t xml:space="preserve">not</w:t>
       </w:r>
@@ -2199,9 +2562,9 @@
         </w:pict>
       </w:r>
     </w:p>
-    <w:bookmarkEnd w:id="44"/>
-    <w:bookmarkEnd w:id="45"/>
-    <w:bookmarkStart w:id="46" w:name="limited-agent-of-the-payee-authority"/>
+    <w:bookmarkEnd w:id="55"/>
+    <w:bookmarkEnd w:id="56"/>
+    <w:bookmarkStart w:id="57" w:name="limited-agent-of-the-payee-authority"/>
     <w:p>
       <w:pPr>
         <w:pStyle w:val="Heading2"/>
@@ -2225,8 +2588,8 @@
         </w:pict>
       </w:r>
     </w:p>
-    <w:bookmarkEnd w:id="46"/>
-    <w:bookmarkStart w:id="47" w:name="cancellations-and-refunds"/>
+    <w:bookmarkEnd w:id="57"/>
+    <w:bookmarkStart w:id="58" w:name="cancellations-and-refunds"/>
     <w:p>
       <w:pPr>
         <w:pStyle w:val="Heading2"/>
@@ -2245,12 +2608,12 @@
       <w:r>
         <w:t xml:space="preserve"> </w:t>
       </w:r>
-      <w:hyperlink r:id="rId12">
+      <w:hyperlink r:id="rId23">
         <w:r>
           <w:rPr>
             <w:rStyle w:val="Hyperlink"/>
+            <w:bCs/>
             <w:b/>
-            <w:bCs/>
           </w:rPr>
           <w:t xml:space="preserve">Cancellation Policy</w:t>
         </w:r>
@@ -2266,8 +2629,8 @@
         </w:pict>
       </w:r>
     </w:p>
-    <w:bookmarkEnd w:id="47"/>
-    <w:bookmarkStart w:id="52" w:name="trust-verification-and-background-checks"/>
+    <w:bookmarkEnd w:id="58"/>
+    <w:bookmarkStart w:id="63" w:name="trust-verification-and-background-checks"/>
     <w:p>
       <w:pPr>
         <w:pStyle w:val="Heading2"/>
@@ -2276,7 +2639,7 @@
         <w:t xml:space="preserve">10. Trust, Verification, and Background Checks</w:t>
       </w:r>
     </w:p>
-    <w:bookmarkStart w:id="48" w:name="screening"/>
+    <w:bookmarkStart w:id="59" w:name="screening"/>
     <w:p>
       <w:pPr>
         <w:pStyle w:val="Heading3"/>
@@ -2297,8 +2660,8 @@
       </w:r>
       <w:r>
         <w:rPr>
-          <w:b/>
-          <w:bCs/>
+          <w:bCs/>
+          <w:b/>
         </w:rPr>
         <w:t xml:space="preserve">Standalone FCRA Disclosure and Authorization</w:t>
       </w:r>
@@ -2309,8 +2672,8 @@
         <w:t xml:space="preserve">signed at signup.</w:t>
       </w:r>
     </w:p>
-    <w:bookmarkEnd w:id="48"/>
-    <w:bookmarkStart w:id="49" w:name="ongoing-rechecks"/>
+    <w:bookmarkEnd w:id="59"/>
+    <w:bookmarkStart w:id="60" w:name="ongoing-rechecks"/>
     <w:p>
       <w:pPr>
         <w:pStyle w:val="Heading3"/>
@@ -2331,8 +2694,8 @@
       </w:r>
       <w:r>
         <w:rPr>
-          <w:b/>
-          <w:bCs/>
+          <w:bCs/>
+          <w:b/>
         </w:rPr>
         <w:t xml:space="preserve">ongoing rechecks</w:t>
       </w:r>
@@ -2343,8 +2706,8 @@
         <w:t xml:space="preserve">at PureTask’s discretion, no less than annually. Continued use of the Platform constitutes renewed consent.</w:t>
       </w:r>
     </w:p>
-    <w:bookmarkEnd w:id="49"/>
-    <w:bookmarkStart w:id="50" w:name="rights"/>
+    <w:bookmarkEnd w:id="60"/>
+    <w:bookmarkStart w:id="61" w:name="rights"/>
     <w:p>
       <w:pPr>
         <w:pStyle w:val="Heading3"/>
@@ -2361,8 +2724,8 @@
         <w:t xml:space="preserve">Pros have the right to (a) request a copy of any consumer report, (b) dispute accuracy directly with the consumer reporting agency, and (c) receive pre-adverse and adverse-action notices.</w:t>
       </w:r>
     </w:p>
-    <w:bookmarkEnd w:id="50"/>
-    <w:bookmarkStart w:id="51" w:name="no-guarantee"/>
+    <w:bookmarkEnd w:id="61"/>
+    <w:bookmarkStart w:id="62" w:name="no-guarantee"/>
     <w:p>
       <w:pPr>
         <w:pStyle w:val="Heading3"/>
@@ -2383,8 +2746,8 @@
       </w:r>
       <w:r>
         <w:rPr>
-          <w:b/>
-          <w:bCs/>
+          <w:bCs/>
+          <w:b/>
         </w:rPr>
         <w:t xml:space="preserve">not</w:t>
       </w:r>
@@ -2402,9 +2765,9 @@
         </w:pict>
       </w:r>
     </w:p>
-    <w:bookmarkEnd w:id="51"/>
-    <w:bookmarkEnd w:id="52"/>
-    <w:bookmarkStart w:id="56" w:name="insurance"/>
+    <w:bookmarkEnd w:id="62"/>
+    <w:bookmarkEnd w:id="63"/>
+    <w:bookmarkStart w:id="67" w:name="insurance"/>
     <w:p>
       <w:pPr>
         <w:pStyle w:val="Heading2"/>
@@ -2413,7 +2776,7 @@
         <w:t xml:space="preserve">11. Insurance</w:t>
       </w:r>
     </w:p>
-    <w:bookmarkStart w:id="53" w:name="puretask-insurance"/>
+    <w:bookmarkStart w:id="64" w:name="puretask-insurance"/>
     <w:p>
       <w:pPr>
         <w:pStyle w:val="Heading3"/>
@@ -2440,8 +2803,8 @@
       </w:r>
       <w:r>
         <w:rPr>
-          <w:b/>
-          <w:bCs/>
+          <w:bCs/>
+          <w:b/>
         </w:rPr>
         <w:t xml:space="preserve">Commercial General Liability (CGL)</w:t>
       </w:r>
@@ -2462,8 +2825,8 @@
       </w:r>
       <w:r>
         <w:rPr>
-          <w:b/>
-          <w:bCs/>
+          <w:bCs/>
+          <w:b/>
         </w:rPr>
         <w:t xml:space="preserve">Technology Errors and Omissions / Cyber Liability</w:t>
       </w:r>
@@ -2484,8 +2847,8 @@
       </w:r>
       <w:r>
         <w:rPr>
-          <w:b/>
-          <w:bCs/>
+          <w:bCs/>
+          <w:b/>
         </w:rPr>
         <w:t xml:space="preserve">Umbrella Liability</w:t>
       </w:r>
@@ -2508,8 +2871,8 @@
       </w:r>
       <w:r>
         <w:rPr>
-          <w:b/>
-          <w:bCs/>
+          <w:bCs/>
+          <w:b/>
         </w:rPr>
         <w:t xml:space="preserve">PureTask’s own operations</w:t>
       </w:r>
@@ -2524,8 +2887,8 @@
       </w:r>
       <w:r>
         <w:rPr>
-          <w:b/>
-          <w:bCs/>
+          <w:bCs/>
+          <w:b/>
         </w:rPr>
         <w:t xml:space="preserve">not</w:t>
       </w:r>
@@ -2536,8 +2899,8 @@
         <w:t xml:space="preserve">cover the Pro’s cleaning services or the Pro’s liability to Clients.</w:t>
       </w:r>
     </w:p>
-    <w:bookmarkEnd w:id="53"/>
-    <w:bookmarkStart w:id="54" w:name="pro-insurance-requirements"/>
+    <w:bookmarkEnd w:id="64"/>
+    <w:bookmarkStart w:id="65" w:name="pro-insurance-requirements"/>
     <w:p>
       <w:pPr>
         <w:pStyle w:val="Heading3"/>
@@ -2554,8 +2917,8 @@
         <w:t xml:space="preserve">Pros are responsible for their own insurance, including (at minimum) the Commercial General Liability coverage in Section 4.2(2)(c) if relying on insurance for eligibility, and any workers’ compensation insurance required by law for their own employees.</w:t>
       </w:r>
     </w:p>
-    <w:bookmarkEnd w:id="54"/>
-    <w:bookmarkStart w:id="55" w:name="Xe9e5bcdfe247504fe2bed455a4655572c78ac31"/>
+    <w:bookmarkEnd w:id="65"/>
+    <w:bookmarkStart w:id="66" w:name="Xe9e5bcdfe247504fe2bed455a4655572c78ac31"/>
     <w:p>
       <w:pPr>
         <w:pStyle w:val="Heading3"/>
@@ -2576,8 +2939,8 @@
       </w:r>
       <w:r>
         <w:rPr>
-          <w:b/>
-          <w:bCs/>
+          <w:bCs/>
+          <w:b/>
         </w:rPr>
         <w:t xml:space="preserve">not</w:t>
       </w:r>
@@ -2595,9 +2958,9 @@
         </w:pict>
       </w:r>
     </w:p>
-    <w:bookmarkEnd w:id="55"/>
-    <w:bookmarkEnd w:id="56"/>
-    <w:bookmarkStart w:id="57" w:name="ratings-reviews-and-trust-signals"/>
+    <w:bookmarkEnd w:id="66"/>
+    <w:bookmarkEnd w:id="67"/>
+    <w:bookmarkStart w:id="68" w:name="ratings-reviews-and-trust-signals"/>
     <w:p>
       <w:pPr>
         <w:pStyle w:val="Heading2"/>
@@ -2626,8 +2989,8 @@
       </w:r>
       <w:r>
         <w:rPr>
-          <w:b/>
-          <w:bCs/>
+          <w:bCs/>
+          <w:b/>
         </w:rPr>
         <w:t xml:space="preserve">not</w:t>
       </w:r>
@@ -2645,8 +3008,8 @@
         </w:pict>
       </w:r>
     </w:p>
-    <w:bookmarkEnd w:id="57"/>
-    <w:bookmarkStart w:id="58" w:name="modifications-to-the-platform"/>
+    <w:bookmarkEnd w:id="68"/>
+    <w:bookmarkStart w:id="69" w:name="modifications-to-the-platform"/>
     <w:p>
       <w:pPr>
         <w:pStyle w:val="Heading2"/>
@@ -2660,17 +3023,41 @@
         <w:pStyle w:val="FirstParagraph"/>
       </w:pPr>
       <w:r>
-        <w:t xml:space="preserve">PureTask may, at its discretion and without notice, modify, suspend, or discontinue any feature of the Platform; impose limits on use; or release beta, experimental, or test features (“</w:t>
-      </w:r>
-      <w:r>
-        <w:rPr>
-          <w:b/>
-          <w:bCs/>
+        <w:t xml:space="preserve">PureTask may, at its discretion and without notice, modify, suspend, or discontinue any feature of the Platform; impose limits on use; or release beta, experimental, or test features (</w:t>
+      </w:r>
+      <w:r>
+        <w:t xml:space="preserve">“</w:t>
+      </w:r>
+      <w:r>
+        <w:rPr>
+          <w:bCs/>
+          <w:b/>
         </w:rPr>
         <w:t xml:space="preserve">Beta Features</w:t>
       </w:r>
       <w:r>
-        <w:t xml:space="preserve">”). Beta Features are provided “as is” with no warranty. PureTask is not liable for modification, suspension, or discontinuation.</w:t>
+        <w:t xml:space="preserve">”</w:t>
+      </w:r>
+      <w:r>
+        <w:t xml:space="preserve">). Beta Features are provided</w:t>
+      </w:r>
+      <w:r>
+        <w:t xml:space="preserve"> </w:t>
+      </w:r>
+      <w:r>
+        <w:t xml:space="preserve">“</w:t>
+      </w:r>
+      <w:r>
+        <w:t xml:space="preserve">as is</w:t>
+      </w:r>
+      <w:r>
+        <w:t xml:space="preserve">”</w:t>
+      </w:r>
+      <w:r>
+        <w:t xml:space="preserve"> </w:t>
+      </w:r>
+      <w:r>
+        <w:t xml:space="preserve">with no warranty. PureTask is not liable for modification, suspension, or discontinuation.</w:t>
       </w:r>
     </w:p>
     <w:p>
@@ -2680,8 +3067,8 @@
         </w:pict>
       </w:r>
     </w:p>
-    <w:bookmarkEnd w:id="58"/>
-    <w:bookmarkStart w:id="62" w:name="user-content-feedback"/>
+    <w:bookmarkEnd w:id="69"/>
+    <w:bookmarkStart w:id="73" w:name="user-content-feedback"/>
     <w:p>
       <w:pPr>
         <w:pStyle w:val="Heading2"/>
@@ -2690,7 +3077,7 @@
         <w:t xml:space="preserve">14. User Content; Feedback</w:t>
       </w:r>
     </w:p>
-    <w:bookmarkStart w:id="59" w:name="user-content"/>
+    <w:bookmarkStart w:id="70" w:name="user-content"/>
     <w:p>
       <w:pPr>
         <w:pStyle w:val="Heading3"/>
@@ -2708,13 +3095,19 @@
       </w:r>
       <w:r>
         <w:rPr>
-          <w:b/>
-          <w:bCs/>
+          <w:bCs/>
+          <w:b/>
         </w:rPr>
         <w:t xml:space="preserve">User Content</w:t>
       </w:r>
       <w:r>
-        <w:t xml:space="preserve">” means any content you submit through the Platform, including listings, messages, photos, reviews, and profile information.</w:t>
+        <w:t xml:space="preserve">”</w:t>
+      </w:r>
+      <w:r>
+        <w:t xml:space="preserve"> </w:t>
+      </w:r>
+      <w:r>
+        <w:t xml:space="preserve">means any content you submit through the Platform, including listings, messages, photos, reviews, and profile information.</w:t>
       </w:r>
     </w:p>
     <w:p>
@@ -2733,8 +3126,8 @@
         <w:t xml:space="preserve">You represent and warrant that you own or have all necessary rights to your User Content, that it does not infringe any third-party rights or violate applicable law, and that PureTask’s license does not require payment to any third party.</w:t>
       </w:r>
     </w:p>
-    <w:bookmarkEnd w:id="59"/>
-    <w:bookmarkStart w:id="60" w:name="feedback"/>
+    <w:bookmarkEnd w:id="70"/>
+    <w:bookmarkStart w:id="71" w:name="feedback"/>
     <w:p>
       <w:pPr>
         <w:pStyle w:val="Heading3"/>
@@ -2748,21 +3141,27 @@
         <w:pStyle w:val="FirstParagraph"/>
       </w:pPr>
       <w:r>
-        <w:t xml:space="preserve">If you provide suggestions, ideas, enhancements, or feedback about the Platform (“</w:t>
-      </w:r>
-      <w:r>
-        <w:rPr>
-          <w:b/>
-          <w:bCs/>
+        <w:t xml:space="preserve">If you provide suggestions, ideas, enhancements, or feedback about the Platform (</w:t>
+      </w:r>
+      <w:r>
+        <w:t xml:space="preserve">“</w:t>
+      </w:r>
+      <w:r>
+        <w:rPr>
+          <w:bCs/>
+          <w:b/>
         </w:rPr>
         <w:t xml:space="preserve">Feedback</w:t>
       </w:r>
       <w:r>
-        <w:t xml:space="preserve">”), you grant PureTask an unrestricted, perpetual, irrevocable, royalty-free license to use the Feedback for any purpose without obligation to you. You waive any moral rights in the Feedback.</w:t>
-      </w:r>
-    </w:p>
-    <w:bookmarkEnd w:id="60"/>
-    <w:bookmarkStart w:id="61" w:name="dmca-copyright-policy"/>
+        <w:t xml:space="preserve">”</w:t>
+      </w:r>
+      <w:r>
+        <w:t xml:space="preserve">), you grant PureTask an unrestricted, perpetual, irrevocable, royalty-free license to use the Feedback for any purpose without obligation to you. You waive any moral rights in the Feedback.</w:t>
+      </w:r>
+    </w:p>
+    <w:bookmarkEnd w:id="71"/>
+    <w:bookmarkStart w:id="72" w:name="dmca-copyright-policy"/>
     <w:p>
       <w:pPr>
         <w:pStyle w:val="Heading3"/>
@@ -2783,8 +3182,8 @@
       </w:r>
       <w:r>
         <w:rPr>
-          <w:b/>
-          <w:bCs/>
+          <w:bCs/>
+          <w:b/>
         </w:rPr>
         <w:t xml:space="preserve">Digital Millennium Copyright Act (DMCA), 17 U.S.C. § 512</w:t>
       </w:r>
@@ -2796,8 +3195,8 @@
       </w:r>
       <w:r>
         <w:rPr>
-          <w:b/>
-          <w:bCs/>
+          <w:bCs/>
+          <w:b/>
         </w:rPr>
         <w:t xml:space="preserve">Designated DMCA Agent</w:t>
       </w:r>
@@ -2807,11 +3206,11 @@
     </w:p>
     <w:p>
       <w:pPr>
-        <w:pStyle w:val="Compact"/>
         <w:numPr>
           <w:ilvl w:val="0"/>
           <w:numId w:val="1006"/>
         </w:numPr>
+        <w:pStyle w:val="Compact"/>
       </w:pPr>
       <w:r>
         <w:t xml:space="preserve">Identification of the copyrighted work;</w:t>
@@ -2819,11 +3218,11 @@
     </w:p>
     <w:p>
       <w:pPr>
-        <w:pStyle w:val="Compact"/>
         <w:numPr>
           <w:ilvl w:val="0"/>
           <w:numId w:val="1006"/>
         </w:numPr>
+        <w:pStyle w:val="Compact"/>
       </w:pPr>
       <w:r>
         <w:t xml:space="preserve">Identification of the allegedly infringing material and its location on the Platform;</w:t>
@@ -2831,11 +3230,11 @@
     </w:p>
     <w:p>
       <w:pPr>
-        <w:pStyle w:val="Compact"/>
         <w:numPr>
           <w:ilvl w:val="0"/>
           <w:numId w:val="1006"/>
         </w:numPr>
+        <w:pStyle w:val="Compact"/>
       </w:pPr>
       <w:r>
         <w:t xml:space="preserve">Your contact information (name, address, phone, email);</w:t>
@@ -2843,11 +3242,11 @@
     </w:p>
     <w:p>
       <w:pPr>
-        <w:pStyle w:val="Compact"/>
         <w:numPr>
           <w:ilvl w:val="0"/>
           <w:numId w:val="1006"/>
         </w:numPr>
+        <w:pStyle w:val="Compact"/>
       </w:pPr>
       <w:r>
         <w:t xml:space="preserve">A good-faith statement that the use is unauthorized;</w:t>
@@ -2855,11 +3254,11 @@
     </w:p>
     <w:p>
       <w:pPr>
-        <w:pStyle w:val="Compact"/>
         <w:numPr>
           <w:ilvl w:val="0"/>
           <w:numId w:val="1006"/>
         </w:numPr>
+        <w:pStyle w:val="Compact"/>
       </w:pPr>
       <w:r>
         <w:t xml:space="preserve">A statement, under penalty of perjury, that the information is accurate and you are authorized to act;</w:t>
@@ -2867,11 +3266,11 @@
     </w:p>
     <w:p>
       <w:pPr>
-        <w:pStyle w:val="Compact"/>
         <w:numPr>
           <w:ilvl w:val="0"/>
           <w:numId w:val="1006"/>
         </w:numPr>
+        <w:pStyle w:val="Compact"/>
       </w:pPr>
       <w:r>
         <w:t xml:space="preserve">Your physical or electronic signature.</w:t>
@@ -2883,8 +3282,8 @@
       </w:pPr>
       <w:r>
         <w:rPr>
-          <w:b/>
-          <w:bCs/>
+          <w:bCs/>
+          <w:b/>
         </w:rPr>
         <w:t xml:space="preserve">Designated DMCA Agent</w:t>
       </w:r>
@@ -2911,18 +3310,24 @@
       </w:r>
       <w:r>
         <w:rPr>
-          <w:b/>
-          <w:bCs/>
+          <w:bCs/>
+          <w:b/>
         </w:rPr>
         <w:t xml:space="preserve">otherpuretask@gmail.com</w:t>
       </w:r>
       <w:r>
-        <w:t xml:space="preserve">, Subject: “</w:t>
-      </w:r>
-      <w:r>
-        <w:rPr>
-          <w:b/>
-          <w:bCs/>
+        <w:t xml:space="preserve">, Subject:</w:t>
+      </w:r>
+      <w:r>
+        <w:t xml:space="preserve"> </w:t>
+      </w:r>
+      <w:r>
+        <w:t xml:space="preserve">“</w:t>
+      </w:r>
+      <w:r>
+        <w:rPr>
+          <w:bCs/>
+          <w:b/>
         </w:rPr>
         <w:t xml:space="preserve">DMCA Notice</w:t>
       </w:r>
@@ -2936,8 +3341,8 @@
       </w:pPr>
       <w:r>
         <w:rPr>
+          <w:iCs/>
           <w:i/>
-          <w:iCs/>
         </w:rPr>
         <w:t xml:space="preserve">Registered with the U.S. Copyright Office DMCA Designated Agent Directory.</w:t>
       </w:r>
@@ -2957,9 +3362,9 @@
         </w:pict>
       </w:r>
     </w:p>
-    <w:bookmarkEnd w:id="61"/>
-    <w:bookmarkEnd w:id="62"/>
-    <w:bookmarkStart w:id="64" w:name="prohibited-conduct"/>
+    <w:bookmarkEnd w:id="72"/>
+    <w:bookmarkEnd w:id="73"/>
+    <w:bookmarkStart w:id="75" w:name="prohibited-conduct"/>
     <w:p>
       <w:pPr>
         <w:pStyle w:val="Heading2"/>
@@ -2978,11 +3383,11 @@
     </w:p>
     <w:p>
       <w:pPr>
-        <w:pStyle w:val="Compact"/>
         <w:numPr>
           <w:ilvl w:val="0"/>
           <w:numId w:val="1007"/>
         </w:numPr>
+        <w:pStyle w:val="Compact"/>
       </w:pPr>
       <w:r>
         <w:t xml:space="preserve">Use the Platform for any unlawful, fraudulent, harmful, or deceptive purpose;</w:t>
@@ -2990,11 +3395,11 @@
     </w:p>
     <w:p>
       <w:pPr>
-        <w:pStyle w:val="Compact"/>
         <w:numPr>
           <w:ilvl w:val="0"/>
           <w:numId w:val="1007"/>
         </w:numPr>
+        <w:pStyle w:val="Compact"/>
       </w:pPr>
       <w:r>
         <w:t xml:space="preserve">Solicit any User to transact outside the Platform to avoid fees (subject to Section 15.A);</w:t>
@@ -3002,11 +3407,11 @@
     </w:p>
     <w:p>
       <w:pPr>
-        <w:pStyle w:val="Compact"/>
         <w:numPr>
           <w:ilvl w:val="0"/>
           <w:numId w:val="1007"/>
         </w:numPr>
+        <w:pStyle w:val="Compact"/>
       </w:pPr>
       <w:r>
         <w:t xml:space="preserve">Misrepresent identity, qualifications, services, or property;</w:t>
@@ -3014,16 +3419,16 @@
     </w:p>
     <w:p>
       <w:pPr>
-        <w:pStyle w:val="Compact"/>
         <w:numPr>
           <w:ilvl w:val="0"/>
           <w:numId w:val="1007"/>
         </w:numPr>
-      </w:pPr>
-      <w:r>
-        <w:rPr>
-          <w:b/>
-          <w:bCs/>
+        <w:pStyle w:val="Compact"/>
+      </w:pPr>
+      <w:r>
+        <w:rPr>
+          <w:bCs/>
+          <w:b/>
         </w:rPr>
         <w:t xml:space="preserve">Discriminate</w:t>
       </w:r>
@@ -3038,8 +3443,8 @@
       </w:r>
       <w:r>
         <w:rPr>
-          <w:b/>
-          <w:bCs/>
+          <w:bCs/>
+          <w:b/>
         </w:rPr>
         <w:t xml:space="preserve">Unruh Civil Rights Act (Cal. Civ. Code § 51)</w:t>
       </w:r>
@@ -3051,8 +3456,8 @@
       </w:r>
       <w:r>
         <w:rPr>
-          <w:b/>
-          <w:bCs/>
+          <w:bCs/>
+          <w:b/>
         </w:rPr>
         <w:t xml:space="preserve">Texas Human Resources Code</w:t>
       </w:r>
@@ -3064,8 +3469,8 @@
       </w:r>
       <w:r>
         <w:rPr>
-          <w:b/>
-          <w:bCs/>
+          <w:bCs/>
+          <w:b/>
         </w:rPr>
         <w:t xml:space="preserve">Florida Civil Rights Act (Fla. Stat. Ch. 760)</w:t>
       </w:r>
@@ -3075,11 +3480,11 @@
     </w:p>
     <w:p>
       <w:pPr>
-        <w:pStyle w:val="Compact"/>
         <w:numPr>
           <w:ilvl w:val="0"/>
           <w:numId w:val="1007"/>
         </w:numPr>
+        <w:pStyle w:val="Compact"/>
       </w:pPr>
       <w:r>
         <w:t xml:space="preserve">Harass, threaten, defame, stalk, or otherwise harm any person;</w:t>
@@ -3087,11 +3492,11 @@
     </w:p>
     <w:p>
       <w:pPr>
-        <w:pStyle w:val="Compact"/>
         <w:numPr>
           <w:ilvl w:val="0"/>
           <w:numId w:val="1007"/>
         </w:numPr>
+        <w:pStyle w:val="Compact"/>
       </w:pPr>
       <w:r>
         <w:t xml:space="preserve">Upload viruses, malware, or other malicious code;</w:t>
@@ -3099,11 +3504,11 @@
     </w:p>
     <w:p>
       <w:pPr>
-        <w:pStyle w:val="Compact"/>
         <w:numPr>
           <w:ilvl w:val="0"/>
           <w:numId w:val="1007"/>
         </w:numPr>
+        <w:pStyle w:val="Compact"/>
       </w:pPr>
       <w:r>
         <w:t xml:space="preserve">Scrape, crawl, harvest, or copy data from the Platform without consent;</w:t>
@@ -3111,11 +3516,11 @@
     </w:p>
     <w:p>
       <w:pPr>
-        <w:pStyle w:val="Compact"/>
         <w:numPr>
           <w:ilvl w:val="0"/>
           <w:numId w:val="1007"/>
         </w:numPr>
+        <w:pStyle w:val="Compact"/>
       </w:pPr>
       <w:r>
         <w:t xml:space="preserve">Reverse engineer, decompile, or attempt to derive source code, except where applicable law expressly permits (e.g., good-faith security research under</w:t>
@@ -3125,8 +3530,8 @@
       </w:r>
       <w:r>
         <w:rPr>
-          <w:b/>
-          <w:bCs/>
+          <w:bCs/>
+          <w:b/>
         </w:rPr>
         <w:t xml:space="preserve">17 U.S.C. § 1201(j)</w:t>
       </w:r>
@@ -3136,11 +3541,11 @@
     </w:p>
     <w:p>
       <w:pPr>
-        <w:pStyle w:val="Compact"/>
         <w:numPr>
           <w:ilvl w:val="0"/>
           <w:numId w:val="1007"/>
         </w:numPr>
+        <w:pStyle w:val="Compact"/>
       </w:pPr>
       <w:r>
         <w:t xml:space="preserve">Use the Platform to launder money, finance terrorism, or violate sanctions;</w:t>
@@ -3148,11 +3553,11 @@
     </w:p>
     <w:p>
       <w:pPr>
-        <w:pStyle w:val="Compact"/>
         <w:numPr>
           <w:ilvl w:val="0"/>
           <w:numId w:val="1007"/>
         </w:numPr>
+        <w:pStyle w:val="Compact"/>
       </w:pPr>
       <w:r>
         <w:t xml:space="preserve">Interfere with the security or integrity of the Platform; or</w:t>
@@ -3160,17 +3565,17 @@
     </w:p>
     <w:p>
       <w:pPr>
-        <w:pStyle w:val="Compact"/>
         <w:numPr>
           <w:ilvl w:val="0"/>
           <w:numId w:val="1007"/>
         </w:numPr>
+        <w:pStyle w:val="Compact"/>
       </w:pPr>
       <w:r>
         <w:t xml:space="preserve">Violate any provision of the Acceptable Use Policy.</w:t>
       </w:r>
     </w:p>
-    <w:bookmarkStart w:id="63" w:name="Xaa5a288b57385eb5127a268b056a07f9d6c2572"/>
+    <w:bookmarkStart w:id="74" w:name="Xaa5a288b57385eb5127a268b056a07f9d6c2572"/>
     <w:p>
       <w:pPr>
         <w:pStyle w:val="Heading3"/>
@@ -3191,8 +3596,8 @@
       </w:r>
       <w:r>
         <w:rPr>
-          <w:b/>
-          <w:bCs/>
+          <w:bCs/>
+          <w:b/>
         </w:rPr>
         <w:t xml:space="preserve">during an active Booking and for 30 days thereafter</w:t>
       </w:r>
@@ -3204,8 +3609,8 @@
       </w:r>
       <w:r>
         <w:rPr>
-          <w:b/>
-          <w:bCs/>
+          <w:bCs/>
+          <w:b/>
         </w:rPr>
         <w:t xml:space="preserve">Platform Attribution Fee</w:t>
       </w:r>
@@ -3220,8 +3625,8 @@
       </w:r>
       <w:r>
         <w:rPr>
-          <w:b/>
-          <w:bCs/>
+          <w:bCs/>
+          <w:b/>
         </w:rPr>
         <w:t xml:space="preserve">liquidated damages</w:t>
       </w:r>
@@ -3241,8 +3646,8 @@
       </w:r>
       <w:r>
         <w:rPr>
-          <w:b/>
-          <w:bCs/>
+          <w:bCs/>
+          <w:b/>
         </w:rPr>
         <w:t xml:space="preserve">no restrictions</w:t>
       </w:r>
@@ -3265,8 +3670,8 @@
       </w:r>
       <w:r>
         <w:rPr>
-          <w:b/>
-          <w:bCs/>
+          <w:bCs/>
+          <w:b/>
         </w:rPr>
         <w:t xml:space="preserve">California Business &amp; Professions Code § 16600</w:t>
       </w:r>
@@ -3278,8 +3683,8 @@
       </w:r>
       <w:r>
         <w:rPr>
-          <w:b/>
-          <w:bCs/>
+          <w:bCs/>
+          <w:b/>
         </w:rPr>
         <w:t xml:space="preserve">SB 699</w:t>
       </w:r>
@@ -3294,9 +3699,9 @@
         </w:pict>
       </w:r>
     </w:p>
-    <w:bookmarkEnd w:id="63"/>
-    <w:bookmarkEnd w:id="64"/>
-    <w:bookmarkStart w:id="65" w:name="independent-pro-provisions"/>
+    <w:bookmarkEnd w:id="74"/>
+    <w:bookmarkEnd w:id="75"/>
+    <w:bookmarkStart w:id="76" w:name="independent-pro-provisions"/>
     <w:p>
       <w:pPr>
         <w:pStyle w:val="Heading2"/>
@@ -3317,8 +3722,8 @@
       </w:r>
       <w:r>
         <w:rPr>
-          <w:b/>
-          <w:bCs/>
+          <w:bCs/>
+          <w:b/>
         </w:rPr>
         <w:t xml:space="preserve">Pro Independent Contractor Agreement</w:t>
       </w:r>
@@ -3328,11 +3733,11 @@
     </w:p>
     <w:p>
       <w:pPr>
-        <w:pStyle w:val="Compact"/>
         <w:numPr>
           <w:ilvl w:val="0"/>
           <w:numId w:val="1008"/>
         </w:numPr>
+        <w:pStyle w:val="Compact"/>
       </w:pPr>
       <w:r>
         <w:t xml:space="preserve">Pros are</w:t>
@@ -3342,8 +3747,8 @@
       </w:r>
       <w:r>
         <w:rPr>
-          <w:b/>
-          <w:bCs/>
+          <w:bCs/>
+          <w:b/>
         </w:rPr>
         <w:t xml:space="preserve">independent contractors</w:t>
       </w:r>
@@ -3353,11 +3758,11 @@
     </w:p>
     <w:p>
       <w:pPr>
-        <w:pStyle w:val="Compact"/>
         <w:numPr>
           <w:ilvl w:val="0"/>
           <w:numId w:val="1008"/>
         </w:numPr>
+        <w:pStyle w:val="Compact"/>
       </w:pPr>
       <w:r>
         <w:t xml:space="preserve">Pros</w:t>
@@ -3367,8 +3772,8 @@
       </w:r>
       <w:r>
         <w:rPr>
-          <w:b/>
-          <w:bCs/>
+          <w:bCs/>
+          <w:b/>
         </w:rPr>
         <w:t xml:space="preserve">control the manner and means</w:t>
       </w:r>
@@ -3381,11 +3786,11 @@
     </w:p>
     <w:p>
       <w:pPr>
-        <w:pStyle w:val="Compact"/>
         <w:numPr>
           <w:ilvl w:val="0"/>
           <w:numId w:val="1008"/>
         </w:numPr>
+        <w:pStyle w:val="Compact"/>
       </w:pPr>
       <w:r>
         <w:t xml:space="preserve">Pros operate an</w:t>
@@ -3395,8 +3800,8 @@
       </w:r>
       <w:r>
         <w:rPr>
-          <w:b/>
-          <w:bCs/>
+          <w:bCs/>
+          <w:b/>
         </w:rPr>
         <w:t xml:space="preserve">independently established trade</w:t>
       </w:r>
@@ -3406,11 +3811,11 @@
     </w:p>
     <w:p>
       <w:pPr>
-        <w:pStyle w:val="Compact"/>
         <w:numPr>
           <w:ilvl w:val="0"/>
           <w:numId w:val="1008"/>
         </w:numPr>
+        <w:pStyle w:val="Compact"/>
       </w:pPr>
       <w:r>
         <w:t xml:space="preserve">Pros are solely responsible for taxes, insurance, equipment, supplies, and law compliance.</w:t>
@@ -3418,11 +3823,11 @@
     </w:p>
     <w:p>
       <w:pPr>
-        <w:pStyle w:val="Compact"/>
         <w:numPr>
           <w:ilvl w:val="0"/>
           <w:numId w:val="1008"/>
         </w:numPr>
+        <w:pStyle w:val="Compact"/>
       </w:pPr>
       <w:r>
         <w:t xml:space="preserve">Pros may subcontract or substitute qualified replacements.</w:t>
@@ -3430,11 +3835,11 @@
     </w:p>
     <w:p>
       <w:pPr>
-        <w:pStyle w:val="Compact"/>
         <w:numPr>
           <w:ilvl w:val="0"/>
           <w:numId w:val="1008"/>
         </w:numPr>
+        <w:pStyle w:val="Compact"/>
       </w:pPr>
       <w:r>
         <w:t xml:space="preserve">PureTask is a</w:t>
@@ -3444,8 +3849,8 @@
       </w:r>
       <w:r>
         <w:rPr>
-          <w:b/>
-          <w:bCs/>
+          <w:bCs/>
+          <w:b/>
         </w:rPr>
         <w:t xml:space="preserve">limited agent of the payee</w:t>
       </w:r>
@@ -3471,8 +3876,8 @@
         </w:pict>
       </w:r>
     </w:p>
-    <w:bookmarkEnd w:id="65"/>
-    <w:bookmarkStart w:id="69" w:name="intellectual-property"/>
+    <w:bookmarkEnd w:id="76"/>
+    <w:bookmarkStart w:id="80" w:name="intellectual-property"/>
     <w:p>
       <w:pPr>
         <w:pStyle w:val="Heading2"/>
@@ -3481,7 +3886,7 @@
         <w:t xml:space="preserve">17. Intellectual Property</w:t>
       </w:r>
     </w:p>
-    <w:bookmarkStart w:id="66" w:name="puretasks-ip"/>
+    <w:bookmarkStart w:id="77" w:name="puretasks-ip"/>
     <w:p>
       <w:pPr>
         <w:pStyle w:val="Heading3"/>
@@ -3495,31 +3900,76 @@
         <w:pStyle w:val="FirstParagraph"/>
       </w:pPr>
       <w:r>
-        <w:t xml:space="preserve">The Platform — software, designs, text, graphics, logos, the names “</w:t>
-      </w:r>
-      <w:r>
-        <w:rPr>
-          <w:b/>
-          <w:bCs/>
+        <w:t xml:space="preserve">The Platform — software, designs, text, graphics, logos, the names</w:t>
+      </w:r>
+      <w:r>
+        <w:t xml:space="preserve"> </w:t>
+      </w:r>
+      <w:r>
+        <w:t xml:space="preserve">“</w:t>
+      </w:r>
+      <w:r>
+        <w:rPr>
+          <w:bCs/>
+          <w:b/>
         </w:rPr>
         <w:t xml:space="preserve">PureTask</w:t>
       </w:r>
       <w:r>
-        <w:t xml:space="preserve">” and “</w:t>
-      </w:r>
-      <w:r>
-        <w:rPr>
-          <w:b/>
-          <w:bCs/>
+        <w:t xml:space="preserve">”</w:t>
+      </w:r>
+      <w:r>
+        <w:t xml:space="preserve"> </w:t>
+      </w:r>
+      <w:r>
+        <w:t xml:space="preserve">and</w:t>
+      </w:r>
+      <w:r>
+        <w:t xml:space="preserve"> </w:t>
+      </w:r>
+      <w:r>
+        <w:t xml:space="preserve">“</w:t>
+      </w:r>
+      <w:r>
+        <w:rPr>
+          <w:bCs/>
+          <w:b/>
         </w:rPr>
         <w:t xml:space="preserve">Dash</w:t>
       </w:r>
       <w:r>
-        <w:t xml:space="preserve">,” the “P” house mark, and all trademarks and trade dress — is owned by PureTask LLC or its licensors. PureTask grants you a limited, revocable, non-exclusive, non-transferable, non-sublicensable license to use the Platform for its intended purpose. All other rights reserved.</w:t>
-      </w:r>
-    </w:p>
-    <w:bookmarkEnd w:id="66"/>
-    <w:bookmarkStart w:id="67" w:name="trademark-and-brand-use"/>
+        <w:t xml:space="preserve">,</w:t>
+      </w:r>
+      <w:r>
+        <w:t xml:space="preserve">”</w:t>
+      </w:r>
+      <w:r>
+        <w:t xml:space="preserve"> </w:t>
+      </w:r>
+      <w:r>
+        <w:t xml:space="preserve">the</w:t>
+      </w:r>
+      <w:r>
+        <w:t xml:space="preserve"> </w:t>
+      </w:r>
+      <w:r>
+        <w:t xml:space="preserve">“</w:t>
+      </w:r>
+      <w:r>
+        <w:t xml:space="preserve">P</w:t>
+      </w:r>
+      <w:r>
+        <w:t xml:space="preserve">”</w:t>
+      </w:r>
+      <w:r>
+        <w:t xml:space="preserve"> </w:t>
+      </w:r>
+      <w:r>
+        <w:t xml:space="preserve">house mark, and all trademarks and trade dress — is owned by PureTask LLC or its licensors. PureTask grants you a limited, revocable, non-exclusive, non-transferable, non-sublicensable license to use the Platform for its intended purpose. All other rights reserved.</w:t>
+      </w:r>
+    </w:p>
+    <w:bookmarkEnd w:id="77"/>
+    <w:bookmarkStart w:id="78" w:name="trademark-and-brand-use"/>
     <w:p>
       <w:pPr>
         <w:pStyle w:val="Heading3"/>
@@ -3540,27 +3990,36 @@
       </w:r>
       <w:r>
         <w:rPr>
-          <w:b/>
-          <w:bCs/>
+          <w:bCs/>
+          <w:b/>
         </w:rPr>
         <w:t xml:space="preserve">otherpuretask@gmail.com</w:t>
       </w:r>
       <w:r>
-        <w:t xml:space="preserve">, subject “</w:t>
-      </w:r>
-      <w:r>
-        <w:rPr>
-          <w:b/>
-          <w:bCs/>
+        <w:t xml:space="preserve">, subject</w:t>
+      </w:r>
+      <w:r>
+        <w:t xml:space="preserve"> </w:t>
+      </w:r>
+      <w:r>
+        <w:t xml:space="preserve">“</w:t>
+      </w:r>
+      <w:r>
+        <w:rPr>
+          <w:bCs/>
+          <w:b/>
         </w:rPr>
         <w:t xml:space="preserve">Brand Use</w:t>
       </w:r>
       <w:r>
-        <w:t xml:space="preserve">.”</w:t>
-      </w:r>
-    </w:p>
-    <w:bookmarkEnd w:id="67"/>
-    <w:bookmarkStart w:id="68" w:name="no-endorsement"/>
+        <w:t xml:space="preserve">.</w:t>
+      </w:r>
+      <w:r>
+        <w:t xml:space="preserve">”</w:t>
+      </w:r>
+    </w:p>
+    <w:bookmarkEnd w:id="78"/>
+    <w:bookmarkStart w:id="79" w:name="no-endorsement"/>
     <w:p>
       <w:pPr>
         <w:pStyle w:val="Heading3"/>
@@ -3584,9 +4043,9 @@
         </w:pict>
       </w:r>
     </w:p>
-    <w:bookmarkEnd w:id="68"/>
-    <w:bookmarkEnd w:id="69"/>
-    <w:bookmarkStart w:id="70" w:name="third-party-services"/>
+    <w:bookmarkEnd w:id="79"/>
+    <w:bookmarkEnd w:id="80"/>
+    <w:bookmarkStart w:id="81" w:name="third-party-services"/>
     <w:p>
       <w:pPr>
         <w:pStyle w:val="Heading2"/>
@@ -3610,8 +4069,8 @@
         </w:pict>
       </w:r>
     </w:p>
-    <w:bookmarkEnd w:id="70"/>
-    <w:bookmarkStart w:id="73" w:name="X3e49899b0e5b2b7ea2d142826ec8e5e6d958332"/>
+    <w:bookmarkEnd w:id="81"/>
+    <w:bookmarkStart w:id="84" w:name="X3e49899b0e5b2b7ea2d142826ec8e5e6d958332"/>
     <w:p>
       <w:pPr>
         <w:pStyle w:val="Heading2"/>
@@ -3620,7 +4079,7 @@
         <w:t xml:space="preserve">19. Mobile Application Stores (Apple App Store / Google Play)</w:t>
       </w:r>
     </w:p>
-    <w:bookmarkStart w:id="71" w:name="apple-specific-terms"/>
+    <w:bookmarkStart w:id="82" w:name="apple-specific-terms"/>
     <w:p>
       <w:pPr>
         <w:pStyle w:val="Heading3"/>
@@ -3641,8 +4100,8 @@
       </w:r>
       <w:r>
         <w:rPr>
-          <w:b/>
-          <w:bCs/>
+          <w:bCs/>
+          <w:b/>
         </w:rPr>
         <w:t xml:space="preserve">not</w:t>
       </w:r>
@@ -3650,25 +4109,31 @@
         <w:t xml:space="preserve"> </w:t>
       </w:r>
       <w:r>
-        <w:t xml:space="preserve">with Apple, Inc. (“</w:t>
-      </w:r>
-      <w:r>
-        <w:rPr>
-          <w:b/>
-          <w:bCs/>
+        <w:t xml:space="preserve">with Apple, Inc. (</w:t>
+      </w:r>
+      <w:r>
+        <w:t xml:space="preserve">“</w:t>
+      </w:r>
+      <w:r>
+        <w:rPr>
+          <w:bCs/>
+          <w:b/>
         </w:rPr>
         <w:t xml:space="preserve">Apple</w:t>
       </w:r>
       <w:r>
-        <w:t xml:space="preserve">”). PureTask, not Apple, is solely responsible for the iOS application. Apple has no obligation to provide maintenance or support. To the maximum extent permitted by law, Apple has no warranty obligation. Apple is</w:t>
-      </w:r>
-      <w:r>
-        <w:t xml:space="preserve"> </w:t>
-      </w:r>
-      <w:r>
-        <w:rPr>
-          <w:b/>
-          <w:bCs/>
+        <w:t xml:space="preserve">”</w:t>
+      </w:r>
+      <w:r>
+        <w:t xml:space="preserve">). PureTask, not Apple, is solely responsible for the iOS application. Apple has no obligation to provide maintenance or support. To the maximum extent permitted by law, Apple has no warranty obligation. Apple is</w:t>
+      </w:r>
+      <w:r>
+        <w:t xml:space="preserve"> </w:t>
+      </w:r>
+      <w:r>
+        <w:rPr>
+          <w:bCs/>
+          <w:b/>
         </w:rPr>
         <w:t xml:space="preserve">not responsible for product liability</w:t>
       </w:r>
@@ -3680,8 +4145,8 @@
       </w:r>
       <w:r>
         <w:rPr>
-          <w:b/>
-          <w:bCs/>
+          <w:bCs/>
+          <w:b/>
         </w:rPr>
         <w:t xml:space="preserve">Apple and its subsidiaries are third-party beneficiaries</w:t>
       </w:r>
@@ -3692,8 +4157,8 @@
         <w:t xml:space="preserve">of these Terms and may enforce them. You represent that you are not in a U.S.-embargoed country or on any U.S. prohibited-party list.</w:t>
       </w:r>
     </w:p>
-    <w:bookmarkEnd w:id="71"/>
-    <w:bookmarkStart w:id="72" w:name="google-specific-terms"/>
+    <w:bookmarkEnd w:id="82"/>
+    <w:bookmarkStart w:id="83" w:name="google-specific-terms"/>
     <w:p>
       <w:pPr>
         <w:pStyle w:val="Heading3"/>
@@ -3717,9 +4182,9 @@
         </w:pict>
       </w:r>
     </w:p>
-    <w:bookmarkEnd w:id="72"/>
-    <w:bookmarkEnd w:id="73"/>
-    <w:bookmarkStart w:id="74" w:name="disclaimers"/>
+    <w:bookmarkEnd w:id="83"/>
+    <w:bookmarkEnd w:id="84"/>
+    <w:bookmarkStart w:id="85" w:name="disclaimers"/>
     <w:p>
       <w:pPr>
         <w:pStyle w:val="Heading2"/>
@@ -3733,27 +4198,54 @@
         <w:pStyle w:val="FirstParagraph"/>
       </w:pPr>
       <w:r>
-        <w:t xml:space="preserve">THE PLATFORM AND ALL SERVICES, INFORMATION, AND CONTENT ARE PROVIDED “</w:t>
-      </w:r>
-      <w:r>
-        <w:rPr>
-          <w:b/>
-          <w:bCs/>
+        <w:t xml:space="preserve">THE PLATFORM AND ALL SERVICES, INFORMATION, AND CONTENT ARE PROVIDED</w:t>
+      </w:r>
+      <w:r>
+        <w:t xml:space="preserve"> </w:t>
+      </w:r>
+      <w:r>
+        <w:t xml:space="preserve">“</w:t>
+      </w:r>
+      <w:r>
+        <w:rPr>
+          <w:bCs/>
+          <w:b/>
         </w:rPr>
         <w:t xml:space="preserve">AS IS</w:t>
       </w:r>
       <w:r>
-        <w:t xml:space="preserve">” AND “</w:t>
-      </w:r>
-      <w:r>
-        <w:rPr>
-          <w:b/>
-          <w:bCs/>
+        <w:t xml:space="preserve">”</w:t>
+      </w:r>
+      <w:r>
+        <w:t xml:space="preserve"> </w:t>
+      </w:r>
+      <w:r>
+        <w:t xml:space="preserve">AND</w:t>
+      </w:r>
+      <w:r>
+        <w:t xml:space="preserve"> </w:t>
+      </w:r>
+      <w:r>
+        <w:t xml:space="preserve">“</w:t>
+      </w:r>
+      <w:r>
+        <w:rPr>
+          <w:bCs/>
+          <w:b/>
         </w:rPr>
         <w:t xml:space="preserve">AS AVAILABLE</w:t>
       </w:r>
       <w:r>
-        <w:t xml:space="preserve">,” WITHOUT WARRANTIES OF ANY KIND, EXPRESS, IMPLIED, OR STATUTORY, INCLUDING WARRANTIES OF MERCHANTABILITY, FITNESS FOR A PARTICULAR PURPOSE, TITLE, NON-INFRINGEMENT, ACCURACY, AND QUIET ENJOYMENT.</w:t>
+        <w:t xml:space="preserve">,</w:t>
+      </w:r>
+      <w:r>
+        <w:t xml:space="preserve">”</w:t>
+      </w:r>
+      <w:r>
+        <w:t xml:space="preserve"> </w:t>
+      </w:r>
+      <w:r>
+        <w:t xml:space="preserve">WITHOUT WARRANTIES OF ANY KIND, EXPRESS, IMPLIED, OR STATUTORY, INCLUDING WARRANTIES OF MERCHANTABILITY, FITNESS FOR A PARTICULAR PURPOSE, TITLE, NON-INFRINGEMENT, ACCURACY, AND QUIET ENJOYMENT.</w:t>
       </w:r>
     </w:p>
     <w:p>
@@ -3777,7 +4269,25 @@
         <w:pStyle w:val="BodyText"/>
       </w:pPr>
       <w:r>
-        <w:t xml:space="preserve">BETA FEATURES ARE PROVIDED “AS IS” WITH NO WARRANTY.</w:t>
+        <w:t xml:space="preserve">BETA FEATURES ARE PROVIDED</w:t>
+      </w:r>
+      <w:r>
+        <w:t xml:space="preserve"> </w:t>
+      </w:r>
+      <w:r>
+        <w:t xml:space="preserve">“</w:t>
+      </w:r>
+      <w:r>
+        <w:t xml:space="preserve">AS IS</w:t>
+      </w:r>
+      <w:r>
+        <w:t xml:space="preserve">”</w:t>
+      </w:r>
+      <w:r>
+        <w:t xml:space="preserve"> </w:t>
+      </w:r>
+      <w:r>
+        <w:t xml:space="preserve">WITH NO WARRANTY.</w:t>
       </w:r>
     </w:p>
     <w:p>
@@ -3792,8 +4302,8 @@
       </w:r>
       <w:r>
         <w:rPr>
-          <w:b/>
-          <w:bCs/>
+          <w:bCs/>
+          <w:b/>
         </w:rPr>
         <w:t xml:space="preserve">Cal. Civ. Code § 1668</w:t>
       </w:r>
@@ -3811,8 +4321,8 @@
         </w:pict>
       </w:r>
     </w:p>
-    <w:bookmarkEnd w:id="74"/>
-    <w:bookmarkStart w:id="75" w:name="limitation-of-liability"/>
+    <w:bookmarkEnd w:id="85"/>
+    <w:bookmarkStart w:id="86" w:name="limitation-of-liability"/>
     <w:p>
       <w:pPr>
         <w:pStyle w:val="Heading2"/>
@@ -3831,11 +4341,11 @@
     </w:p>
     <w:p>
       <w:pPr>
-        <w:pStyle w:val="Compact"/>
         <w:numPr>
           <w:ilvl w:val="0"/>
           <w:numId w:val="1009"/>
         </w:numPr>
+        <w:pStyle w:val="Compact"/>
       </w:pPr>
       <w:r>
         <w:t xml:space="preserve">PURETASK LLC, ITS</w:t>
@@ -3845,8 +4355,8 @@
       </w:r>
       <w:r>
         <w:rPr>
-          <w:b/>
-          <w:bCs/>
+          <w:bCs/>
+          <w:b/>
         </w:rPr>
         <w:t xml:space="preserve">MEMBERS, MANAGERS, OFFICERS, EMPLOYEES, CONTRACTORS, AND AGENTS</w:t>
       </w:r>
@@ -3859,11 +4369,11 @@
     </w:p>
     <w:p>
       <w:pPr>
-        <w:pStyle w:val="Compact"/>
         <w:numPr>
           <w:ilvl w:val="0"/>
           <w:numId w:val="1009"/>
         </w:numPr>
+        <w:pStyle w:val="Compact"/>
       </w:pPr>
       <w:r>
         <w:t xml:space="preserve">PURETASK’S TOTAL AGGREGATE LIABILITY SHALL NOT EXCEED THE GREATER OF (a) THE TOTAL FEES PAID BY YOU TO PURETASK IN THE SIX (6) MONTHS PRECEDING THE EVENT, OR (b) ONE HUNDRED U.S. DOLLARS ($100).</w:t>
@@ -3881,8 +4391,8 @@
       </w:r>
       <w:r>
         <w:rPr>
-          <w:b/>
-          <w:bCs/>
+          <w:bCs/>
+          <w:b/>
         </w:rPr>
         <w:t xml:space="preserve">DO NOT APPLY</w:t>
       </w:r>
@@ -3924,8 +4434,8 @@
         </w:pict>
       </w:r>
     </w:p>
-    <w:bookmarkEnd w:id="75"/>
-    <w:bookmarkStart w:id="85" w:name="X8a26588b8c2fee83790b4d17f464c017d445e7b"/>
+    <w:bookmarkEnd w:id="86"/>
+    <w:bookmarkStart w:id="96" w:name="X8a26588b8c2fee83790b4d17f464c017d445e7b"/>
     <w:p>
       <w:pPr>
         <w:pStyle w:val="Heading2"/>
@@ -3934,7 +4444,7 @@
         <w:t xml:space="preserve">22. Governing Law; Arbitration; Class-Action and Jury-Trial Waivers</w:t>
       </w:r>
     </w:p>
-    <w:bookmarkStart w:id="76" w:name="governing-law"/>
+    <w:bookmarkStart w:id="87" w:name="governing-law"/>
     <w:p>
       <w:pPr>
         <w:pStyle w:val="Heading3"/>
@@ -3949,8 +4459,8 @@
       </w:pPr>
       <w:r>
         <w:rPr>
-          <w:b/>
-          <w:bCs/>
+          <w:bCs/>
+          <w:b/>
         </w:rPr>
         <w:t xml:space="preserve">California</w:t>
       </w:r>
@@ -3961,8 +4471,8 @@
         <w:t xml:space="preserve">law governs, without regard to conflict-of-laws rules. Nothing deprives Users of mandatory consumer protections under their home-state laws.</w:t>
       </w:r>
     </w:p>
-    <w:bookmarkEnd w:id="76"/>
-    <w:bookmarkStart w:id="77" w:name="informal-resolution"/>
+    <w:bookmarkEnd w:id="87"/>
+    <w:bookmarkStart w:id="88" w:name="informal-resolution"/>
     <w:p>
       <w:pPr>
         <w:pStyle w:val="Heading3"/>
@@ -3983,8 +4493,8 @@
       </w:r>
       <w:r>
         <w:rPr>
-          <w:b/>
-          <w:bCs/>
+          <w:bCs/>
+          <w:b/>
         </w:rPr>
         <w:t xml:space="preserve">otherpuretask@gmail.com</w:t>
       </w:r>
@@ -3999,8 +4509,8 @@
       </w:r>
       <w:r>
         <w:rPr>
-          <w:b/>
-          <w:bCs/>
+          <w:bCs/>
+          <w:b/>
         </w:rPr>
         <w:t xml:space="preserve">60 days</w:t>
       </w:r>
@@ -4008,8 +4518,8 @@
         <w:t xml:space="preserve">.</w:t>
       </w:r>
     </w:p>
-    <w:bookmarkEnd w:id="77"/>
-    <w:bookmarkStart w:id="78" w:name="binding-arbitration"/>
+    <w:bookmarkEnd w:id="88"/>
+    <w:bookmarkStart w:id="89" w:name="binding-arbitration"/>
     <w:p>
       <w:pPr>
         <w:pStyle w:val="Heading3"/>
@@ -4030,8 +4540,8 @@
       </w:r>
       <w:r>
         <w:rPr>
-          <w:b/>
-          <w:bCs/>
+          <w:bCs/>
+          <w:b/>
         </w:rPr>
         <w:t xml:space="preserve">final and binding arbitration administered by JAMS</w:t>
       </w:r>
@@ -4054,8 +4564,8 @@
       </w:r>
       <w:r>
         <w:rPr>
-          <w:b/>
-          <w:bCs/>
+          <w:bCs/>
+          <w:b/>
         </w:rPr>
         <w:t xml:space="preserve">Armendariz v. Foundation Health, 24 Cal. 4th 83 (2000)</w:t>
       </w:r>
@@ -4075,8 +4585,8 @@
       </w:r>
       <w:r>
         <w:rPr>
-          <w:b/>
-          <w:bCs/>
+          <w:bCs/>
+          <w:b/>
         </w:rPr>
         <w:t xml:space="preserve">JAMS Mass Arbitration Procedures and Guidelines</w:t>
       </w:r>
@@ -4087,8 +4597,8 @@
         <w:t xml:space="preserve">in effect at filing.</w:t>
       </w:r>
     </w:p>
-    <w:bookmarkEnd w:id="78"/>
-    <w:bookmarkStart w:id="79" w:name="class-action-waiver"/>
+    <w:bookmarkEnd w:id="89"/>
+    <w:bookmarkStart w:id="90" w:name="class-action-waiver"/>
     <w:p>
       <w:pPr>
         <w:pStyle w:val="Heading3"/>
@@ -4105,8 +4615,8 @@
         <w:t xml:space="preserve">ALL CLAIMS MUST BE BROUGHT IN AN INDIVIDUAL CAPACITY AND NOT AS A PLAINTIFF OR CLASS MEMBER IN ANY PURPORTED CLASS, COLLECTIVE, CONSOLIDATED, OR REPRESENTATIVE PROCEEDING. If this waiver is held unenforceable, Section 22.3 is void.</w:t>
       </w:r>
     </w:p>
-    <w:bookmarkEnd w:id="79"/>
-    <w:bookmarkStart w:id="80" w:name="jury-trial-waiver"/>
+    <w:bookmarkEnd w:id="90"/>
+    <w:bookmarkStart w:id="91" w:name="jury-trial-waiver"/>
     <w:p>
       <w:pPr>
         <w:pStyle w:val="Heading3"/>
@@ -4121,8 +4631,8 @@
       </w:pPr>
       <w:r>
         <w:rPr>
-          <w:b/>
-          <w:bCs/>
+          <w:bCs/>
+          <w:b/>
         </w:rPr>
         <w:t xml:space="preserve">TO THE MAXIMUM EXTENT PERMITTED BY LAW, EACH PARTY WAIVES ANY RIGHT TO TRIAL BY JURY IN ANY ACTION ARISING OUT OF OR RELATING TO THESE TERMS OR THE PLATFORM.</w:t>
       </w:r>
@@ -4133,8 +4643,8 @@
         <w:t xml:space="preserve">This waiver applies in any court proceeding not subject to arbitration.</w:t>
       </w:r>
     </w:p>
-    <w:bookmarkEnd w:id="80"/>
-    <w:bookmarkStart w:id="81" w:name="preservation-of-public-injunctive-relief"/>
+    <w:bookmarkEnd w:id="91"/>
+    <w:bookmarkStart w:id="92" w:name="preservation-of-public-injunctive-relief"/>
     <w:p>
       <w:pPr>
         <w:pStyle w:val="Heading3"/>
@@ -4155,8 +4665,8 @@
       </w:r>
       <w:r>
         <w:rPr>
-          <w:b/>
-          <w:bCs/>
+          <w:bCs/>
+          <w:b/>
         </w:rPr>
         <w:t xml:space="preserve">public injunctive relief</w:t>
       </w:r>
@@ -4171,8 +4681,8 @@
       </w:r>
       <w:r>
         <w:rPr>
-          <w:b/>
-          <w:bCs/>
+          <w:bCs/>
+          <w:b/>
         </w:rPr>
         <w:t xml:space="preserve">McGill v. Citibank, 2 Cal. 5th 945 (2017)</w:t>
       </w:r>
@@ -4183,8 +4693,8 @@
         <w:t xml:space="preserve">may be brought in Sacramento County courts and are not subject to arbitration or the class-action waiver.</w:t>
       </w:r>
     </w:p>
-    <w:bookmarkEnd w:id="81"/>
-    <w:bookmarkStart w:id="82" w:name="paga-claims"/>
+    <w:bookmarkEnd w:id="92"/>
+    <w:bookmarkStart w:id="93" w:name="paga-claims"/>
     <w:p>
       <w:pPr>
         <w:pStyle w:val="Heading3"/>
@@ -4205,8 +4715,8 @@
       </w:r>
       <w:r>
         <w:rPr>
-          <w:b/>
-          <w:bCs/>
+          <w:bCs/>
+          <w:b/>
         </w:rPr>
         <w:t xml:space="preserve">individual portion</w:t>
       </w:r>
@@ -4221,8 +4731,8 @@
       </w:r>
       <w:r>
         <w:rPr>
-          <w:b/>
-          <w:bCs/>
+          <w:bCs/>
+          <w:b/>
         </w:rPr>
         <w:t xml:space="preserve">non-individual (representative) portion</w:t>
       </w:r>
@@ -4237,8 +4747,8 @@
       </w:r>
       <w:r>
         <w:rPr>
-          <w:b/>
-          <w:bCs/>
+          <w:bCs/>
+          <w:b/>
         </w:rPr>
         <w:t xml:space="preserve">Adolph v. Uber, 14 Cal. 5th 1104 (2023)</w:t>
       </w:r>
@@ -4246,8 +4756,8 @@
         <w:t xml:space="preserve">.</w:t>
       </w:r>
     </w:p>
-    <w:bookmarkEnd w:id="82"/>
-    <w:bookmarkStart w:id="83" w:name="exceptions"/>
+    <w:bookmarkEnd w:id="93"/>
+    <w:bookmarkStart w:id="94" w:name="exceptions"/>
     <w:p>
       <w:pPr>
         <w:pStyle w:val="Heading3"/>
@@ -4268,8 +4778,8 @@
       </w:r>
       <w:r>
         <w:rPr>
-          <w:b/>
-          <w:bCs/>
+          <w:bCs/>
+          <w:b/>
         </w:rPr>
         <w:t xml:space="preserve">small-claims court</w:t>
       </w:r>
@@ -4284,8 +4794,8 @@
       </w:r>
       <w:r>
         <w:rPr>
-          <w:b/>
-          <w:bCs/>
+          <w:bCs/>
+          <w:b/>
         </w:rPr>
         <w:t xml:space="preserve">IP injunction actions</w:t>
       </w:r>
@@ -4296,8 +4806,8 @@
         <w:t xml:space="preserve">in Sacramento County courts.</w:t>
       </w:r>
     </w:p>
-    <w:bookmarkEnd w:id="83"/>
-    <w:bookmarkStart w:id="84" w:name="opt-out"/>
+    <w:bookmarkEnd w:id="94"/>
+    <w:bookmarkStart w:id="95" w:name="opt-out"/>
     <w:p>
       <w:pPr>
         <w:pStyle w:val="Heading3"/>
@@ -4318,8 +4828,8 @@
       </w:r>
       <w:r>
         <w:rPr>
-          <w:b/>
-          <w:bCs/>
+          <w:bCs/>
+          <w:b/>
         </w:rPr>
         <w:t xml:space="preserve">30 days</w:t>
       </w:r>
@@ -4334,8 +4844,8 @@
       </w:r>
       <w:r>
         <w:rPr>
-          <w:b/>
-          <w:bCs/>
+          <w:bCs/>
+          <w:b/>
         </w:rPr>
         <w:t xml:space="preserve">otherpuretask@gmail.com</w:t>
       </w:r>
@@ -4350,9 +4860,9 @@
         </w:pict>
       </w:r>
     </w:p>
-    <w:bookmarkEnd w:id="84"/>
-    <w:bookmarkEnd w:id="85"/>
-    <w:bookmarkStart w:id="86" w:name="disputes-between-users"/>
+    <w:bookmarkEnd w:id="95"/>
+    <w:bookmarkEnd w:id="96"/>
+    <w:bookmarkStart w:id="97" w:name="disputes-between-users"/>
     <w:p>
       <w:pPr>
         <w:pStyle w:val="Heading2"/>
@@ -4373,8 +4883,8 @@
       </w:r>
       <w:r>
         <w:rPr>
-          <w:b/>
-          <w:bCs/>
+          <w:bCs/>
+          <w:b/>
         </w:rPr>
         <w:t xml:space="preserve">not a party</w:t>
       </w:r>
@@ -4387,11 +4897,11 @@
     </w:p>
     <w:p>
       <w:pPr>
-        <w:pStyle w:val="Compact"/>
         <w:numPr>
           <w:ilvl w:val="0"/>
           <w:numId w:val="1010"/>
         </w:numPr>
+        <w:pStyle w:val="Compact"/>
       </w:pPr>
       <w:r>
         <w:t xml:space="preserve">To attempt good-faith resolution directly;</w:t>
@@ -4399,11 +4909,11 @@
     </w:p>
     <w:p>
       <w:pPr>
-        <w:pStyle w:val="Compact"/>
         <w:numPr>
           <w:ilvl w:val="0"/>
           <w:numId w:val="1010"/>
         </w:numPr>
+        <w:pStyle w:val="Compact"/>
       </w:pPr>
       <w:r>
         <w:t xml:space="preserve">To use PureTask’s in-app dispute process as the first formal step;</w:t>
@@ -4411,11 +4921,11 @@
     </w:p>
     <w:p>
       <w:pPr>
-        <w:pStyle w:val="Compact"/>
         <w:numPr>
           <w:ilvl w:val="0"/>
           <w:numId w:val="1010"/>
         </w:numPr>
+        <w:pStyle w:val="Compact"/>
       </w:pPr>
       <w:r>
         <w:t xml:space="preserve">That PureTask’s mediation is non-binding and PureTask may decline to intervene;</w:t>
@@ -4423,11 +4933,11 @@
     </w:p>
     <w:p>
       <w:pPr>
-        <w:pStyle w:val="Compact"/>
         <w:numPr>
           <w:ilvl w:val="0"/>
           <w:numId w:val="1010"/>
         </w:numPr>
+        <w:pStyle w:val="Compact"/>
       </w:pPr>
       <w:r>
         <w:t xml:space="preserve">To</w:t>
@@ -4437,8 +4947,8 @@
       </w:r>
       <w:r>
         <w:rPr>
-          <w:b/>
-          <w:bCs/>
+          <w:bCs/>
+          <w:b/>
         </w:rPr>
         <w:t xml:space="preserve">release PureTask</w:t>
       </w:r>
@@ -4461,8 +4971,8 @@
       </w:r>
       <w:r>
         <w:rPr>
-          <w:b/>
-          <w:bCs/>
+          <w:bCs/>
+          <w:b/>
         </w:rPr>
         <w:t xml:space="preserve">California Civil Code § 1542 waiver</w:t>
       </w:r>
@@ -4470,7 +4980,25 @@
         <w:t xml:space="preserve"> </w:t>
       </w:r>
       <w:r>
-        <w:t xml:space="preserve">as to PureTask only: “A general release does not extend to claims that the creditor or releasing party does not know or suspect to exist in his or her favor at the time of executing the release, which if known by him or her would have materially affected his or her settlement with the debtor or released party.” You expressly waive § 1542 as to PureTask’s role in User-vs-User disputes.</w:t>
+        <w:t xml:space="preserve">as to PureTask only:</w:t>
+      </w:r>
+      <w:r>
+        <w:t xml:space="preserve"> </w:t>
+      </w:r>
+      <w:r>
+        <w:t xml:space="preserve">“</w:t>
+      </w:r>
+      <w:r>
+        <w:t xml:space="preserve">A general release does not extend to claims that the creditor or releasing party does not know or suspect to exist in his or her favor at the time of executing the release, which if known by him or her would have materially affected his or her settlement with the debtor or released party.</w:t>
+      </w:r>
+      <w:r>
+        <w:t xml:space="preserve">”</w:t>
+      </w:r>
+      <w:r>
+        <w:t xml:space="preserve"> </w:t>
+      </w:r>
+      <w:r>
+        <w:t xml:space="preserve">You expressly waive § 1542 as to PureTask’s role in User-vs-User disputes.</w:t>
       </w:r>
     </w:p>
     <w:p>
@@ -4480,8 +5008,8 @@
         </w:pict>
       </w:r>
     </w:p>
-    <w:bookmarkEnd w:id="86"/>
-    <w:bookmarkStart w:id="91" w:name="term-suspension-and-termination"/>
+    <w:bookmarkEnd w:id="97"/>
+    <w:bookmarkStart w:id="102" w:name="term-suspension-and-termination"/>
     <w:p>
       <w:pPr>
         <w:pStyle w:val="Heading2"/>
@@ -4490,7 +5018,7 @@
         <w:t xml:space="preserve">24. Term, Suspension, and Termination</w:t>
       </w:r>
     </w:p>
-    <w:bookmarkStart w:id="87" w:name="term"/>
+    <w:bookmarkStart w:id="98" w:name="term"/>
     <w:p>
       <w:pPr>
         <w:pStyle w:val="Heading3"/>
@@ -4507,8 +5035,8 @@
         <w:t xml:space="preserve">These Terms remain in effect while you use the Platform.</w:t>
       </w:r>
     </w:p>
-    <w:bookmarkEnd w:id="87"/>
-    <w:bookmarkStart w:id="88" w:name="termination-by-you"/>
+    <w:bookmarkEnd w:id="98"/>
+    <w:bookmarkStart w:id="99" w:name="termination-by-you"/>
     <w:p>
       <w:pPr>
         <w:pStyle w:val="Heading3"/>
@@ -4529,27 +5057,36 @@
       </w:r>
       <w:r>
         <w:rPr>
-          <w:b/>
-          <w:bCs/>
+          <w:bCs/>
+          <w:b/>
         </w:rPr>
         <w:t xml:space="preserve">otherpuretask@gmail.com</w:t>
       </w:r>
       <w:r>
-        <w:t xml:space="preserve">, subject “</w:t>
-      </w:r>
-      <w:r>
-        <w:rPr>
-          <w:b/>
-          <w:bCs/>
+        <w:t xml:space="preserve">, subject</w:t>
+      </w:r>
+      <w:r>
+        <w:t xml:space="preserve"> </w:t>
+      </w:r>
+      <w:r>
+        <w:t xml:space="preserve">“</w:t>
+      </w:r>
+      <w:r>
+        <w:rPr>
+          <w:bCs/>
+          <w:b/>
         </w:rPr>
         <w:t xml:space="preserve">Account Closure</w:t>
       </w:r>
       <w:r>
-        <w:t xml:space="preserve">.”</w:t>
-      </w:r>
-    </w:p>
-    <w:bookmarkEnd w:id="88"/>
-    <w:bookmarkStart w:id="89" w:name="termination-by-puretask"/>
+        <w:t xml:space="preserve">.</w:t>
+      </w:r>
+      <w:r>
+        <w:t xml:space="preserve">”</w:t>
+      </w:r>
+    </w:p>
+    <w:bookmarkEnd w:id="99"/>
+    <w:bookmarkStart w:id="100" w:name="termination-by-puretask"/>
     <w:p>
       <w:pPr>
         <w:pStyle w:val="Heading3"/>
@@ -4566,8 +5103,8 @@
         <w:t xml:space="preserve">PureTask may suspend or terminate access, with or without notice, for any breach, suspected fraud, risk, or as required by law.</w:t>
       </w:r>
     </w:p>
-    <w:bookmarkEnd w:id="89"/>
-    <w:bookmarkStart w:id="90" w:name="survival"/>
+    <w:bookmarkEnd w:id="100"/>
+    <w:bookmarkStart w:id="101" w:name="survival"/>
     <w:p>
       <w:pPr>
         <w:pStyle w:val="Heading3"/>
@@ -4588,8 +5125,8 @@
       </w:r>
       <w:r>
         <w:rPr>
-          <w:b/>
-          <w:bCs/>
+          <w:bCs/>
+          <w:b/>
         </w:rPr>
         <w:t xml:space="preserve">2, 7, 8, 11, 14, 15, 16, 17, 20, 21, 22, 23, 24.4, 25, 26, and 27</w:t>
       </w:r>
@@ -4607,9 +5144,9 @@
         </w:pict>
       </w:r>
     </w:p>
-    <w:bookmarkEnd w:id="90"/>
-    <w:bookmarkEnd w:id="91"/>
-    <w:bookmarkStart w:id="92" w:name="communications-consent"/>
+    <w:bookmarkEnd w:id="101"/>
+    <w:bookmarkEnd w:id="102"/>
+    <w:bookmarkStart w:id="103" w:name="communications-consent"/>
     <w:p>
       <w:pPr>
         <w:pStyle w:val="Heading2"/>
@@ -4630,8 +5167,8 @@
       </w:r>
       <w:r>
         <w:rPr>
-          <w:b/>
-          <w:bCs/>
+          <w:bCs/>
+          <w:b/>
         </w:rPr>
         <w:t xml:space="preserve">transactional</w:t>
       </w:r>
@@ -4646,8 +5183,8 @@
       </w:r>
       <w:r>
         <w:rPr>
-          <w:b/>
-          <w:bCs/>
+          <w:bCs/>
+          <w:b/>
         </w:rPr>
         <w:t xml:space="preserve">separate, affirmative opt-in</w:t>
       </w:r>
@@ -4662,8 +5199,8 @@
       </w:r>
       <w:r>
         <w:rPr>
-          <w:b/>
-          <w:bCs/>
+          <w:bCs/>
+          <w:b/>
         </w:rPr>
         <w:t xml:space="preserve">SMS/TCPA Consent Disclosure</w:t>
       </w:r>
@@ -4678,8 +5215,8 @@
       </w:r>
       <w:r>
         <w:rPr>
-          <w:b/>
-          <w:bCs/>
+          <w:bCs/>
+          <w:b/>
         </w:rPr>
         <w:t xml:space="preserve">TCPA, 47 U.S.C. § 227</w:t>
       </w:r>
@@ -4691,8 +5228,8 @@
       </w:r>
       <w:r>
         <w:rPr>
-          <w:b/>
-          <w:bCs/>
+          <w:bCs/>
+          <w:b/>
         </w:rPr>
         <w:t xml:space="preserve">Message and data rates may apply.</w:t>
       </w:r>
@@ -4710,8 +5247,8 @@
         </w:pict>
       </w:r>
     </w:p>
-    <w:bookmarkEnd w:id="92"/>
-    <w:bookmarkStart w:id="93" w:name="X0da4f88cfe0992c1607b45fcce08dfe127e480f"/>
+    <w:bookmarkEnd w:id="103"/>
+    <w:bookmarkStart w:id="104" w:name="X0da4f88cfe0992c1607b45fcce08dfe127e480f"/>
     <w:p>
       <w:pPr>
         <w:pStyle w:val="Heading2"/>
@@ -4732,8 +5269,8 @@
       </w:r>
       <w:r>
         <w:rPr>
-          <w:b/>
-          <w:bCs/>
+          <w:bCs/>
+          <w:b/>
         </w:rPr>
         <w:t xml:space="preserve">California Civil Code § 1789.3</w:t>
       </w:r>
@@ -4753,8 +5290,8 @@
       </w:r>
       <w:r>
         <w:rPr>
-          <w:b/>
-          <w:bCs/>
+          <w:bCs/>
+          <w:b/>
         </w:rPr>
         <w:t xml:space="preserve">PureTask LLC</w:t>
       </w:r>
@@ -4766,8 +5303,8 @@
       </w:r>
       <w:r>
         <w:rPr>
-          <w:b/>
-          <w:bCs/>
+          <w:bCs/>
+          <w:b/>
         </w:rPr>
         <w:t xml:space="preserve">Sacramento, California</w:t>
       </w:r>
@@ -4779,8 +5316,8 @@
       </w:r>
       <w:r>
         <w:rPr>
-          <w:b/>
-          <w:bCs/>
+          <w:bCs/>
+          <w:b/>
         </w:rPr>
         <w:t xml:space="preserve">otherpuretask@gmail.com</w:t>
       </w:r>
@@ -4800,8 +5337,8 @@
       </w:r>
       <w:r>
         <w:rPr>
-          <w:b/>
-          <w:bCs/>
+          <w:bCs/>
+          <w:b/>
         </w:rPr>
         <w:t xml:space="preserve">Complaint Assistance Unit of the Division of Consumer Services of the California Department of Consumer Affairs</w:t>
       </w:r>
@@ -4816,8 +5353,8 @@
       </w:r>
       <w:r>
         <w:rPr>
-          <w:b/>
-          <w:bCs/>
+          <w:bCs/>
+          <w:b/>
         </w:rPr>
         <w:t xml:space="preserve">1625 North Market Blvd., Suite N-112, Sacramento, CA 95834</w:t>
       </w:r>
@@ -4829,8 +5366,8 @@
       </w:r>
       <w:r>
         <w:rPr>
-          <w:b/>
-          <w:bCs/>
+          <w:bCs/>
+          <w:b/>
         </w:rPr>
         <w:t xml:space="preserve">(800) 952-5210</w:t>
       </w:r>
@@ -4845,8 +5382,8 @@
       </w:r>
       <w:r>
         <w:rPr>
-          <w:b/>
-          <w:bCs/>
+          <w:bCs/>
+          <w:b/>
         </w:rPr>
         <w:t xml:space="preserve">(916) 445-1254</w:t>
       </w:r>
@@ -4861,8 +5398,8 @@
         </w:pict>
       </w:r>
     </w:p>
-    <w:bookmarkEnd w:id="93"/>
-    <w:bookmarkStart w:id="104" w:name="general-provisions"/>
+    <w:bookmarkEnd w:id="104"/>
+    <w:bookmarkStart w:id="115" w:name="general-provisions"/>
     <w:p>
       <w:pPr>
         <w:pStyle w:val="Heading2"/>
@@ -4871,7 +5408,7 @@
         <w:t xml:space="preserve">27. General Provisions</w:t>
       </w:r>
     </w:p>
-    <w:bookmarkStart w:id="94" w:name="notices"/>
+    <w:bookmarkStart w:id="105" w:name="notices"/>
     <w:p>
       <w:pPr>
         <w:pStyle w:val="Heading3"/>
@@ -4892,8 +5429,8 @@
       </w:r>
       <w:r>
         <w:rPr>
-          <w:b/>
-          <w:bCs/>
+          <w:bCs/>
+          <w:b/>
         </w:rPr>
         <w:t xml:space="preserve">PureTask LLC, otherpuretask@gmail.com</w:t>
       </w:r>
@@ -4901,8 +5438,8 @@
         <w:t xml:space="preserve">, with appropriate subject line.</w:t>
       </w:r>
     </w:p>
-    <w:bookmarkEnd w:id="94"/>
-    <w:bookmarkStart w:id="95" w:name="assignment"/>
+    <w:bookmarkEnd w:id="105"/>
+    <w:bookmarkStart w:id="106" w:name="assignment"/>
     <w:p>
       <w:pPr>
         <w:pStyle w:val="Heading3"/>
@@ -4919,8 +5456,8 @@
         <w:t xml:space="preserve">You may not assign without our consent. PureTask may assign freely.</w:t>
       </w:r>
     </w:p>
-    <w:bookmarkEnd w:id="95"/>
-    <w:bookmarkStart w:id="96" w:name="force-majeure"/>
+    <w:bookmarkEnd w:id="106"/>
+    <w:bookmarkStart w:id="107" w:name="force-majeure"/>
     <w:p>
       <w:pPr>
         <w:pStyle w:val="Heading3"/>
@@ -4937,8 +5474,8 @@
         <w:t xml:space="preserve">Neither party is liable for failure or delay caused by events beyond reasonable control (acts of God, war, civil unrest, labor disputes, internet outages, governmental actions, pandemics, natural disasters).</w:t>
       </w:r>
     </w:p>
-    <w:bookmarkEnd w:id="96"/>
-    <w:bookmarkStart w:id="97" w:name="no-third-party-beneficiaries"/>
+    <w:bookmarkEnd w:id="107"/>
+    <w:bookmarkStart w:id="108" w:name="no-third-party-beneficiaries"/>
     <w:p>
       <w:pPr>
         <w:pStyle w:val="Heading3"/>
@@ -4955,8 +5492,8 @@
         <w:t xml:space="preserve">Except as expressly provided (Apple and Google in Section 19), no third-party-beneficiary rights are created.</w:t>
       </w:r>
     </w:p>
-    <w:bookmarkEnd w:id="97"/>
-    <w:bookmarkStart w:id="98" w:name="no-waiver"/>
+    <w:bookmarkEnd w:id="108"/>
+    <w:bookmarkStart w:id="109" w:name="no-waiver"/>
     <w:p>
       <w:pPr>
         <w:pStyle w:val="Heading3"/>
@@ -4973,8 +5510,8 @@
         <w:t xml:space="preserve">Failure to enforce any provision is not a waiver.</w:t>
       </w:r>
     </w:p>
-    <w:bookmarkEnd w:id="98"/>
-    <w:bookmarkStart w:id="99" w:name="severability"/>
+    <w:bookmarkEnd w:id="109"/>
+    <w:bookmarkStart w:id="110" w:name="severability"/>
     <w:p>
       <w:pPr>
         <w:pStyle w:val="Heading3"/>
@@ -4991,8 +5528,8 @@
         <w:t xml:space="preserve">If any provision is unenforceable, the remainder remains in effect, and the unenforceable provision is modified to the minimum extent necessary.</w:t>
       </w:r>
     </w:p>
-    <w:bookmarkEnd w:id="99"/>
-    <w:bookmarkStart w:id="100" w:name="interpretation"/>
+    <w:bookmarkEnd w:id="110"/>
+    <w:bookmarkStart w:id="111" w:name="interpretation"/>
     <w:p>
       <w:pPr>
         <w:pStyle w:val="Heading3"/>
@@ -5006,11 +5543,65 @@
         <w:pStyle w:val="FirstParagraph"/>
       </w:pPr>
       <w:r>
-        <w:t xml:space="preserve">Headings are for convenience only. “Including” and “include” mean “including without limitation.” Singular includes plural and vice versa.</w:t>
-      </w:r>
-    </w:p>
-    <w:bookmarkEnd w:id="100"/>
-    <w:bookmarkStart w:id="101" w:name="entire-agreement"/>
+        <w:t xml:space="preserve">Headings are for convenience only.</w:t>
+      </w:r>
+      <w:r>
+        <w:t xml:space="preserve"> </w:t>
+      </w:r>
+      <w:r>
+        <w:t xml:space="preserve">“</w:t>
+      </w:r>
+      <w:r>
+        <w:t xml:space="preserve">Including</w:t>
+      </w:r>
+      <w:r>
+        <w:t xml:space="preserve">”</w:t>
+      </w:r>
+      <w:r>
+        <w:t xml:space="preserve"> </w:t>
+      </w:r>
+      <w:r>
+        <w:t xml:space="preserve">and</w:t>
+      </w:r>
+      <w:r>
+        <w:t xml:space="preserve"> </w:t>
+      </w:r>
+      <w:r>
+        <w:t xml:space="preserve">“</w:t>
+      </w:r>
+      <w:r>
+        <w:t xml:space="preserve">include</w:t>
+      </w:r>
+      <w:r>
+        <w:t xml:space="preserve">”</w:t>
+      </w:r>
+      <w:r>
+        <w:t xml:space="preserve"> </w:t>
+      </w:r>
+      <w:r>
+        <w:t xml:space="preserve">mean</w:t>
+      </w:r>
+      <w:r>
+        <w:t xml:space="preserve"> </w:t>
+      </w:r>
+      <w:r>
+        <w:t xml:space="preserve">“</w:t>
+      </w:r>
+      <w:r>
+        <w:t xml:space="preserve">including without limitation.</w:t>
+      </w:r>
+      <w:r>
+        <w:t xml:space="preserve">”</w:t>
+      </w:r>
+      <w:r>
+        <w:t xml:space="preserve"> </w:t>
+      </w:r>
+      <w:r>
+        <w:t xml:space="preserve">Singular includes plural and vice versa.</w:t>
+      </w:r>
+    </w:p>
+    <w:bookmarkEnd w:id="111"/>
+    <w:bookmarkStart w:id="112" w:name="entire-agreement"/>
     <w:p>
       <w:pPr>
         <w:pStyle w:val="Heading3"/>
@@ -5027,8 +5618,8 @@
         <w:t xml:space="preserve">These Terms, with the incorporated documents, constitute the entire agreement and supersede all prior agreements.</w:t>
       </w:r>
     </w:p>
-    <w:bookmarkEnd w:id="101"/>
-    <w:bookmarkStart w:id="102" w:name="government-end-users"/>
+    <w:bookmarkEnd w:id="112"/>
+    <w:bookmarkStart w:id="113" w:name="government-end-users"/>
     <w:p>
       <w:pPr>
         <w:pStyle w:val="Heading3"/>
@@ -5042,11 +5633,29 @@
         <w:pStyle w:val="FirstParagraph"/>
       </w:pPr>
       <w:r>
-        <w:t xml:space="preserve">The Platform is a “commercial item” under FAR 2.101. If acquired by a U.S. Government agency, use is subject to these Terms only.</w:t>
-      </w:r>
-    </w:p>
-    <w:bookmarkEnd w:id="102"/>
-    <w:bookmarkStart w:id="103" w:name="changes"/>
+        <w:t xml:space="preserve">The Platform is a</w:t>
+      </w:r>
+      <w:r>
+        <w:t xml:space="preserve"> </w:t>
+      </w:r>
+      <w:r>
+        <w:t xml:space="preserve">“</w:t>
+      </w:r>
+      <w:r>
+        <w:t xml:space="preserve">commercial item</w:t>
+      </w:r>
+      <w:r>
+        <w:t xml:space="preserve">”</w:t>
+      </w:r>
+      <w:r>
+        <w:t xml:space="preserve"> </w:t>
+      </w:r>
+      <w:r>
+        <w:t xml:space="preserve">under FAR 2.101. If acquired by a U.S. Government agency, use is subject to these Terms only.</w:t>
+      </w:r>
+    </w:p>
+    <w:bookmarkEnd w:id="113"/>
+    <w:bookmarkStart w:id="114" w:name="changes"/>
     <w:p>
       <w:pPr>
         <w:pStyle w:val="Heading3"/>
@@ -5067,8 +5676,8 @@
       </w:r>
       <w:r>
         <w:rPr>
-          <w:b/>
-          <w:bCs/>
+          <w:bCs/>
+          <w:b/>
         </w:rPr>
         <w:t xml:space="preserve">30 days’</w:t>
       </w:r>
@@ -5092,8 +5701,8 @@
       </w:pPr>
       <w:r>
         <w:rPr>
-          <w:b/>
-          <w:bCs/>
+          <w:bCs/>
+          <w:b/>
         </w:rPr>
         <w:t xml:space="preserve">Contact:</w:t>
       </w:r>
@@ -5108,8 +5717,8 @@
       </w:r>
       <w:r>
         <w:rPr>
-          <w:b/>
-          <w:bCs/>
+          <w:bCs/>
+          <w:b/>
         </w:rPr>
         <w:t xml:space="preserve">otherpuretask@gmail.com</w:t>
       </w:r>
@@ -5127,20 +5736,16 @@
       </w:pPr>
       <w:r>
         <w:rPr>
+          <w:iCs/>
           <w:i/>
-          <w:iCs/>
         </w:rPr>
         <w:t xml:space="preserve">This document is a general template. It is not legal advice. Engage a licensed California attorney to review and adapt it before relying on it.</w:t>
       </w:r>
     </w:p>
-    <w:bookmarkEnd w:id="103"/>
-    <w:bookmarkEnd w:id="104"/>
-    <w:bookmarkEnd w:id="105"/>
-    <w:sectPr>
-      <w:footnotePr>
-        <w:numRestart w:val="eachSect"/>
-      </w:footnotePr>
-    </w:sectPr>
+    <w:bookmarkEnd w:id="114"/>
+    <w:bookmarkEnd w:id="115"/>
+    <w:bookmarkEnd w:id="116"/>
+    <w:sectPr/>
   </w:body>
 </w:document>
 </file>
@@ -5171,14 +5776,14 @@
 <file path=word/numbering.xml><?xml version="1.0" encoding="utf-8"?>
 <w:numbering xmlns:w="http://schemas.openxmlformats.org/wordprocessingml/2006/main">
   <w:abstractNum w:abstractNumId="990">
-    <w:nsid w:val="0000A990"/>
+    <w:nsid w:val="A990"/>
     <w:multiLevelType w:val="multilevel"/>
     <w:lvl w:ilvl="0">
       <w:numFmt w:val="bullet"/>
       <w:lvlText w:val=" "/>
       <w:lvlJc w:val="left"/>
       <w:pPr>
-        <w:ind w:left="720" w:hanging="360"/>
+        <w:ind w:left="720" w:hanging="480"/>
       </w:pPr>
     </w:lvl>
     <w:lvl w:ilvl="1">
@@ -5186,7 +5791,7 @@
       <w:lvlText w:val=" "/>
       <w:lvlJc w:val="left"/>
       <w:pPr>
-        <w:ind w:left="1440" w:hanging="360"/>
+        <w:ind w:left="1440" w:hanging="480"/>
       </w:pPr>
     </w:lvl>
     <w:lvl w:ilvl="2">
@@ -5194,7 +5799,7 @@
       <w:lvlText w:val=" "/>
       <w:lvlJc w:val="left"/>
       <w:pPr>
-        <w:ind w:left="2160" w:hanging="360"/>
+        <w:ind w:left="2160" w:hanging="480"/>
       </w:pPr>
     </w:lvl>
     <w:lvl w:ilvl="3">
@@ -5202,7 +5807,7 @@
       <w:lvlText w:val=" "/>
       <w:lvlJc w:val="left"/>
       <w:pPr>
-        <w:ind w:left="2880" w:hanging="360"/>
+        <w:ind w:left="2880" w:hanging="480"/>
       </w:pPr>
     </w:lvl>
     <w:lvl w:ilvl="4">
@@ -5210,7 +5815,7 @@
       <w:lvlText w:val=" "/>
       <w:lvlJc w:val="left"/>
       <w:pPr>
-        <w:ind w:left="3600" w:hanging="360"/>
+        <w:ind w:left="3600" w:hanging="480"/>
       </w:pPr>
     </w:lvl>
     <w:lvl w:ilvl="5">
@@ -5218,7 +5823,7 @@
       <w:lvlText w:val=" "/>
       <w:lvlJc w:val="left"/>
       <w:pPr>
-        <w:ind w:left="4320" w:hanging="360"/>
+        <w:ind w:left="4320" w:hanging="480"/>
       </w:pPr>
     </w:lvl>
     <w:lvl w:ilvl="6">
@@ -5226,7 +5831,7 @@
       <w:lvlText w:val=" "/>
       <w:lvlJc w:val="left"/>
       <w:pPr>
-        <w:ind w:left="5040" w:hanging="360"/>
+        <w:ind w:left="5040" w:hanging="480"/>
       </w:pPr>
     </w:lvl>
     <w:lvl w:ilvl="7">
@@ -5234,7 +5839,7 @@
       <w:lvlText w:val=" "/>
       <w:lvlJc w:val="left"/>
       <w:pPr>
-        <w:ind w:left="5760" w:hanging="360"/>
+        <w:ind w:left="5760" w:hanging="480"/>
       </w:pPr>
     </w:lvl>
     <w:lvl w:ilvl="8">
@@ -5242,115 +5847,88 @@
       <w:lvlText w:val=" "/>
       <w:lvlJc w:val="left"/>
       <w:pPr>
-        <w:ind w:left="6480" w:hanging="360"/>
+        <w:ind w:left="6480" w:hanging="480"/>
       </w:pPr>
     </w:lvl>
   </w:abstractNum>
   <w:abstractNum w:abstractNumId="991">
-    <w:nsid w:val="0000A991"/>
+    <w:nsid w:val="A991"/>
     <w:multiLevelType w:val="multilevel"/>
     <w:lvl w:ilvl="0">
       <w:numFmt w:val="bullet"/>
-      <w:lvlText w:val=""/>
+      <w:lvlText w:val="•"/>
       <w:lvlJc w:val="left"/>
       <w:pPr>
-        <w:ind w:left="720" w:hanging="360"/>
-      </w:pPr>
-      <w:rPr>
-        <w:rFonts w:ascii="Symbol" w:hAnsi="Symbol" w:cs="Symbol" w:hint="default"/>
-      </w:rPr>
+        <w:ind w:left="720" w:hanging="480"/>
+      </w:pPr>
     </w:lvl>
     <w:lvl w:ilvl="1">
       <w:numFmt w:val="bullet"/>
-      <w:lvlText w:val="o"/>
+      <w:lvlText w:val="–"/>
       <w:lvlJc w:val="left"/>
       <w:pPr>
-        <w:ind w:left="1440" w:hanging="360"/>
-      </w:pPr>
-      <w:rPr>
-        <w:rFonts w:ascii="Courier New" w:hAnsi="Courier New" w:cs="Courier New" w:hint="default"/>
-      </w:rPr>
+        <w:ind w:left="1440" w:hanging="480"/>
+      </w:pPr>
     </w:lvl>
     <w:lvl w:ilvl="2">
       <w:numFmt w:val="bullet"/>
-      <w:lvlText w:val=""/>
+      <w:lvlText w:val="•"/>
       <w:lvlJc w:val="left"/>
       <w:pPr>
-        <w:ind w:left="2160" w:hanging="360"/>
-      </w:pPr>
-      <w:rPr>
-        <w:rFonts w:ascii="Wingdings" w:hAnsi="Wingdings" w:cs="Wingdings" w:hint="default"/>
-      </w:rPr>
+        <w:ind w:left="2160" w:hanging="480"/>
+      </w:pPr>
     </w:lvl>
     <w:lvl w:ilvl="3">
       <w:numFmt w:val="bullet"/>
-      <w:lvlText w:val=""/>
+      <w:lvlText w:val="–"/>
       <w:lvlJc w:val="left"/>
       <w:pPr>
-        <w:ind w:left="2880" w:hanging="360"/>
-      </w:pPr>
-      <w:rPr>
-        <w:rFonts w:ascii="Symbol" w:hAnsi="Symbol" w:cs="Symbol" w:hint="default"/>
-      </w:rPr>
+        <w:ind w:left="2880" w:hanging="480"/>
+      </w:pPr>
     </w:lvl>
     <w:lvl w:ilvl="4">
       <w:numFmt w:val="bullet"/>
-      <w:lvlText w:val="o"/>
+      <w:lvlText w:val="•"/>
       <w:lvlJc w:val="left"/>
       <w:pPr>
-        <w:ind w:left="3600" w:hanging="360"/>
-      </w:pPr>
-      <w:rPr>
-        <w:rFonts w:ascii="Courier New" w:hAnsi="Courier New" w:cs="Courier New" w:hint="default"/>
-      </w:rPr>
+        <w:ind w:left="3600" w:hanging="480"/>
+      </w:pPr>
     </w:lvl>
     <w:lvl w:ilvl="5">
       <w:numFmt w:val="bullet"/>
-      <w:lvlText w:val=""/>
+      <w:lvlText w:val="–"/>
       <w:lvlJc w:val="left"/>
       <w:pPr>
-        <w:ind w:left="4320" w:hanging="360"/>
-      </w:pPr>
-      <w:rPr>
-        <w:rFonts w:ascii="Wingdings" w:hAnsi="Wingdings" w:cs="Wingdings" w:hint="default"/>
-      </w:rPr>
+        <w:ind w:left="4320" w:hanging="480"/>
+      </w:pPr>
     </w:lvl>
     <w:lvl w:ilvl="6">
       <w:numFmt w:val="bullet"/>
-      <w:lvlText w:val=""/>
+      <w:lvlText w:val="•"/>
       <w:lvlJc w:val="left"/>
       <w:pPr>
-        <w:ind w:left="5040" w:hanging="360"/>
-      </w:pPr>
-      <w:rPr>
-        <w:rFonts w:ascii="Symbol" w:hAnsi="Symbol" w:cs="Symbol" w:hint="default"/>
-      </w:rPr>
+        <w:ind w:left="5040" w:hanging="480"/>
+      </w:pPr>
     </w:lvl>
     <w:lvl w:ilvl="7">
       <w:numFmt w:val="bullet"/>
-      <w:lvlText w:val="o"/>
+      <w:lvlText w:val="–"/>
       <w:lvlJc w:val="left"/>
       <w:pPr>
-        <w:ind w:left="5760" w:hanging="360"/>
-      </w:pPr>
-      <w:rPr>
-        <w:rFonts w:ascii="Courier New" w:hAnsi="Courier New" w:cs="Courier New" w:hint="default"/>
-      </w:rPr>
+        <w:ind w:left="5760" w:hanging="480"/>
+      </w:pPr>
     </w:lvl>
     <w:lvl w:ilvl="8">
       <w:numFmt w:val="bullet"/>
-      <w:lvlText w:val=""/>
+      <w:lvlText w:val="•"/>
       <w:lvlJc w:val="left"/>
       <w:pPr>
-        <w:ind w:left="6480" w:hanging="360"/>
-      </w:pPr>
-      <w:rPr>
-        <w:rFonts w:ascii="Wingdings" w:hAnsi="Wingdings" w:cs="Wingdings" w:hint="default"/>
-      </w:rPr>
+        <w:ind w:left="6480" w:hanging="480"/>
+      </w:pPr>
     </w:lvl>
   </w:abstractNum>
   <w:abstractNum w:abstractNumId="99411">
-    <w:nsid w:val="00A99411"/>
+    <w:nsid w:val="A99411"/>
     <w:multiLevelType w:val="multilevel"/>
     <w:lvl w:ilvl="0">
       <w:start w:val="1"/>
@@ -5358,7 +5936,7 @@
       <w:lvlText w:val="%1."/>
       <w:lvlJc w:val="left"/>
       <w:pPr>
-        <w:ind w:left="720" w:hanging="360"/>
+        <w:ind w:left="720" w:hanging="480"/>
       </w:pPr>
     </w:lvl>
     <w:lvl w:ilvl="1">
@@ -5367,7 +5945,7 @@
       <w:lvlText w:val="%2."/>
       <w:lvlJc w:val="left"/>
       <w:pPr>
-        <w:ind w:left="1440" w:hanging="360"/>
+        <w:ind w:left="1440" w:hanging="480"/>
       </w:pPr>
     </w:lvl>
     <w:lvl w:ilvl="2">
@@ -5376,7 +5954,7 @@
       <w:lvlText w:val="%3."/>
       <w:lvlJc w:val="left"/>
       <w:pPr>
-        <w:ind w:left="2160" w:hanging="360"/>
+        <w:ind w:left="2160" w:hanging="480"/>
       </w:pPr>
     </w:lvl>
     <w:lvl w:ilvl="3">
@@ -5385,7 +5963,7 @@
       <w:lvlText w:val="%4."/>
       <w:lvlJc w:val="left"/>
       <w:pPr>
-        <w:ind w:left="2880" w:hanging="360"/>
+        <w:ind w:left="2880" w:hanging="480"/>
       </w:pPr>
     </w:lvl>
     <w:lvl w:ilvl="4">
@@ -5394,7 +5972,7 @@
       <w:lvlText w:val="%5."/>
       <w:lvlJc w:val="left"/>
       <w:pPr>
-        <w:ind w:left="3600" w:hanging="360"/>
+        <w:ind w:left="3600" w:hanging="480"/>
       </w:pPr>
     </w:lvl>
     <w:lvl w:ilvl="5">
@@ -5403,7 +5981,7 @@
       <w:lvlText w:val="%6."/>
       <w:lvlJc w:val="left"/>
       <w:pPr>
-        <w:ind w:left="4320" w:hanging="360"/>
+        <w:ind w:left="4320" w:hanging="480"/>
       </w:pPr>
     </w:lvl>
     <w:lvl w:ilvl="6">
@@ -5412,7 +5990,7 @@
       <w:lvlText w:val="%7."/>
       <w:lvlJc w:val="left"/>
       <w:pPr>
-        <w:ind w:left="5040" w:hanging="360"/>
+        <w:ind w:left="5040" w:hanging="480"/>
       </w:pPr>
     </w:lvl>
     <w:lvl w:ilvl="7">
@@ -5421,7 +5999,7 @@
       <w:lvlText w:val="%8."/>
       <w:lvlJc w:val="left"/>
       <w:pPr>
-        <w:ind w:left="5760" w:hanging="360"/>
+        <w:ind w:left="5760" w:hanging="480"/>
       </w:pPr>
     </w:lvl>
     <w:lvl w:ilvl="8">
@@ -5430,7 +6008,7 @@
       <w:lvlText w:val="%9."/>
       <w:lvlJc w:val="left"/>
       <w:pPr>
-        <w:ind w:left="6480" w:hanging="360"/>
+        <w:ind w:left="6480" w:hanging="480"/>
       </w:pPr>
     </w:lvl>
   </w:abstractNum>
@@ -5658,10 +6236,10 @@
     <w:name w:val="Body Text"/>
     <w:basedOn w:val="Normal"/>
     <w:link w:val="BodyTextChar"/>
-    <w:qFormat/>
     <w:pPr>
       <w:spacing w:after="180" w:before="180"/>
     </w:pPr>
+    <w:qFormat/>
   </w:style>
   <w:style w:customStyle="1" w:styleId="FirstParagraph" w:type="paragraph">
     <w:name w:val="First Paragraph"/>
@@ -5681,94 +6259,57 @@
     <w:name w:val="Title"/>
     <w:basedOn w:val="Normal"/>
     <w:next w:val="BodyText"/>
-    <w:link w:val="TitleChar"/>
-    <w:uiPriority w:val="10"/>
     <w:qFormat/>
-    <w:rsid w:val="00A10FD9"/>
     <w:pPr>
-      <w:spacing w:after="80" w:line="240" w:lineRule="auto"/>
-      <w:contextualSpacing/>
+      <w:keepNext/>
+      <w:keepLines/>
+      <w:spacing w:after="240" w:before="480"/>
       <w:jc w:val="center"/>
     </w:pPr>
     <w:rPr>
       <w:rFonts w:asciiTheme="majorHAnsi" w:cstheme="majorBidi" w:eastAsiaTheme="majorEastAsia" w:hAnsiTheme="majorHAnsi"/>
-      <w:sz w:val="56"/>
-      <w:szCs w:val="56"/>
-    </w:rPr>
-  </w:style>
-  <w:style w:customStyle="1" w:styleId="TitleChar" w:type="character">
-    <w:name w:val="Title Char"/>
-    <w:basedOn w:val="DefaultParagraphFont"/>
-    <w:link w:val="Title"/>
-    <w:uiPriority w:val="10"/>
-    <w:rsid w:val="00A10FD9"/>
-    <w:rPr>
-      <w:rFonts w:asciiTheme="majorHAnsi" w:cstheme="majorBidi" w:eastAsiaTheme="majorEastAsia" w:hAnsiTheme="majorHAnsi"/>
-      <w:sz w:val="56"/>
-      <w:szCs w:val="56"/>
+      <w:b/>
+      <w:bCs/>
+      <w:color w:themeColor="accent1" w:themeShade="B5" w:val="345A8A"/>
+      <w:sz w:val="36"/>
+      <w:szCs w:val="36"/>
     </w:rPr>
   </w:style>
   <w:style w:styleId="Subtitle" w:type="paragraph">
     <w:name w:val="Subtitle"/>
     <w:basedOn w:val="Title"/>
     <w:next w:val="BodyText"/>
-    <w:link w:val="SubtitleChar"/>
-    <w:uiPriority w:val="11"/>
     <w:qFormat/>
-    <w:rsid w:val="00A10FD9"/>
     <w:pPr>
-      <w:numPr>
-        <w:ilvl w:val="1"/>
-      </w:numPr>
+      <w:keepNext/>
+      <w:keepLines/>
+      <w:spacing w:after="240" w:before="240"/>
+      <w:jc w:val="center"/>
     </w:pPr>
     <w:rPr>
-      <w:rFonts w:cstheme="majorBidi" w:eastAsiaTheme="majorEastAsia"/>
-      <w:spacing w:val="15"/>
-      <w:sz w:val="28"/>
-      <w:szCs w:val="28"/>
-    </w:rPr>
-  </w:style>
-  <w:style w:customStyle="1" w:styleId="SubtitleChar" w:type="character">
-    <w:name w:val="Subtitle Char"/>
-    <w:basedOn w:val="DefaultParagraphFont"/>
-    <w:link w:val="Subtitle"/>
-    <w:uiPriority w:val="11"/>
-    <w:rsid w:val="00A10FD9"/>
-    <w:rPr>
-      <w:rFonts w:cstheme="majorBidi" w:eastAsiaTheme="majorEastAsia"/>
-      <w:color w:themeColor="text1" w:themeTint="A6" w:val="595959"/>
-      <w:spacing w:val="15"/>
-      <w:sz w:val="28"/>
-      <w:szCs w:val="28"/>
+      <w:sz w:val="30"/>
+      <w:szCs w:val="30"/>
     </w:rPr>
   </w:style>
   <w:style w:customStyle="1" w:styleId="Author" w:type="paragraph">
     <w:name w:val="Author"/>
-    <w:basedOn w:val="Title"/>
     <w:next w:val="BodyText"/>
     <w:qFormat/>
     <w:pPr>
       <w:keepNext/>
       <w:keepLines/>
+      <w:jc w:val="center"/>
     </w:pPr>
-    <w:rPr>
-      <w:sz w:val="24"/>
-      <w:szCs w:val="24"/>
-    </w:rPr>
   </w:style>
   <w:style w:styleId="Date" w:type="paragraph">
     <w:name w:val="Date"/>
-    <w:basedOn w:val="Title"/>
     <w:next w:val="BodyText"/>
     <w:qFormat/>
     <w:pPr>
       <w:keepNext/>
       <w:keepLines/>
+      <w:jc w:val="center"/>
     </w:pPr>
-    <w:rPr>
-      <w:sz w:val="24"/>
-      <w:szCs w:val="24"/>
-    </w:rPr>
   </w:style>
   <w:style w:customStyle="1" w:styleId="AbstractTitle" w:type="paragraph">
     <w:name w:val="Abstract Title"/>
@@ -5778,13 +6319,15 @@
     <w:pPr>
       <w:keepNext/>
       <w:keepLines/>
+      <w:jc w:val="center"/>
       <w:spacing w:after="0" w:before="300"/>
-      <w:jc w:val="center"/>
     </w:pPr>
     <w:rPr>
-      <w:b/>
       <w:sz w:val="20"/>
       <w:szCs w:val="20"/>
+      <w:b/>
+      <w:color w:val="345A8A"/>
+      &gt;
     </w:rPr>
   </w:style>
   <w:style w:customStyle="1" w:styleId="Abstract" w:type="paragraph">
@@ -5811,321 +6354,191 @@
     <w:rPr/>
   </w:style>
   <w:style w:styleId="Heading1" w:type="paragraph">
-    <w:name w:val="heading 1"/>
+    <w:name w:val="Heading 1"/>
     <w:basedOn w:val="Normal"/>
     <w:next w:val="BodyText"/>
-    <w:link w:val="Heading1Char"/>
     <w:uiPriority w:val="9"/>
     <w:qFormat/>
-    <w:rsid w:val="00A10FD9"/>
     <w:pPr>
       <w:keepNext/>
       <w:keepLines/>
-      <w:spacing w:after="80" w:before="360"/>
+      <w:spacing w:after="0" w:before="480"/>
       <w:outlineLvl w:val="0"/>
     </w:pPr>
     <w:rPr>
       <w:rFonts w:asciiTheme="majorHAnsi" w:cstheme="majorBidi" w:eastAsiaTheme="majorEastAsia" w:hAnsiTheme="majorHAnsi"/>
-      <w:color w:themeColor="accent1" w:themeShade="BF" w:val="0F4761"/>
-      <w:sz w:val="40"/>
-      <w:szCs w:val="40"/>
+      <w:b/>
+      <w:bCs/>
+      <w:color w:themeColor="accent1" w:val="4F81BD"/>
+      <w:sz w:val="32"/>
+      <w:szCs w:val="32"/>
     </w:rPr>
   </w:style>
   <w:style w:styleId="Heading2" w:type="paragraph">
-    <w:name w:val="heading 2"/>
+    <w:name w:val="Heading 2"/>
     <w:basedOn w:val="Normal"/>
     <w:next w:val="BodyText"/>
-    <w:link w:val="Heading2Char"/>
     <w:uiPriority w:val="9"/>
-    <w:semiHidden/>
     <w:unhideWhenUsed/>
     <w:qFormat/>
-    <w:rsid w:val="00A10FD9"/>
     <w:pPr>
       <w:keepNext/>
       <w:keepLines/>
-      <w:spacing w:after="80" w:before="160"/>
+      <w:spacing w:after="0" w:before="200"/>
       <w:outlineLvl w:val="1"/>
     </w:pPr>
     <w:rPr>
       <w:rFonts w:asciiTheme="majorHAnsi" w:cstheme="majorBidi" w:eastAsiaTheme="majorEastAsia" w:hAnsiTheme="majorHAnsi"/>
-      <w:color w:themeColor="accent1" w:themeShade="BF" w:val="0F4761"/>
-      <w:sz w:val="32"/>
-      <w:szCs w:val="32"/>
-    </w:rPr>
-  </w:style>
-  <w:style w:styleId="Heading3" w:type="paragraph">
-    <w:name w:val="heading 3"/>
-    <w:basedOn w:val="Normal"/>
-    <w:next w:val="BodyText"/>
-    <w:link w:val="Heading3Char"/>
-    <w:uiPriority w:val="9"/>
-    <w:semiHidden/>
-    <w:unhideWhenUsed/>
-    <w:qFormat/>
-    <w:rsid w:val="00A10FD9"/>
-    <w:pPr>
-      <w:keepNext/>
-      <w:keepLines/>
-      <w:spacing w:after="80" w:before="160"/>
-      <w:outlineLvl w:val="2"/>
-    </w:pPr>
-    <w:rPr>
-      <w:rFonts w:cstheme="majorBidi" w:eastAsiaTheme="majorEastAsia"/>
-      <w:color w:themeColor="accent1" w:themeShade="BF" w:val="0F4761"/>
+      <w:b/>
+      <w:bCs/>
+      <w:color w:themeColor="accent1" w:val="4F81BD"/>
       <w:sz w:val="28"/>
       <w:szCs w:val="28"/>
     </w:rPr>
   </w:style>
-  <w:style w:styleId="Heading4" w:type="paragraph">
-    <w:name w:val="heading 4"/>
+  <w:style w:styleId="Heading3" w:type="paragraph">
+    <w:name w:val="Heading 3"/>
     <w:basedOn w:val="Normal"/>
     <w:next w:val="BodyText"/>
-    <w:link w:val="Heading4Char"/>
     <w:uiPriority w:val="9"/>
-    <w:semiHidden/>
     <w:unhideWhenUsed/>
     <w:qFormat/>
-    <w:rsid w:val="00A10FD9"/>
     <w:pPr>
       <w:keepNext/>
       <w:keepLines/>
-      <w:spacing w:after="40" w:before="80"/>
+      <w:spacing w:after="0" w:before="200"/>
+      <w:outlineLvl w:val="2"/>
+    </w:pPr>
+    <w:rPr>
+      <w:rFonts w:asciiTheme="majorHAnsi" w:cstheme="majorBidi" w:eastAsiaTheme="majorEastAsia" w:hAnsiTheme="majorHAnsi"/>
+      <w:b/>
+      <w:bCs/>
+      <w:color w:themeColor="accent1" w:val="4F81BD"/>
+      <w:sz w:val="24"/>
+      <w:szCs w:val="24"/>
+    </w:rPr>
+  </w:style>
+  <w:style w:styleId="Heading4" w:type="paragraph">
+    <w:name w:val="Heading 4"/>
+    <w:basedOn w:val="Normal"/>
+    <w:next w:val="BodyText"/>
+    <w:uiPriority w:val="9"/>
+    <w:unhideWhenUsed/>
+    <w:qFormat/>
+    <w:pPr>
+      <w:keepNext/>
+      <w:keepLines/>
+      <w:spacing w:after="0" w:before="200"/>
       <w:outlineLvl w:val="3"/>
     </w:pPr>
     <w:rPr>
-      <w:rFonts w:cstheme="majorBidi" w:eastAsiaTheme="majorEastAsia"/>
+      <w:rFonts w:asciiTheme="majorHAnsi" w:cstheme="majorBidi" w:eastAsiaTheme="majorEastAsia" w:hAnsiTheme="majorHAnsi"/>
       <w:i/>
-      <w:iCs/>
-      <w:color w:themeColor="accent1" w:themeShade="BF" w:val="0F4761"/>
+      <w:bCs/>
+      <w:color w:themeColor="accent1" w:val="4F81BD"/>
+      <w:sz w:val="24"/>
+      <w:szCs w:val="24"/>
     </w:rPr>
   </w:style>
   <w:style w:styleId="Heading5" w:type="paragraph">
-    <w:name w:val="heading 5"/>
+    <w:name w:val="Heading 5"/>
     <w:basedOn w:val="Normal"/>
     <w:next w:val="BodyText"/>
-    <w:link w:val="Heading5Char"/>
     <w:uiPriority w:val="9"/>
-    <w:semiHidden/>
     <w:unhideWhenUsed/>
     <w:qFormat/>
-    <w:rsid w:val="00A10FD9"/>
     <w:pPr>
       <w:keepNext/>
       <w:keepLines/>
-      <w:spacing w:after="40" w:before="80"/>
+      <w:spacing w:after="0" w:before="200"/>
       <w:outlineLvl w:val="4"/>
     </w:pPr>
     <w:rPr>
-      <w:rFonts w:cstheme="majorBidi" w:eastAsiaTheme="majorEastAsia"/>
-      <w:color w:themeColor="accent1" w:themeShade="BF" w:val="0F4761"/>
+      <w:rFonts w:asciiTheme="majorHAnsi" w:cstheme="majorBidi" w:eastAsiaTheme="majorEastAsia" w:hAnsiTheme="majorHAnsi"/>
+      <w:iCs/>
+      <w:color w:themeColor="accent1" w:val="4F81BD"/>
+      <w:sz w:val="24"/>
+      <w:szCs w:val="24"/>
     </w:rPr>
   </w:style>
   <w:style w:styleId="Heading6" w:type="paragraph">
-    <w:name w:val="heading 6"/>
+    <w:name w:val="Heading 6"/>
     <w:basedOn w:val="Normal"/>
     <w:next w:val="BodyText"/>
-    <w:link w:val="Heading6Char"/>
     <w:uiPriority w:val="9"/>
-    <w:semiHidden/>
     <w:unhideWhenUsed/>
     <w:qFormat/>
-    <w:rsid w:val="00A10FD9"/>
     <w:pPr>
       <w:keepNext/>
       <w:keepLines/>
-      <w:spacing w:after="0" w:before="40"/>
+      <w:spacing w:after="0" w:before="200"/>
       <w:outlineLvl w:val="5"/>
     </w:pPr>
     <w:rPr>
-      <w:rFonts w:cstheme="majorBidi" w:eastAsiaTheme="majorEastAsia"/>
-      <w:i/>
-      <w:iCs/>
-      <w:color w:themeColor="text1" w:themeTint="A6" w:val="595959"/>
+      <w:rFonts w:asciiTheme="majorHAnsi" w:cstheme="majorBidi" w:eastAsiaTheme="majorEastAsia" w:hAnsiTheme="majorHAnsi"/>
+      <w:color w:themeColor="accent1" w:val="4F81BD"/>
+      <w:sz w:val="24"/>
+      <w:szCs w:val="24"/>
     </w:rPr>
   </w:style>
   <w:style w:styleId="Heading7" w:type="paragraph">
-    <w:name w:val="heading 7"/>
+    <w:name w:val="Heading 7"/>
     <w:basedOn w:val="Normal"/>
     <w:next w:val="BodyText"/>
-    <w:link w:val="Heading7Char"/>
     <w:uiPriority w:val="9"/>
-    <w:semiHidden/>
     <w:unhideWhenUsed/>
     <w:qFormat/>
-    <w:rsid w:val="00A10FD9"/>
     <w:pPr>
       <w:keepNext/>
       <w:keepLines/>
-      <w:spacing w:after="0" w:before="40"/>
+      <w:spacing w:after="0" w:before="200"/>
       <w:outlineLvl w:val="6"/>
     </w:pPr>
     <w:rPr>
-      <w:rFonts w:cstheme="majorBidi" w:eastAsiaTheme="majorEastAsia"/>
-      <w:color w:themeColor="text1" w:themeTint="A6" w:val="595959"/>
+      <w:rFonts w:asciiTheme="majorHAnsi" w:cstheme="majorBidi" w:eastAsiaTheme="majorEastAsia" w:hAnsiTheme="majorHAnsi"/>
+      <w:color w:themeColor="accent1" w:val="4F81BD"/>
+      <w:sz w:val="24"/>
+      <w:szCs w:val="24"/>
     </w:rPr>
   </w:style>
   <w:style w:styleId="Heading8" w:type="paragraph">
-    <w:name w:val="heading 8"/>
+    <w:name w:val="Heading 8"/>
     <w:basedOn w:val="Normal"/>
     <w:next w:val="BodyText"/>
-    <w:link w:val="Heading8Char"/>
     <w:uiPriority w:val="9"/>
-    <w:semiHidden/>
     <w:unhideWhenUsed/>
     <w:qFormat/>
-    <w:rsid w:val="00A10FD9"/>
     <w:pPr>
       <w:keepNext/>
       <w:keepLines/>
-      <w:spacing w:after="0"/>
+      <w:spacing w:after="0" w:before="200"/>
       <w:outlineLvl w:val="7"/>
     </w:pPr>
     <w:rPr>
-      <w:rFonts w:cstheme="majorBidi" w:eastAsiaTheme="majorEastAsia"/>
-      <w:i/>
-      <w:iCs/>
-      <w:color w:themeColor="text1" w:themeTint="D8" w:val="272727"/>
+      <w:rFonts w:asciiTheme="majorHAnsi" w:cstheme="majorBidi" w:eastAsiaTheme="majorEastAsia" w:hAnsiTheme="majorHAnsi"/>
+      <w:color w:themeColor="accent1" w:val="4F81BD"/>
+      <w:sz w:val="24"/>
+      <w:szCs w:val="24"/>
     </w:rPr>
   </w:style>
   <w:style w:styleId="Heading9" w:type="paragraph">
-    <w:name w:val="heading 9"/>
+    <w:name w:val="Heading 9"/>
     <w:basedOn w:val="Normal"/>
     <w:next w:val="BodyText"/>
-    <w:link w:val="Heading9Char"/>
     <w:uiPriority w:val="9"/>
-    <w:semiHidden/>
     <w:unhideWhenUsed/>
     <w:qFormat/>
-    <w:rsid w:val="00A10FD9"/>
     <w:pPr>
       <w:keepNext/>
       <w:keepLines/>
-      <w:spacing w:after="0"/>
+      <w:spacing w:after="0" w:before="200"/>
       <w:outlineLvl w:val="8"/>
     </w:pPr>
     <w:rPr>
-      <w:rFonts w:cstheme="majorBidi" w:eastAsiaTheme="majorEastAsia"/>
-      <w:color w:themeColor="text1" w:themeTint="D8" w:val="272727"/>
-    </w:rPr>
-  </w:style>
-  <w:style w:customStyle="1" w:styleId="Heading1Char" w:type="character">
-    <w:name w:val="Heading 1 Char"/>
-    <w:basedOn w:val="DefaultParagraphFont"/>
-    <w:link w:val="Heading1"/>
-    <w:uiPriority w:val="9"/>
-    <w:rsid w:val="00A10FD9"/>
-    <w:rPr>
       <w:rFonts w:asciiTheme="majorHAnsi" w:cstheme="majorBidi" w:eastAsiaTheme="majorEastAsia" w:hAnsiTheme="majorHAnsi"/>
-      <w:color w:themeColor="accent1" w:themeShade="BF" w:val="0F4761"/>
-      <w:sz w:val="40"/>
-      <w:szCs w:val="40"/>
-    </w:rPr>
-  </w:style>
-  <w:style w:customStyle="1" w:styleId="Heading2Char" w:type="character">
-    <w:name w:val="Heading 2 Char"/>
-    <w:basedOn w:val="DefaultParagraphFont"/>
-    <w:link w:val="Heading2"/>
-    <w:uiPriority w:val="9"/>
-    <w:semiHidden/>
-    <w:rsid w:val="00A10FD9"/>
-    <w:rPr>
-      <w:rFonts w:asciiTheme="majorHAnsi" w:cstheme="majorBidi" w:eastAsiaTheme="majorEastAsia" w:hAnsiTheme="majorHAnsi"/>
-      <w:color w:themeColor="accent1" w:themeShade="BF" w:val="0F4761"/>
-      <w:sz w:val="32"/>
-      <w:szCs w:val="32"/>
-    </w:rPr>
-  </w:style>
-  <w:style w:customStyle="1" w:styleId="Heading3Char" w:type="character">
-    <w:name w:val="Heading 3 Char"/>
-    <w:basedOn w:val="DefaultParagraphFont"/>
-    <w:link w:val="Heading3"/>
-    <w:uiPriority w:val="9"/>
-    <w:semiHidden/>
-    <w:rsid w:val="00A10FD9"/>
-    <w:rPr>
-      <w:rFonts w:cstheme="majorBidi" w:eastAsiaTheme="majorEastAsia"/>
-      <w:color w:themeColor="accent1" w:themeShade="BF" w:val="0F4761"/>
-      <w:sz w:val="28"/>
-      <w:szCs w:val="28"/>
-    </w:rPr>
-  </w:style>
-  <w:style w:customStyle="1" w:styleId="Heading4Char" w:type="character">
-    <w:name w:val="Heading 4 Char"/>
-    <w:basedOn w:val="DefaultParagraphFont"/>
-    <w:link w:val="Heading4"/>
-    <w:uiPriority w:val="9"/>
-    <w:semiHidden/>
-    <w:rsid w:val="00A10FD9"/>
-    <w:rPr>
-      <w:rFonts w:cstheme="majorBidi" w:eastAsiaTheme="majorEastAsia"/>
-      <w:i/>
-      <w:iCs/>
-      <w:color w:themeColor="accent1" w:themeShade="BF" w:val="0F4761"/>
-    </w:rPr>
-  </w:style>
-  <w:style w:customStyle="1" w:styleId="Heading5Char" w:type="character">
-    <w:name w:val="Heading 5 Char"/>
-    <w:basedOn w:val="DefaultParagraphFont"/>
-    <w:link w:val="Heading5"/>
-    <w:uiPriority w:val="9"/>
-    <w:semiHidden/>
-    <w:rsid w:val="00A10FD9"/>
-    <w:rPr>
-      <w:rFonts w:cstheme="majorBidi" w:eastAsiaTheme="majorEastAsia"/>
-      <w:color w:themeColor="accent1" w:themeShade="BF" w:val="0F4761"/>
-    </w:rPr>
-  </w:style>
-  <w:style w:customStyle="1" w:styleId="Heading6Char" w:type="character">
-    <w:name w:val="Heading 6 Char"/>
-    <w:basedOn w:val="DefaultParagraphFont"/>
-    <w:link w:val="Heading6"/>
-    <w:uiPriority w:val="9"/>
-    <w:semiHidden/>
-    <w:rsid w:val="00A10FD9"/>
-    <w:rPr>
-      <w:rFonts w:cstheme="majorBidi" w:eastAsiaTheme="majorEastAsia"/>
-      <w:i/>
-      <w:iCs/>
-      <w:color w:themeColor="text1" w:themeTint="A6" w:val="595959"/>
-    </w:rPr>
-  </w:style>
-  <w:style w:customStyle="1" w:styleId="Heading7Char" w:type="character">
-    <w:name w:val="Heading 7 Char"/>
-    <w:basedOn w:val="DefaultParagraphFont"/>
-    <w:link w:val="Heading7"/>
-    <w:uiPriority w:val="9"/>
-    <w:semiHidden/>
-    <w:rsid w:val="00A10FD9"/>
-    <w:rPr>
-      <w:rFonts w:cstheme="majorBidi" w:eastAsiaTheme="majorEastAsia"/>
-      <w:color w:themeColor="text1" w:themeTint="A6" w:val="595959"/>
-    </w:rPr>
-  </w:style>
-  <w:style w:customStyle="1" w:styleId="Heading8Char" w:type="character">
-    <w:name w:val="Heading 8 Char"/>
-    <w:basedOn w:val="DefaultParagraphFont"/>
-    <w:link w:val="Heading8"/>
-    <w:uiPriority w:val="9"/>
-    <w:semiHidden/>
-    <w:rsid w:val="00A10FD9"/>
-    <w:rPr>
-      <w:rFonts w:cstheme="majorBidi" w:eastAsiaTheme="majorEastAsia"/>
-      <w:i/>
-      <w:iCs/>
-      <w:color w:themeColor="text1" w:themeTint="D8" w:val="272727"/>
-    </w:rPr>
-  </w:style>
-  <w:style w:customStyle="1" w:styleId="Heading9Char" w:type="character">
-    <w:name w:val="Heading 9 Char"/>
-    <w:basedOn w:val="DefaultParagraphFont"/>
-    <w:link w:val="Heading9"/>
-    <w:uiPriority w:val="9"/>
-    <w:semiHidden/>
-    <w:rsid w:val="00A10FD9"/>
-    <w:rPr>
-      <w:rFonts w:cstheme="majorBidi" w:eastAsiaTheme="majorEastAsia"/>
-      <w:color w:themeColor="text1" w:themeTint="D8" w:val="272727"/>
+      <w:color w:themeColor="accent1" w:val="4F81BD"/>
+      <w:sz w:val="24"/>
+      <w:szCs w:val="24"/>
     </w:rPr>
   </w:style>
   <w:style w:styleId="BlockText" w:type="paragraph">
@@ -6147,18 +6560,6 @@
     <w:uiPriority w:val="9"/>
     <w:unhideWhenUsed/>
     <w:qFormat/>
-  </w:style>
-  <w:style w:styleId="FootnoteBlockText" w:type="paragraph">
-    <w:name w:val="Footnote Block Text"/>
-    <w:basedOn w:val="FootnoteText"/>
-    <w:next w:val="FootnoteText"/>
-    <w:uiPriority w:val="9"/>
-    <w:unhideWhenUsed/>
-    <w:qFormat/>
-    <w:pPr>
-      <w:spacing w:after="100" w:before="100"/>
-      <w:ind w:firstLine="0" w:left="480" w:right="480"/>
-    </w:pPr>
   </w:style>
   <w:style w:default="1" w:styleId="DefaultParagraphFont" w:type="character">
     <w:name w:val="Default Paragraph Font"/>
@@ -6189,10 +6590,10 @@
         <w:jc w:val="left"/>
       </w:trPr>
       <w:tcPr>
+        <w:vAlign w:val="bottom"/>
         <w:tcBorders>
           <w:bottom w:val="single"/>
         </w:tcBorders>
-        <w:vAlign w:val="bottom"/>
       </w:tcPr>
     </w:tblStylePr>
   </w:style>
@@ -6307,8 +6708,8 @@
     <w:name w:val="KeywordTok"/>
     <w:basedOn w:val="VerbatimChar"/>
     <w:rPr>
+      <w:color w:val="007020"/>
       <w:b/>
-      <w:color w:val="007020"/>
     </w:rPr>
   </w:style>
   <w:style w:type="character" w:customStyle="1" w:styleId="DataTypeTok">
@@ -6385,42 +6786,42 @@
     <w:name w:val="ImportTok"/>
     <w:basedOn w:val="VerbatimChar"/>
     <w:rPr>
+      <w:color w:val="008000"/>
       <w:b/>
-      <w:color w:val="008000"/>
     </w:rPr>
   </w:style>
   <w:style w:type="character" w:customStyle="1" w:styleId="CommentTok">
     <w:name w:val="CommentTok"/>
     <w:basedOn w:val="VerbatimChar"/>
     <w:rPr>
+      <w:color w:val="60a0b0"/>
       <w:i/>
-      <w:color w:val="60a0b0"/>
     </w:rPr>
   </w:style>
   <w:style w:type="character" w:customStyle="1" w:styleId="DocumentationTok">
     <w:name w:val="DocumentationTok"/>
     <w:basedOn w:val="VerbatimChar"/>
     <w:rPr>
+      <w:color w:val="ba2121"/>
       <w:i/>
-      <w:color w:val="ba2121"/>
     </w:rPr>
   </w:style>
   <w:style w:type="character" w:customStyle="1" w:styleId="AnnotationTok">
     <w:name w:val="AnnotationTok"/>
     <w:basedOn w:val="VerbatimChar"/>
     <w:rPr>
+      <w:color w:val="60a0b0"/>
       <w:b/>
       <w:i/>
-      <w:color w:val="60a0b0"/>
     </w:rPr>
   </w:style>
   <w:style w:type="character" w:customStyle="1" w:styleId="CommentVarTok">
     <w:name w:val="CommentVarTok"/>
     <w:basedOn w:val="VerbatimChar"/>
     <w:rPr>
+      <w:color w:val="60a0b0"/>
       <w:b/>
       <w:i/>
-      <w:color w:val="60a0b0"/>
     </w:rPr>
   </w:style>
   <w:style w:type="character" w:customStyle="1" w:styleId="OtherTok">
@@ -6448,8 +6849,8 @@
     <w:name w:val="ControlFlowTok"/>
     <w:basedOn w:val="VerbatimChar"/>
     <w:rPr>
+      <w:color w:val="007020"/>
       <w:b/>
-      <w:color w:val="007020"/>
     </w:rPr>
   </w:style>
   <w:style w:type="character" w:customStyle="1" w:styleId="OperatorTok">
@@ -6494,34 +6895,34 @@
     <w:name w:val="InformationTok"/>
     <w:basedOn w:val="VerbatimChar"/>
     <w:rPr>
+      <w:color w:val="60a0b0"/>
       <w:b/>
       <w:i/>
-      <w:color w:val="60a0b0"/>
     </w:rPr>
   </w:style>
   <w:style w:type="character" w:customStyle="1" w:styleId="WarningTok">
     <w:name w:val="WarningTok"/>
     <w:basedOn w:val="VerbatimChar"/>
     <w:rPr>
+      <w:color w:val="60a0b0"/>
       <w:b/>
       <w:i/>
-      <w:color w:val="60a0b0"/>
     </w:rPr>
   </w:style>
   <w:style w:type="character" w:customStyle="1" w:styleId="AlertTok">
     <w:name w:val="AlertTok"/>
     <w:basedOn w:val="VerbatimChar"/>
     <w:rPr>
+      <w:color w:val="ff0000"/>
       <w:b/>
-      <w:color w:val="ff0000"/>
     </w:rPr>
   </w:style>
   <w:style w:type="character" w:customStyle="1" w:styleId="ErrorTok">
     <w:name w:val="ErrorTok"/>
     <w:basedOn w:val="VerbatimChar"/>
     <w:rPr>
+      <w:color w:val="ff0000"/>
       <w:b/>
-      <w:color w:val="ff0000"/>
     </w:rPr>
   </w:style>
   <w:style w:type="character" w:customStyle="1" w:styleId="NormalTok">
@@ -6543,44 +6944,44 @@
         <a:sysClr val="window" lastClr="FFFFFF"/>
       </a:lt1>
       <a:dk2>
-        <a:srgbClr val="0E2841"/>
+        <a:srgbClr val="1F497D"/>
       </a:dk2>
       <a:lt2>
-        <a:srgbClr val="E8E8E8"/>
+        <a:srgbClr val="EEECE1"/>
       </a:lt2>
       <a:accent1>
-        <a:srgbClr val="156082"/>
+        <a:srgbClr val="4F81BD"/>
       </a:accent1>
       <a:accent2>
-        <a:srgbClr val="E97132"/>
+        <a:srgbClr val="C0504D"/>
       </a:accent2>
       <a:accent3>
-        <a:srgbClr val="196B24"/>
+        <a:srgbClr val="9BBB59"/>
       </a:accent3>
       <a:accent4>
-        <a:srgbClr val="0F9ED5"/>
+        <a:srgbClr val="8064A2"/>
       </a:accent4>
       <a:accent5>
-        <a:srgbClr val="A02B93"/>
+        <a:srgbClr val="4BACC6"/>
       </a:accent5>
       <a:accent6>
-        <a:srgbClr val="4EA72E"/>
+        <a:srgbClr val="F79646"/>
       </a:accent6>
       <a:hlink>
-        <a:srgbClr val="467886"/>
+        <a:srgbClr val="0000FF"/>
       </a:hlink>
       <a:folHlink>
-        <a:srgbClr val="96607D"/>
+        <a:srgbClr val="800080"/>
       </a:folHlink>
     </a:clrScheme>
     <a:fontScheme name="Office">
       <a:majorFont>
-        <a:latin typeface="Aptos Display" panose="02110004020202020204"/>
+        <a:latin typeface="Calibri"/>
         <a:ea typeface=""/>
         <a:cs typeface=""/>
-        <a:font script="Jpan" typeface="游ゴシック Light"/>
+        <a:font script="Jpan" typeface="ＭＳ ゴシック"/>
         <a:font script="Hang" typeface="맑은 고딕"/>
-        <a:font script="Hans" typeface="等线 Light"/>
+        <a:font script="Hans" typeface="宋体"/>
         <a:font script="Hant" typeface="新細明體"/>
         <a:font script="Arab" typeface="Times New Roman"/>
         <a:font script="Hebr" typeface="Times New Roman"/>
@@ -6607,32 +7008,14 @@
         <a:font script="Mong" typeface="Mongolian Baiti"/>
         <a:font script="Viet" typeface="Times New Roman"/>
         <a:font script="Uigh" typeface="Microsoft Uighur"/>
-        <a:font script="Geor" typeface="Sylfaen"/>
-        <a:font script="Armn" typeface="Arial"/>
-        <a:font script="Bugi" typeface="Leelawadee UI"/>
-        <a:font script="Bopo" typeface="Microsoft JhengHei"/>
-        <a:font script="Java" typeface="Javanese Text"/>
-        <a:font script="Lisu" typeface="Segoe UI"/>
-        <a:font script="Mymr" typeface="Myanmar Text"/>
-        <a:font script="Nkoo" typeface="Ebrima"/>
-        <a:font script="Olck" typeface="Nirmala UI"/>
-        <a:font script="Osma" typeface="Ebrima"/>
-        <a:font script="Phag" typeface="Phagspa"/>
-        <a:font script="Syrn" typeface="Estrangelo Edessa"/>
-        <a:font script="Syrj" typeface="Estrangelo Edessa"/>
-        <a:font script="Syre" typeface="Estrangelo Edessa"/>
-        <a:font script="Sora" typeface="Nirmala UI"/>
-        <a:font script="Tale" typeface="Microsoft Tai Le"/>
-        <a:font script="Talu" typeface="Microsoft New Tai Lue"/>
-        <a:font script="Tfng" typeface="Ebrima"/>
       </a:majorFont>
       <a:minorFont>
-        <a:latin typeface="Aptos" panose="02110004020202020204"/>
+        <a:latin typeface="Cambria"/>
         <a:ea typeface=""/>
         <a:cs typeface=""/>
-        <a:font script="Jpan" typeface="游明朝"/>
+        <a:font script="Jpan" typeface="ＭＳ 明朝"/>
         <a:font script="Hang" typeface="맑은 고딕"/>
-        <a:font script="Hans" typeface="等线"/>
+        <a:font script="Hans" typeface="宋体"/>
         <a:font script="Hant" typeface="新細明體"/>
         <a:font script="Arab" typeface="Arial"/>
         <a:font script="Hebr" typeface="Arial"/>
@@ -6659,24 +7042,6 @@
         <a:font script="Mong" typeface="Mongolian Baiti"/>
         <a:font script="Viet" typeface="Arial"/>
         <a:font script="Uigh" typeface="Microsoft Uighur"/>
-        <a:font script="Geor" typeface="Sylfaen"/>
-        <a:font script="Armn" typeface="Arial"/>
-        <a:font script="Bugi" typeface="Leelawadee UI"/>
-        <a:font script="Bopo" typeface="Microsoft JhengHei"/>
-        <a:font script="Java" typeface="Javanese Text"/>
-        <a:font script="Lisu" typeface="Segoe UI"/>
-        <a:font script="Mymr" typeface="Myanmar Text"/>
-        <a:font script="Nkoo" typeface="Ebrima"/>
-        <a:font script="Olck" typeface="Nirmala UI"/>
-        <a:font script="Osma" typeface="Ebrima"/>
-        <a:font script="Phag" typeface="Phagspa"/>
-        <a:font script="Syrn" typeface="Estrangelo Edessa"/>
-        <a:font script="Syrj" typeface="Estrangelo Edessa"/>
-        <a:font script="Syre" typeface="Estrangelo Edessa"/>
-        <a:font script="Sora" typeface="Nirmala UI"/>
-        <a:font script="Tale" typeface="Microsoft Tai Le"/>
-        <a:font script="Talu" typeface="Microsoft New Tai Lue"/>
-        <a:font script="Tfng" typeface="Ebrima"/>
       </a:minorFont>
     </a:fontScheme>
     <a:fmtScheme name="Office">
@@ -6688,141 +7053,200 @@
           <a:gsLst>
             <a:gs pos="0">
               <a:schemeClr val="phClr">
-                <a:lumMod val="110000"/>
-                <a:satMod val="105000"/>
-                <a:tint val="67000"/>
+                <a:tint val="50000"/>
+                <a:satMod val="300000"/>
               </a:schemeClr>
             </a:gs>
-            <a:gs pos="50000">
+            <a:gs pos="35000">
               <a:schemeClr val="phClr">
-                <a:lumMod val="105000"/>
-                <a:satMod val="103000"/>
-                <a:tint val="73000"/>
+                <a:tint val="37000"/>
+                <a:satMod val="300000"/>
               </a:schemeClr>
             </a:gs>
             <a:gs pos="100000">
               <a:schemeClr val="phClr">
-                <a:lumMod val="105000"/>
-                <a:satMod val="109000"/>
-                <a:tint val="81000"/>
+                <a:tint val="15000"/>
+                <a:satMod val="350000"/>
               </a:schemeClr>
             </a:gs>
           </a:gsLst>
-          <a:lin ang="5400000" scaled="0"/>
+          <a:lin ang="16200000" scaled="1"/>
         </a:gradFill>
         <a:gradFill rotWithShape="1">
           <a:gsLst>
             <a:gs pos="0">
               <a:schemeClr val="phClr">
-                <a:satMod val="103000"/>
-                <a:lumMod val="102000"/>
-                <a:tint val="94000"/>
-              </a:schemeClr>
-            </a:gs>
-            <a:gs pos="50000">
-              <a:schemeClr val="phClr">
-                <a:satMod val="110000"/>
-                <a:lumMod val="100000"/>
+                <a:tint val="100000"/>
                 <a:shade val="100000"/>
+                <a:satMod val="130000"/>
               </a:schemeClr>
             </a:gs>
             <a:gs pos="100000">
               <a:schemeClr val="phClr">
-                <a:lumMod val="99000"/>
-                <a:satMod val="120000"/>
-                <a:shade val="78000"/>
+                <a:tint val="50000"/>
+                <a:shade val="100000"/>
+                <a:satMod val="350000"/>
               </a:schemeClr>
             </a:gs>
           </a:gsLst>
-          <a:lin ang="5400000" scaled="0"/>
+          <a:lin ang="16200000" scaled="0"/>
         </a:gradFill>
       </a:fillStyleLst>
       <a:lnStyleLst>
-        <a:ln w="6350" cap="flat" cmpd="sng" algn="ctr">
+        <a:ln w="9525" cap="flat" cmpd="sng" algn="ctr">
+          <a:solidFill>
+            <a:schemeClr val="phClr">
+              <a:shade val="95000"/>
+              <a:satMod val="105000"/>
+            </a:schemeClr>
+          </a:solidFill>
+          <a:prstDash val="solid"/>
+        </a:ln>
+        <a:ln w="25400" cap="flat" cmpd="sng" algn="ctr">
           <a:solidFill>
             <a:schemeClr val="phClr"/>
           </a:solidFill>
           <a:prstDash val="solid"/>
-          <a:miter lim="800000"/>
         </a:ln>
-        <a:ln w="12700" cap="flat" cmpd="sng" algn="ctr">
+        <a:ln w="38100" cap="flat" cmpd="sng" algn="ctr">
           <a:solidFill>
             <a:schemeClr val="phClr"/>
           </a:solidFill>
           <a:prstDash val="solid"/>
-          <a:miter lim="800000"/>
-        </a:ln>
-        <a:ln w="19050" cap="flat" cmpd="sng" algn="ctr">
-          <a:solidFill>
-            <a:schemeClr val="phClr"/>
-          </a:solidFill>
-          <a:prstDash val="solid"/>
-          <a:miter lim="800000"/>
         </a:ln>
       </a:lnStyleLst>
       <a:effectStyleLst>
         <a:effectStyle>
-          <a:effectLst/>
-        </a:effectStyle>
-        <a:effectStyle>
-          <a:effectLst/>
+          <a:effectLst>
+            <a:outerShdw blurRad="40000" dist="20000" dir="5400000" rotWithShape="0">
+              <a:srgbClr val="000000">
+                <a:alpha val="38000"/>
+              </a:srgbClr>
+            </a:outerShdw>
+          </a:effectLst>
         </a:effectStyle>
         <a:effectStyle>
           <a:effectLst>
-            <a:outerShdw blurRad="57150" dist="19050" dir="5400000" algn="ctr" rotWithShape="0">
+            <a:outerShdw blurRad="40000" dist="23000" dir="5400000" rotWithShape="0">
               <a:srgbClr val="000000">
-                <a:alpha val="63000"/>
+                <a:alpha val="35000"/>
               </a:srgbClr>
             </a:outerShdw>
           </a:effectLst>
+        </a:effectStyle>
+        <a:effectStyle>
+          <a:effectLst>
+            <a:outerShdw blurRad="40000" dist="23000" dir="5400000" rotWithShape="0">
+              <a:srgbClr val="000000">
+                <a:alpha val="35000"/>
+              </a:srgbClr>
+            </a:outerShdw>
+          </a:effectLst>
+          <a:scene3d>
+            <a:camera prst="orthographicFront">
+              <a:rot lat="0" lon="0" rev="0"/>
+            </a:camera>
+            <a:lightRig rig="threePt" dir="t">
+              <a:rot lat="0" lon="0" rev="1200000"/>
+            </a:lightRig>
+          </a:scene3d>
+          <a:sp3d>
+            <a:bevelT w="63500" h="25400"/>
+          </a:sp3d>
         </a:effectStyle>
       </a:effectStyleLst>
       <a:bgFillStyleLst>
         <a:solidFill>
           <a:schemeClr val="phClr"/>
         </a:solidFill>
-        <a:solidFill>
-          <a:schemeClr val="phClr">
-            <a:tint val="95000"/>
-            <a:satMod val="170000"/>
-          </a:schemeClr>
-        </a:solidFill>
         <a:gradFill rotWithShape="1">
           <a:gsLst>
             <a:gs pos="0">
               <a:schemeClr val="phClr">
-                <a:tint val="93000"/>
-                <a:satMod val="150000"/>
-                <a:shade val="98000"/>
-                <a:lumMod val="102000"/>
+                <a:tint val="40000"/>
+                <a:satMod val="350000"/>
               </a:schemeClr>
             </a:gs>
-            <a:gs pos="50000">
+            <a:gs pos="40000">
               <a:schemeClr val="phClr">
-                <a:tint val="98000"/>
-                <a:satMod val="130000"/>
-                <a:shade val="90000"/>
-                <a:lumMod val="103000"/>
+                <a:tint val="45000"/>
+                <a:shade val="99000"/>
+                <a:satMod val="350000"/>
               </a:schemeClr>
             </a:gs>
             <a:gs pos="100000">
               <a:schemeClr val="phClr">
-                <a:shade val="63000"/>
-                <a:satMod val="120000"/>
+                <a:shade val="20000"/>
+                <a:satMod val="255000"/>
               </a:schemeClr>
             </a:gs>
           </a:gsLst>
-          <a:lin ang="5400000" scaled="0"/>
+          <a:path path="circle">
+            <a:fillToRect l="50000" t="-80000" r="50000" b="180000"/>
+          </a:path>
+        </a:gradFill>
+        <a:gradFill rotWithShape="1">
+          <a:gsLst>
+            <a:gs pos="0">
+              <a:schemeClr val="phClr">
+                <a:tint val="80000"/>
+                <a:satMod val="300000"/>
+              </a:schemeClr>
+            </a:gs>
+            <a:gs pos="100000">
+              <a:schemeClr val="phClr">
+                <a:shade val="30000"/>
+                <a:satMod val="200000"/>
+              </a:schemeClr>
+            </a:gs>
+          </a:gsLst>
+          <a:path path="circle">
+            <a:fillToRect l="50000" t="50000" r="50000" b="50000"/>
+          </a:path>
         </a:gradFill>
       </a:bgFillStyleLst>
     </a:fmtScheme>
   </a:themeElements>
-  <a:objectDefaults/>
+  <a:objectDefaults>
+    <a:spDef>
+      <a:spPr/>
+      <a:bodyPr/>
+      <a:lstStyle/>
+      <a:style>
+        <a:lnRef idx="1">
+          <a:schemeClr val="accent1"/>
+        </a:lnRef>
+        <a:fillRef idx="3">
+          <a:schemeClr val="accent1"/>
+        </a:fillRef>
+        <a:effectRef idx="2">
+          <a:schemeClr val="accent1"/>
+        </a:effectRef>
+        <a:fontRef idx="minor">
+          <a:schemeClr val="lt1"/>
+        </a:fontRef>
+      </a:style>
+    </a:spDef>
+    <a:lnDef>
+      <a:spPr/>
+      <a:bodyPr/>
+      <a:lstStyle/>
+      <a:style>
+        <a:lnRef idx="2">
+          <a:schemeClr val="accent1"/>
+        </a:lnRef>
+        <a:fillRef idx="0">
+          <a:schemeClr val="accent1"/>
+        </a:fillRef>
+        <a:effectRef idx="1">
+          <a:schemeClr val="accent1"/>
+        </a:effectRef>
+        <a:fontRef idx="minor">
+          <a:schemeClr val="tx1"/>
+        </a:fontRef>
+      </a:style>
+    </a:lnDef>
+  </a:objectDefaults>
   <a:extraClrSchemeLst/>
-  <a:extLst>
-    <a:ext uri="{05A4C25C-085E-4340-85A3-A5531E510DB2}">
-      <thm15:themeFamily xmlns:thm15="http://schemas.microsoft.com/office/thememl/2012/main" name="Office Theme" id="{2E142A2C-CD16-42D6-873A-C26D2A0506FA}" vid="{1BDDFF52-6CD6-40A5-AB3C-68EB2F1E4D0A}"/>
-    </a:ext>
-  </a:extLst>
 </a:theme>
 </file>